--- a/LAB COURSE MATERIALS/Labsheet 9 - Sharding.docx
+++ b/LAB COURSE MATERIALS/Labsheet 9 - Sharding.docx
@@ -122,7 +122,7 @@
           <w:szCs w:val="28"/>
         </w:rPr>
         <w:pict w14:anchorId="27DE8C59">
-          <v:rect id="_x0000_i1039" style="width:0;height:1.5pt" o:hralign="center" o:hrstd="t" o:hr="t" fillcolor="#a0a0a0" stroked="f"/>
+          <v:rect id="_x0000_i1025" style="width:0;height:1.5pt" o:hralign="center" o:hrstd="t" o:hr="t" fillcolor="#a0a0a0" stroked="f"/>
         </w:pict>
       </w:r>
     </w:p>
@@ -198,7 +198,7 @@
           <w:szCs w:val="28"/>
         </w:rPr>
         <w:pict w14:anchorId="1FBAEE5A">
-          <v:rect id="_x0000_i1040" style="width:0;height:1.5pt" o:hralign="center" o:hrstd="t" o:hr="t" fillcolor="#a0a0a0" stroked="f"/>
+          <v:rect id="_x0000_i1026" style="width:0;height:1.5pt" o:hralign="center" o:hrstd="t" o:hr="t" fillcolor="#a0a0a0" stroked="f"/>
         </w:pict>
       </w:r>
     </w:p>
@@ -376,7 +376,7 @@
           <w:szCs w:val="28"/>
         </w:rPr>
         <w:pict w14:anchorId="6156B920">
-          <v:rect id="_x0000_i1041" style="width:0;height:1.5pt" o:hralign="center" o:hrstd="t" o:hr="t" fillcolor="#a0a0a0" stroked="f"/>
+          <v:rect id="_x0000_i1027" style="width:0;height:1.5pt" o:hralign="center" o:hrstd="t" o:hr="t" fillcolor="#a0a0a0" stroked="f"/>
         </w:pict>
       </w:r>
     </w:p>
@@ -657,7 +657,7 @@
         </w:rPr>
         <w:lastRenderedPageBreak/>
         <w:pict w14:anchorId="5708F6F0">
-          <v:rect id="_x0000_i1042" style="width:0;height:1.5pt" o:hralign="center" o:hrstd="t" o:hr="t" fillcolor="#a0a0a0" stroked="f"/>
+          <v:rect id="_x0000_i1028" style="width:0;height:1.5pt" o:hralign="center" o:hrstd="t" o:hr="t" fillcolor="#a0a0a0" stroked="f"/>
         </w:pict>
       </w:r>
     </w:p>
@@ -665,29 +665,12 @@
       <w:pPr>
         <w:pStyle w:val="Heading3"/>
         <w:jc w:val="both"/>
-        <w:rPr>
-          <w:rFonts w:cstheme="minorHAnsi"/>
-        </w:rPr>
-      </w:pPr>
-      <w:r>
         <w:rPr>
           <w:rStyle w:val="Strong"/>
           <w:rFonts w:cstheme="minorHAnsi"/>
           <w:b w:val="0"/>
           <w:bCs w:val="0"/>
         </w:rPr>
-        <w:t>Tasks / Steps:</w:t>
-      </w:r>
-    </w:p>
-    <w:p>
-      <w:pPr>
-        <w:pStyle w:val="Heading4"/>
-        <w:jc w:val="both"/>
-        <w:rPr>
-          <w:rFonts w:cstheme="minorHAnsi"/>
-          <w:sz w:val="28"/>
-          <w:szCs w:val="28"/>
-        </w:rPr>
       </w:pPr>
       <w:r>
         <w:rPr>
@@ -695,960 +678,305 @@
           <w:rFonts w:cstheme="minorHAnsi"/>
           <w:b w:val="0"/>
           <w:bCs w:val="0"/>
-          <w:sz w:val="28"/>
-          <w:szCs w:val="28"/>
-        </w:rPr>
-        <w:t>Step 1: Start MongoDB Instances</w:t>
-      </w:r>
-    </w:p>
-    <w:p>
-      <w:pPr>
-        <w:pStyle w:val="NormalWeb"/>
-        <w:jc w:val="both"/>
-        <w:rPr>
-          <w:rFonts w:asciiTheme="minorHAnsi" w:hAnsiTheme="minorHAnsi" w:cstheme="minorHAnsi"/>
-          <w:sz w:val="28"/>
-          <w:szCs w:val="28"/>
-        </w:rPr>
-      </w:pPr>
-      <w:r>
-        <w:rPr>
-          <w:rFonts w:asciiTheme="minorHAnsi" w:hAnsiTheme="minorHAnsi" w:cstheme="minorHAnsi"/>
-          <w:sz w:val="28"/>
-          <w:szCs w:val="28"/>
-        </w:rPr>
-        <w:t xml:space="preserve">Start </w:t>
-      </w:r>
-      <w:proofErr w:type="spellStart"/>
-      <w:r>
-        <w:rPr>
-          <w:rFonts w:asciiTheme="minorHAnsi" w:hAnsiTheme="minorHAnsi" w:cstheme="minorHAnsi"/>
-          <w:sz w:val="28"/>
-          <w:szCs w:val="28"/>
-        </w:rPr>
-        <w:t>config</w:t>
-      </w:r>
-      <w:proofErr w:type="spellEnd"/>
-      <w:r>
-        <w:rPr>
-          <w:rFonts w:asciiTheme="minorHAnsi" w:hAnsiTheme="minorHAnsi" w:cstheme="minorHAnsi"/>
-          <w:sz w:val="28"/>
-          <w:szCs w:val="28"/>
-        </w:rPr>
-        <w:t xml:space="preserve"> server:</w:t>
-      </w:r>
-    </w:p>
-    <w:p>
-      <w:pPr>
-        <w:pStyle w:val="HTMLPreformatted"/>
-        <w:jc w:val="both"/>
-        <w:rPr>
-          <w:rStyle w:val="HTMLCode"/>
-          <w:rFonts w:asciiTheme="minorHAnsi" w:eastAsiaTheme="majorEastAsia" w:hAnsiTheme="minorHAnsi" w:cstheme="minorHAnsi"/>
-          <w:sz w:val="28"/>
-          <w:szCs w:val="28"/>
+        </w:rPr>
+        <w:t>Tasks / Steps:</w:t>
+      </w:r>
+    </w:p>
+    <w:p>
+      <w:proofErr w:type="gramStart"/>
+      <w:r>
+        <w:t>Step0 :</w:t>
+      </w:r>
+      <w:proofErr w:type="gramEnd"/>
+      <w:r>
+        <w:t xml:space="preserve"> </w:t>
+      </w:r>
+    </w:p>
+    <w:p>
+      <w:r>
+        <w:t xml:space="preserve">Create 3 folders </w:t>
+      </w:r>
+    </w:p>
+    <w:p>
+      <w:pPr>
+        <w:spacing w:before="100" w:beforeAutospacing="1" w:after="100" w:afterAutospacing="1" w:line="240" w:lineRule="auto"/>
+        <w:rPr>
+          <w:rFonts w:ascii="Times New Roman" w:eastAsia="Times New Roman" w:hAnsi="Times New Roman" w:cs="Times New Roman"/>
+          <w:kern w:val="0"/>
+          <w:lang w:eastAsia="en-IN"/>
+          <w14:ligatures w14:val="none"/>
+        </w:rPr>
+      </w:pPr>
+      <w:r>
+        <w:rPr>
+          <w:rFonts w:ascii="Times New Roman" w:eastAsia="Times New Roman" w:hAnsi="Times New Roman" w:cs="Times New Roman"/>
+          <w:kern w:val="0"/>
+          <w:lang w:eastAsia="en-IN"/>
+          <w14:ligatures w14:val="none"/>
+        </w:rPr>
+        <w:t xml:space="preserve">In </w:t>
+      </w:r>
+      <w:r>
+        <w:rPr>
+          <w:rFonts w:ascii="Times New Roman" w:eastAsia="Times New Roman" w:hAnsi="Times New Roman" w:cs="Times New Roman"/>
+          <w:b/>
+          <w:bCs/>
+          <w:kern w:val="0"/>
+          <w:lang w:eastAsia="en-IN"/>
+          <w14:ligatures w14:val="none"/>
+        </w:rPr>
+        <w:t>Command Prompt</w:t>
+      </w:r>
+      <w:r>
+        <w:rPr>
+          <w:rFonts w:ascii="Times New Roman" w:eastAsia="Times New Roman" w:hAnsi="Times New Roman" w:cs="Times New Roman"/>
+          <w:kern w:val="0"/>
+          <w:lang w:eastAsia="en-IN"/>
+          <w14:ligatures w14:val="none"/>
+        </w:rPr>
+        <w:t>, run:</w:t>
+      </w:r>
+    </w:p>
+    <w:p>
+      <w:pPr>
+        <w:tabs>
+          <w:tab w:val="left" w:pos="916"/>
+          <w:tab w:val="left" w:pos="1832"/>
+          <w:tab w:val="left" w:pos="2748"/>
+          <w:tab w:val="left" w:pos="3664"/>
+          <w:tab w:val="left" w:pos="4580"/>
+          <w:tab w:val="left" w:pos="5496"/>
+          <w:tab w:val="left" w:pos="6412"/>
+          <w:tab w:val="left" w:pos="7328"/>
+          <w:tab w:val="left" w:pos="8244"/>
+          <w:tab w:val="left" w:pos="9160"/>
+          <w:tab w:val="left" w:pos="10076"/>
+          <w:tab w:val="left" w:pos="10992"/>
+          <w:tab w:val="left" w:pos="11908"/>
+          <w:tab w:val="left" w:pos="12824"/>
+          <w:tab w:val="left" w:pos="13740"/>
+          <w:tab w:val="left" w:pos="14656"/>
+        </w:tabs>
+        <w:spacing w:after="0" w:line="240" w:lineRule="auto"/>
+        <w:rPr>
+          <w:rFonts w:ascii="Courier New" w:eastAsia="Times New Roman" w:hAnsi="Courier New" w:cs="Courier New"/>
+          <w:kern w:val="0"/>
+          <w:sz w:val="20"/>
+          <w:szCs w:val="20"/>
+          <w:lang w:eastAsia="en-IN"/>
+          <w14:ligatures w14:val="none"/>
         </w:rPr>
       </w:pPr>
       <w:proofErr w:type="spellStart"/>
       <w:proofErr w:type="gramStart"/>
       <w:r>
         <w:rPr>
-          <w:rStyle w:val="HTMLCode"/>
-          <w:rFonts w:asciiTheme="minorHAnsi" w:eastAsiaTheme="majorEastAsia" w:hAnsiTheme="minorHAnsi" w:cstheme="minorHAnsi"/>
-          <w:sz w:val="28"/>
-          <w:szCs w:val="28"/>
-        </w:rPr>
-        <w:t>mongod</w:t>
+          <w:rFonts w:ascii="Courier New" w:eastAsia="Times New Roman" w:hAnsi="Courier New" w:cs="Courier New"/>
+          <w:kern w:val="0"/>
+          <w:sz w:val="20"/>
+          <w:szCs w:val="20"/>
+          <w:lang w:eastAsia="en-IN"/>
+          <w14:ligatures w14:val="none"/>
+        </w:rPr>
+        <w:t>mkdir</w:t>
       </w:r>
       <w:proofErr w:type="spellEnd"/>
       <w:proofErr w:type="gramEnd"/>
       <w:r>
         <w:rPr>
-          <w:rStyle w:val="HTMLCode"/>
-          <w:rFonts w:asciiTheme="minorHAnsi" w:eastAsiaTheme="majorEastAsia" w:hAnsiTheme="minorHAnsi" w:cstheme="minorHAnsi"/>
-          <w:sz w:val="28"/>
-          <w:szCs w:val="28"/>
-        </w:rPr>
-        <w:t xml:space="preserve"> --</w:t>
-      </w:r>
-      <w:proofErr w:type="spellStart"/>
-      <w:r>
-        <w:rPr>
-          <w:rStyle w:val="HTMLCode"/>
-          <w:rFonts w:asciiTheme="minorHAnsi" w:eastAsiaTheme="majorEastAsia" w:hAnsiTheme="minorHAnsi" w:cstheme="minorHAnsi"/>
-          <w:sz w:val="28"/>
-          <w:szCs w:val="28"/>
-        </w:rPr>
-        <w:t>configsvr</w:t>
-      </w:r>
-      <w:proofErr w:type="spellEnd"/>
-      <w:r>
-        <w:rPr>
-          <w:rStyle w:val="HTMLCode"/>
-          <w:rFonts w:asciiTheme="minorHAnsi" w:eastAsiaTheme="majorEastAsia" w:hAnsiTheme="minorHAnsi" w:cstheme="minorHAnsi"/>
-          <w:sz w:val="28"/>
-          <w:szCs w:val="28"/>
-        </w:rPr>
-        <w:t xml:space="preserve"> --</w:t>
-      </w:r>
-      <w:proofErr w:type="spellStart"/>
-      <w:r>
-        <w:rPr>
-          <w:rStyle w:val="HTMLCode"/>
-          <w:rFonts w:asciiTheme="minorHAnsi" w:eastAsiaTheme="majorEastAsia" w:hAnsiTheme="minorHAnsi" w:cstheme="minorHAnsi"/>
-          <w:sz w:val="28"/>
-          <w:szCs w:val="28"/>
-        </w:rPr>
-        <w:t>replSet</w:t>
-      </w:r>
-      <w:proofErr w:type="spellEnd"/>
-      <w:r>
-        <w:rPr>
-          <w:rStyle w:val="HTMLCode"/>
-          <w:rFonts w:asciiTheme="minorHAnsi" w:eastAsiaTheme="majorEastAsia" w:hAnsiTheme="minorHAnsi" w:cstheme="minorHAnsi"/>
-          <w:sz w:val="28"/>
-          <w:szCs w:val="28"/>
-        </w:rPr>
-        <w:t xml:space="preserve"> </w:t>
-      </w:r>
-      <w:proofErr w:type="spellStart"/>
-      <w:r>
-        <w:rPr>
-          <w:rStyle w:val="HTMLCode"/>
-          <w:rFonts w:asciiTheme="minorHAnsi" w:eastAsiaTheme="majorEastAsia" w:hAnsiTheme="minorHAnsi" w:cstheme="minorHAnsi"/>
-          <w:sz w:val="28"/>
-          <w:szCs w:val="28"/>
-        </w:rPr>
-        <w:t>configReplSet</w:t>
-      </w:r>
-      <w:proofErr w:type="spellEnd"/>
-      <w:r>
-        <w:rPr>
-          <w:rStyle w:val="HTMLCode"/>
-          <w:rFonts w:asciiTheme="minorHAnsi" w:eastAsiaTheme="majorEastAsia" w:hAnsiTheme="minorHAnsi" w:cstheme="minorHAnsi"/>
-          <w:sz w:val="28"/>
-          <w:szCs w:val="28"/>
-        </w:rPr>
-        <w:t xml:space="preserve"> --</w:t>
-      </w:r>
-      <w:proofErr w:type="spellStart"/>
-      <w:r>
-        <w:rPr>
-          <w:rStyle w:val="HTMLCode"/>
-          <w:rFonts w:asciiTheme="minorHAnsi" w:eastAsiaTheme="majorEastAsia" w:hAnsiTheme="minorHAnsi" w:cstheme="minorHAnsi"/>
-          <w:sz w:val="28"/>
-          <w:szCs w:val="28"/>
-        </w:rPr>
-        <w:t>dbpath</w:t>
-      </w:r>
-      <w:proofErr w:type="spellEnd"/>
-      <w:r>
-        <w:rPr>
-          <w:rStyle w:val="HTMLCode"/>
-          <w:rFonts w:asciiTheme="minorHAnsi" w:eastAsiaTheme="majorEastAsia" w:hAnsiTheme="minorHAnsi" w:cstheme="minorHAnsi"/>
-          <w:sz w:val="28"/>
-          <w:szCs w:val="28"/>
-        </w:rPr>
-        <w:t xml:space="preserve"> /data/</w:t>
-      </w:r>
-      <w:proofErr w:type="spellStart"/>
-      <w:r>
-        <w:rPr>
-          <w:rStyle w:val="HTMLCode"/>
-          <w:rFonts w:asciiTheme="minorHAnsi" w:eastAsiaTheme="majorEastAsia" w:hAnsiTheme="minorHAnsi" w:cstheme="minorHAnsi"/>
-          <w:sz w:val="28"/>
-          <w:szCs w:val="28"/>
-        </w:rPr>
-        <w:t>configdb</w:t>
-      </w:r>
-      <w:proofErr w:type="spellEnd"/>
-      <w:r>
-        <w:rPr>
-          <w:rStyle w:val="HTMLCode"/>
-          <w:rFonts w:asciiTheme="minorHAnsi" w:eastAsiaTheme="majorEastAsia" w:hAnsiTheme="minorHAnsi" w:cstheme="minorHAnsi"/>
-          <w:sz w:val="28"/>
-          <w:szCs w:val="28"/>
-        </w:rPr>
-        <w:t xml:space="preserve"> --port 27019</w:t>
-      </w:r>
-    </w:p>
-    <w:p>
-      <w:pPr>
-        <w:pStyle w:val="NormalWeb"/>
-        <w:jc w:val="both"/>
-        <w:rPr>
-          <w:rFonts w:asciiTheme="minorHAnsi" w:hAnsiTheme="minorHAnsi" w:cstheme="minorHAnsi"/>
-          <w:sz w:val="28"/>
-          <w:szCs w:val="28"/>
-        </w:rPr>
-      </w:pPr>
-      <w:r>
-        <w:rPr>
-          <w:rFonts w:asciiTheme="minorHAnsi" w:hAnsiTheme="minorHAnsi" w:cstheme="minorHAnsi"/>
-          <w:sz w:val="28"/>
-          <w:szCs w:val="28"/>
-        </w:rPr>
-        <w:t xml:space="preserve">Initiate </w:t>
-      </w:r>
-      <w:proofErr w:type="spellStart"/>
-      <w:r>
-        <w:rPr>
-          <w:rFonts w:asciiTheme="minorHAnsi" w:hAnsiTheme="minorHAnsi" w:cstheme="minorHAnsi"/>
-          <w:sz w:val="28"/>
-          <w:szCs w:val="28"/>
-        </w:rPr>
-        <w:t>config</w:t>
-      </w:r>
-      <w:proofErr w:type="spellEnd"/>
-      <w:r>
-        <w:rPr>
-          <w:rFonts w:asciiTheme="minorHAnsi" w:hAnsiTheme="minorHAnsi" w:cstheme="minorHAnsi"/>
-          <w:sz w:val="28"/>
-          <w:szCs w:val="28"/>
-        </w:rPr>
-        <w:t xml:space="preserve"> server replica set:</w:t>
-      </w:r>
-    </w:p>
-    <w:p>
-      <w:pPr>
-        <w:pStyle w:val="HTMLPreformatted"/>
-        <w:jc w:val="both"/>
-        <w:rPr>
-          <w:rStyle w:val="HTMLCode"/>
-          <w:rFonts w:asciiTheme="minorHAnsi" w:eastAsiaTheme="majorEastAsia" w:hAnsiTheme="minorHAnsi" w:cstheme="minorHAnsi"/>
-          <w:sz w:val="28"/>
-          <w:szCs w:val="28"/>
-        </w:rPr>
-      </w:pPr>
-      <w:proofErr w:type="gramStart"/>
-      <w:r>
-        <w:rPr>
-          <w:rStyle w:val="HTMLCode"/>
-          <w:rFonts w:asciiTheme="minorHAnsi" w:eastAsiaTheme="majorEastAsia" w:hAnsiTheme="minorHAnsi" w:cstheme="minorHAnsi"/>
-          <w:sz w:val="28"/>
-          <w:szCs w:val="28"/>
-        </w:rPr>
-        <w:t>mongo</w:t>
-      </w:r>
-      <w:proofErr w:type="gramEnd"/>
-      <w:r>
-        <w:rPr>
-          <w:rStyle w:val="HTMLCode"/>
-          <w:rFonts w:asciiTheme="minorHAnsi" w:eastAsiaTheme="majorEastAsia" w:hAnsiTheme="minorHAnsi" w:cstheme="minorHAnsi"/>
-          <w:sz w:val="28"/>
-          <w:szCs w:val="28"/>
-        </w:rPr>
-        <w:t xml:space="preserve"> --port 27019</w:t>
-      </w:r>
-    </w:p>
-    <w:p>
-      <w:pPr>
-        <w:pStyle w:val="HTMLPreformatted"/>
-        <w:jc w:val="both"/>
-        <w:rPr>
-          <w:rStyle w:val="HTMLCode"/>
-          <w:rFonts w:asciiTheme="minorHAnsi" w:eastAsiaTheme="majorEastAsia" w:hAnsiTheme="minorHAnsi" w:cstheme="minorHAnsi"/>
-          <w:sz w:val="28"/>
-          <w:szCs w:val="28"/>
+          <w:rFonts w:ascii="Courier New" w:eastAsia="Times New Roman" w:hAnsi="Courier New" w:cs="Courier New"/>
+          <w:kern w:val="0"/>
+          <w:sz w:val="20"/>
+          <w:szCs w:val="20"/>
+          <w:lang w:eastAsia="en-IN"/>
+          <w14:ligatures w14:val="none"/>
+        </w:rPr>
+        <w:t xml:space="preserve"> C:\data</w:t>
+      </w:r>
+    </w:p>
+    <w:p>
+      <w:pPr>
+        <w:tabs>
+          <w:tab w:val="left" w:pos="916"/>
+          <w:tab w:val="left" w:pos="1832"/>
+          <w:tab w:val="left" w:pos="2748"/>
+          <w:tab w:val="left" w:pos="3664"/>
+          <w:tab w:val="left" w:pos="4580"/>
+          <w:tab w:val="left" w:pos="5496"/>
+          <w:tab w:val="left" w:pos="6412"/>
+          <w:tab w:val="left" w:pos="7328"/>
+          <w:tab w:val="left" w:pos="8244"/>
+          <w:tab w:val="left" w:pos="9160"/>
+          <w:tab w:val="left" w:pos="10076"/>
+          <w:tab w:val="left" w:pos="10992"/>
+          <w:tab w:val="left" w:pos="11908"/>
+          <w:tab w:val="left" w:pos="12824"/>
+          <w:tab w:val="left" w:pos="13740"/>
+          <w:tab w:val="left" w:pos="14656"/>
+        </w:tabs>
+        <w:spacing w:after="0" w:line="240" w:lineRule="auto"/>
+        <w:rPr>
+          <w:rFonts w:ascii="Courier New" w:eastAsia="Times New Roman" w:hAnsi="Courier New" w:cs="Courier New"/>
+          <w:kern w:val="0"/>
+          <w:sz w:val="20"/>
+          <w:szCs w:val="20"/>
+          <w:lang w:eastAsia="en-IN"/>
+          <w14:ligatures w14:val="none"/>
         </w:rPr>
       </w:pPr>
       <w:proofErr w:type="spellStart"/>
       <w:proofErr w:type="gramStart"/>
       <w:r>
         <w:rPr>
-          <w:rStyle w:val="HTMLCode"/>
-          <w:rFonts w:asciiTheme="minorHAnsi" w:eastAsiaTheme="majorEastAsia" w:hAnsiTheme="minorHAnsi" w:cstheme="minorHAnsi"/>
-          <w:sz w:val="28"/>
-          <w:szCs w:val="28"/>
-        </w:rPr>
-        <w:t>rs.initiate</w:t>
+          <w:rFonts w:ascii="Courier New" w:eastAsia="Times New Roman" w:hAnsi="Courier New" w:cs="Courier New"/>
+          <w:kern w:val="0"/>
+          <w:sz w:val="20"/>
+          <w:szCs w:val="20"/>
+          <w:lang w:eastAsia="en-IN"/>
+          <w14:ligatures w14:val="none"/>
+        </w:rPr>
+        <w:t>mkdir</w:t>
       </w:r>
       <w:proofErr w:type="spellEnd"/>
-      <w:r>
-        <w:rPr>
-          <w:rStyle w:val="HTMLCode"/>
-          <w:rFonts w:asciiTheme="minorHAnsi" w:eastAsiaTheme="majorEastAsia" w:hAnsiTheme="minorHAnsi" w:cstheme="minorHAnsi"/>
-          <w:sz w:val="28"/>
-          <w:szCs w:val="28"/>
-        </w:rPr>
-        <w:t>(</w:t>
-      </w:r>
       <w:proofErr w:type="gramEnd"/>
       <w:r>
         <w:rPr>
-          <w:rStyle w:val="HTMLCode"/>
-          <w:rFonts w:asciiTheme="minorHAnsi" w:eastAsiaTheme="majorEastAsia" w:hAnsiTheme="minorHAnsi" w:cstheme="minorHAnsi"/>
-          <w:sz w:val="28"/>
-          <w:szCs w:val="28"/>
-        </w:rPr>
-        <w:t xml:space="preserve">{_id: </w:t>
-      </w:r>
-      <w:r>
-        <w:rPr>
-          <w:rStyle w:val="hljs-string"/>
-          <w:rFonts w:asciiTheme="minorHAnsi" w:hAnsiTheme="minorHAnsi" w:cstheme="minorHAnsi"/>
-          <w:sz w:val="28"/>
-          <w:szCs w:val="28"/>
-        </w:rPr>
-        <w:t>"</w:t>
-      </w:r>
-      <w:proofErr w:type="spellStart"/>
-      <w:r>
-        <w:rPr>
-          <w:rStyle w:val="hljs-string"/>
-          <w:rFonts w:asciiTheme="minorHAnsi" w:hAnsiTheme="minorHAnsi" w:cstheme="minorHAnsi"/>
-          <w:sz w:val="28"/>
-          <w:szCs w:val="28"/>
-        </w:rPr>
-        <w:t>configReplSet</w:t>
-      </w:r>
-      <w:proofErr w:type="spellEnd"/>
-      <w:r>
-        <w:rPr>
-          <w:rStyle w:val="hljs-string"/>
-          <w:rFonts w:asciiTheme="minorHAnsi" w:hAnsiTheme="minorHAnsi" w:cstheme="minorHAnsi"/>
-          <w:sz w:val="28"/>
-          <w:szCs w:val="28"/>
-        </w:rPr>
-        <w:t>"</w:t>
-      </w:r>
-      <w:r>
-        <w:rPr>
-          <w:rStyle w:val="HTMLCode"/>
-          <w:rFonts w:asciiTheme="minorHAnsi" w:eastAsiaTheme="majorEastAsia" w:hAnsiTheme="minorHAnsi" w:cstheme="minorHAnsi"/>
-          <w:sz w:val="28"/>
-          <w:szCs w:val="28"/>
-        </w:rPr>
-        <w:t xml:space="preserve">, </w:t>
-      </w:r>
-      <w:proofErr w:type="spellStart"/>
-      <w:r>
-        <w:rPr>
-          <w:rStyle w:val="HTMLCode"/>
-          <w:rFonts w:asciiTheme="minorHAnsi" w:eastAsiaTheme="majorEastAsia" w:hAnsiTheme="minorHAnsi" w:cstheme="minorHAnsi"/>
-          <w:sz w:val="28"/>
-          <w:szCs w:val="28"/>
-        </w:rPr>
-        <w:t>configsvr</w:t>
-      </w:r>
-      <w:proofErr w:type="spellEnd"/>
-      <w:r>
-        <w:rPr>
-          <w:rStyle w:val="HTMLCode"/>
-          <w:rFonts w:asciiTheme="minorHAnsi" w:eastAsiaTheme="majorEastAsia" w:hAnsiTheme="minorHAnsi" w:cstheme="minorHAnsi"/>
-          <w:sz w:val="28"/>
-          <w:szCs w:val="28"/>
-        </w:rPr>
-        <w:t xml:space="preserve">: </w:t>
-      </w:r>
-      <w:r>
-        <w:rPr>
-          <w:rStyle w:val="hljs-literal"/>
-          <w:rFonts w:asciiTheme="minorHAnsi" w:eastAsiaTheme="majorEastAsia" w:hAnsiTheme="minorHAnsi" w:cstheme="minorHAnsi"/>
-          <w:sz w:val="28"/>
-          <w:szCs w:val="28"/>
-        </w:rPr>
-        <w:t>true</w:t>
-      </w:r>
-      <w:r>
-        <w:rPr>
-          <w:rStyle w:val="HTMLCode"/>
-          <w:rFonts w:asciiTheme="minorHAnsi" w:eastAsiaTheme="majorEastAsia" w:hAnsiTheme="minorHAnsi" w:cstheme="minorHAnsi"/>
-          <w:sz w:val="28"/>
-          <w:szCs w:val="28"/>
-        </w:rPr>
-        <w:t xml:space="preserve">, members: [{ _id: 0, host: </w:t>
-      </w:r>
-      <w:r>
-        <w:rPr>
-          <w:rStyle w:val="hljs-string"/>
-          <w:rFonts w:asciiTheme="minorHAnsi" w:hAnsiTheme="minorHAnsi" w:cstheme="minorHAnsi"/>
-          <w:sz w:val="28"/>
-          <w:szCs w:val="28"/>
-        </w:rPr>
-        <w:t>"localhost:27019"</w:t>
-      </w:r>
-      <w:r>
-        <w:rPr>
-          <w:rStyle w:val="HTMLCode"/>
-          <w:rFonts w:asciiTheme="minorHAnsi" w:eastAsiaTheme="majorEastAsia" w:hAnsiTheme="minorHAnsi" w:cstheme="minorHAnsi"/>
-          <w:sz w:val="28"/>
-          <w:szCs w:val="28"/>
-        </w:rPr>
-        <w:t xml:space="preserve"> }]})</w:t>
-      </w:r>
-    </w:p>
-    <w:p>
-      <w:pPr>
-        <w:pStyle w:val="NormalWeb"/>
-        <w:jc w:val="both"/>
-        <w:rPr>
-          <w:rFonts w:asciiTheme="minorHAnsi" w:hAnsiTheme="minorHAnsi" w:cstheme="minorHAnsi"/>
-          <w:sz w:val="28"/>
-          <w:szCs w:val="28"/>
-        </w:rPr>
-      </w:pPr>
-      <w:r>
-        <w:rPr>
-          <w:rFonts w:asciiTheme="minorHAnsi" w:hAnsiTheme="minorHAnsi" w:cstheme="minorHAnsi"/>
-          <w:sz w:val="28"/>
-          <w:szCs w:val="28"/>
-        </w:rPr>
-        <w:t>Start shard servers:</w:t>
-      </w:r>
-    </w:p>
-    <w:p>
-      <w:pPr>
-        <w:pStyle w:val="HTMLPreformatted"/>
-        <w:jc w:val="both"/>
-        <w:rPr>
-          <w:rStyle w:val="HTMLCode"/>
-          <w:rFonts w:asciiTheme="minorHAnsi" w:eastAsiaTheme="majorEastAsia" w:hAnsiTheme="minorHAnsi" w:cstheme="minorHAnsi"/>
-          <w:sz w:val="28"/>
-          <w:szCs w:val="28"/>
+          <w:rFonts w:ascii="Courier New" w:eastAsia="Times New Roman" w:hAnsi="Courier New" w:cs="Courier New"/>
+          <w:kern w:val="0"/>
+          <w:sz w:val="20"/>
+          <w:szCs w:val="20"/>
+          <w:lang w:eastAsia="en-IN"/>
+          <w14:ligatures w14:val="none"/>
+        </w:rPr>
+        <w:t xml:space="preserve"> C:\data\</w:t>
+      </w:r>
+      <w:r>
+        <w:rPr>
+          <w:rFonts w:ascii="Courier New" w:eastAsia="Times New Roman" w:hAnsi="Courier New" w:cs="Courier New"/>
+          <w:kern w:val="0"/>
+          <w:sz w:val="20"/>
+          <w:szCs w:val="20"/>
+          <w:lang w:eastAsia="en-IN"/>
+          <w14:ligatures w14:val="none"/>
+        </w:rPr>
+        <w:t>configdb</w:t>
+      </w:r>
+    </w:p>
+    <w:p>
+      <w:pPr>
+        <w:tabs>
+          <w:tab w:val="left" w:pos="916"/>
+          <w:tab w:val="left" w:pos="1832"/>
+          <w:tab w:val="left" w:pos="2748"/>
+          <w:tab w:val="left" w:pos="3664"/>
+          <w:tab w:val="left" w:pos="4580"/>
+          <w:tab w:val="left" w:pos="5496"/>
+          <w:tab w:val="left" w:pos="6412"/>
+          <w:tab w:val="left" w:pos="7328"/>
+          <w:tab w:val="left" w:pos="8244"/>
+          <w:tab w:val="left" w:pos="9160"/>
+          <w:tab w:val="left" w:pos="10076"/>
+          <w:tab w:val="left" w:pos="10992"/>
+          <w:tab w:val="left" w:pos="11908"/>
+          <w:tab w:val="left" w:pos="12824"/>
+          <w:tab w:val="left" w:pos="13740"/>
+          <w:tab w:val="left" w:pos="14656"/>
+        </w:tabs>
+        <w:spacing w:after="0" w:line="240" w:lineRule="auto"/>
+        <w:rPr>
+          <w:rFonts w:ascii="Courier New" w:eastAsia="Times New Roman" w:hAnsi="Courier New" w:cs="Courier New"/>
+          <w:kern w:val="0"/>
+          <w:sz w:val="20"/>
+          <w:szCs w:val="20"/>
+          <w:lang w:eastAsia="en-IN"/>
+          <w14:ligatures w14:val="none"/>
         </w:rPr>
       </w:pPr>
       <w:proofErr w:type="spellStart"/>
       <w:proofErr w:type="gramStart"/>
       <w:r>
         <w:rPr>
-          <w:rStyle w:val="HTMLCode"/>
-          <w:rFonts w:asciiTheme="minorHAnsi" w:eastAsiaTheme="majorEastAsia" w:hAnsiTheme="minorHAnsi" w:cstheme="minorHAnsi"/>
-          <w:sz w:val="28"/>
-          <w:szCs w:val="28"/>
-        </w:rPr>
-        <w:t>mongod</w:t>
+          <w:rFonts w:ascii="Courier New" w:eastAsia="Times New Roman" w:hAnsi="Courier New" w:cs="Courier New"/>
+          <w:kern w:val="0"/>
+          <w:sz w:val="20"/>
+          <w:szCs w:val="20"/>
+          <w:lang w:eastAsia="en-IN"/>
+          <w14:ligatures w14:val="none"/>
+        </w:rPr>
+        <w:t>mkdir</w:t>
       </w:r>
       <w:proofErr w:type="spellEnd"/>
       <w:proofErr w:type="gramEnd"/>
       <w:r>
         <w:rPr>
-          <w:rStyle w:val="HTMLCode"/>
-          <w:rFonts w:asciiTheme="minorHAnsi" w:eastAsiaTheme="majorEastAsia" w:hAnsiTheme="minorHAnsi" w:cstheme="minorHAnsi"/>
-          <w:sz w:val="28"/>
-          <w:szCs w:val="28"/>
-        </w:rPr>
-        <w:t xml:space="preserve"> --</w:t>
-      </w:r>
-      <w:proofErr w:type="spellStart"/>
-      <w:r>
-        <w:rPr>
-          <w:rStyle w:val="HTMLCode"/>
-          <w:rFonts w:asciiTheme="minorHAnsi" w:eastAsiaTheme="majorEastAsia" w:hAnsiTheme="minorHAnsi" w:cstheme="minorHAnsi"/>
-          <w:sz w:val="28"/>
-          <w:szCs w:val="28"/>
-        </w:rPr>
-        <w:t>shardsvr</w:t>
-      </w:r>
-      <w:proofErr w:type="spellEnd"/>
-      <w:r>
-        <w:rPr>
-          <w:rStyle w:val="HTMLCode"/>
-          <w:rFonts w:asciiTheme="minorHAnsi" w:eastAsiaTheme="majorEastAsia" w:hAnsiTheme="minorHAnsi" w:cstheme="minorHAnsi"/>
-          <w:sz w:val="28"/>
-          <w:szCs w:val="28"/>
-        </w:rPr>
-        <w:t xml:space="preserve"> --</w:t>
-      </w:r>
-      <w:proofErr w:type="spellStart"/>
-      <w:r>
-        <w:rPr>
-          <w:rStyle w:val="HTMLCode"/>
-          <w:rFonts w:asciiTheme="minorHAnsi" w:eastAsiaTheme="majorEastAsia" w:hAnsiTheme="minorHAnsi" w:cstheme="minorHAnsi"/>
-          <w:sz w:val="28"/>
-          <w:szCs w:val="28"/>
-        </w:rPr>
-        <w:t>replSet</w:t>
-      </w:r>
-      <w:proofErr w:type="spellEnd"/>
-      <w:r>
-        <w:rPr>
-          <w:rStyle w:val="HTMLCode"/>
-          <w:rFonts w:asciiTheme="minorHAnsi" w:eastAsiaTheme="majorEastAsia" w:hAnsiTheme="minorHAnsi" w:cstheme="minorHAnsi"/>
-          <w:sz w:val="28"/>
-          <w:szCs w:val="28"/>
-        </w:rPr>
-        <w:t xml:space="preserve"> shard1 --</w:t>
-      </w:r>
-      <w:proofErr w:type="spellStart"/>
-      <w:r>
-        <w:rPr>
-          <w:rStyle w:val="HTMLCode"/>
-          <w:rFonts w:asciiTheme="minorHAnsi" w:eastAsiaTheme="majorEastAsia" w:hAnsiTheme="minorHAnsi" w:cstheme="minorHAnsi"/>
-          <w:sz w:val="28"/>
-          <w:szCs w:val="28"/>
-        </w:rPr>
-        <w:t>dbpath</w:t>
-      </w:r>
-      <w:proofErr w:type="spellEnd"/>
-      <w:r>
-        <w:rPr>
-          <w:rStyle w:val="HTMLCode"/>
-          <w:rFonts w:asciiTheme="minorHAnsi" w:eastAsiaTheme="majorEastAsia" w:hAnsiTheme="minorHAnsi" w:cstheme="minorHAnsi"/>
-          <w:sz w:val="28"/>
-          <w:szCs w:val="28"/>
-        </w:rPr>
-        <w:t xml:space="preserve"> /data/shard1 --port 27018</w:t>
-      </w:r>
-    </w:p>
-    <w:p>
-      <w:pPr>
-        <w:pStyle w:val="HTMLPreformatted"/>
-        <w:jc w:val="both"/>
-        <w:rPr>
-          <w:rStyle w:val="HTMLCode"/>
-          <w:rFonts w:asciiTheme="minorHAnsi" w:eastAsiaTheme="majorEastAsia" w:hAnsiTheme="minorHAnsi" w:cstheme="minorHAnsi"/>
-          <w:sz w:val="28"/>
-          <w:szCs w:val="28"/>
+          <w:rFonts w:ascii="Courier New" w:eastAsia="Times New Roman" w:hAnsi="Courier New" w:cs="Courier New"/>
+          <w:kern w:val="0"/>
+          <w:sz w:val="20"/>
+          <w:szCs w:val="20"/>
+          <w:lang w:eastAsia="en-IN"/>
+          <w14:ligatures w14:val="none"/>
+        </w:rPr>
+        <w:t xml:space="preserve"> C:\data\shard1</w:t>
+      </w:r>
+    </w:p>
+    <w:p>
+      <w:pPr>
+        <w:tabs>
+          <w:tab w:val="left" w:pos="916"/>
+          <w:tab w:val="left" w:pos="1832"/>
+          <w:tab w:val="left" w:pos="2748"/>
+          <w:tab w:val="left" w:pos="3664"/>
+          <w:tab w:val="left" w:pos="4580"/>
+          <w:tab w:val="left" w:pos="5496"/>
+          <w:tab w:val="left" w:pos="6412"/>
+          <w:tab w:val="left" w:pos="7328"/>
+          <w:tab w:val="left" w:pos="8244"/>
+          <w:tab w:val="left" w:pos="9160"/>
+          <w:tab w:val="left" w:pos="10076"/>
+          <w:tab w:val="left" w:pos="10992"/>
+          <w:tab w:val="left" w:pos="11908"/>
+          <w:tab w:val="left" w:pos="12824"/>
+          <w:tab w:val="left" w:pos="13740"/>
+          <w:tab w:val="left" w:pos="14656"/>
+        </w:tabs>
+        <w:spacing w:after="0" w:line="240" w:lineRule="auto"/>
+        <w:rPr>
+          <w:rFonts w:ascii="Courier New" w:eastAsia="Times New Roman" w:hAnsi="Courier New" w:cs="Courier New"/>
+          <w:kern w:val="0"/>
+          <w:sz w:val="20"/>
+          <w:szCs w:val="20"/>
+          <w:lang w:eastAsia="en-IN"/>
+          <w14:ligatures w14:val="none"/>
         </w:rPr>
       </w:pPr>
       <w:proofErr w:type="spellStart"/>
       <w:proofErr w:type="gramStart"/>
       <w:r>
         <w:rPr>
-          <w:rStyle w:val="HTMLCode"/>
-          <w:rFonts w:asciiTheme="minorHAnsi" w:eastAsiaTheme="majorEastAsia" w:hAnsiTheme="minorHAnsi" w:cstheme="minorHAnsi"/>
-          <w:sz w:val="28"/>
-          <w:szCs w:val="28"/>
-        </w:rPr>
-        <w:t>mongod</w:t>
+          <w:rFonts w:ascii="Courier New" w:eastAsia="Times New Roman" w:hAnsi="Courier New" w:cs="Courier New"/>
+          <w:kern w:val="0"/>
+          <w:sz w:val="20"/>
+          <w:szCs w:val="20"/>
+          <w:lang w:eastAsia="en-IN"/>
+          <w14:ligatures w14:val="none"/>
+        </w:rPr>
+        <w:t>mkdir</w:t>
       </w:r>
       <w:proofErr w:type="spellEnd"/>
       <w:proofErr w:type="gramEnd"/>
       <w:r>
         <w:rPr>
-          <w:rStyle w:val="HTMLCode"/>
-          <w:rFonts w:asciiTheme="minorHAnsi" w:eastAsiaTheme="majorEastAsia" w:hAnsiTheme="minorHAnsi" w:cstheme="minorHAnsi"/>
-          <w:sz w:val="28"/>
-          <w:szCs w:val="28"/>
-        </w:rPr>
-        <w:t xml:space="preserve"> --</w:t>
-      </w:r>
-      <w:proofErr w:type="spellStart"/>
-      <w:r>
-        <w:rPr>
-          <w:rStyle w:val="HTMLCode"/>
-          <w:rFonts w:asciiTheme="minorHAnsi" w:eastAsiaTheme="majorEastAsia" w:hAnsiTheme="minorHAnsi" w:cstheme="minorHAnsi"/>
-          <w:sz w:val="28"/>
-          <w:szCs w:val="28"/>
-        </w:rPr>
-        <w:t>shardsvr</w:t>
-      </w:r>
-      <w:proofErr w:type="spellEnd"/>
-      <w:r>
-        <w:rPr>
-          <w:rStyle w:val="HTMLCode"/>
-          <w:rFonts w:asciiTheme="minorHAnsi" w:eastAsiaTheme="majorEastAsia" w:hAnsiTheme="minorHAnsi" w:cstheme="minorHAnsi"/>
-          <w:sz w:val="28"/>
-          <w:szCs w:val="28"/>
-        </w:rPr>
-        <w:t xml:space="preserve"> --</w:t>
-      </w:r>
-      <w:proofErr w:type="spellStart"/>
-      <w:r>
-        <w:rPr>
-          <w:rStyle w:val="HTMLCode"/>
-          <w:rFonts w:asciiTheme="minorHAnsi" w:eastAsiaTheme="majorEastAsia" w:hAnsiTheme="minorHAnsi" w:cstheme="minorHAnsi"/>
-          <w:sz w:val="28"/>
-          <w:szCs w:val="28"/>
-        </w:rPr>
-        <w:t>replSet</w:t>
-      </w:r>
-      <w:proofErr w:type="spellEnd"/>
-      <w:r>
-        <w:rPr>
-          <w:rStyle w:val="HTMLCode"/>
-          <w:rFonts w:asciiTheme="minorHAnsi" w:eastAsiaTheme="majorEastAsia" w:hAnsiTheme="minorHAnsi" w:cstheme="minorHAnsi"/>
-          <w:sz w:val="28"/>
-          <w:szCs w:val="28"/>
-        </w:rPr>
-        <w:t xml:space="preserve"> shard2 --</w:t>
-      </w:r>
-      <w:proofErr w:type="spellStart"/>
-      <w:r>
-        <w:rPr>
-          <w:rStyle w:val="HTMLCode"/>
-          <w:rFonts w:asciiTheme="minorHAnsi" w:eastAsiaTheme="majorEastAsia" w:hAnsiTheme="minorHAnsi" w:cstheme="minorHAnsi"/>
-          <w:sz w:val="28"/>
-          <w:szCs w:val="28"/>
-        </w:rPr>
-        <w:t>dbpath</w:t>
-      </w:r>
-      <w:proofErr w:type="spellEnd"/>
-      <w:r>
-        <w:rPr>
-          <w:rStyle w:val="HTMLCode"/>
-          <w:rFonts w:asciiTheme="minorHAnsi" w:eastAsiaTheme="majorEastAsia" w:hAnsiTheme="minorHAnsi" w:cstheme="minorHAnsi"/>
-          <w:sz w:val="28"/>
-          <w:szCs w:val="28"/>
-        </w:rPr>
-        <w:t xml:space="preserve"> /data/shard2 --port 27020</w:t>
-      </w:r>
-    </w:p>
-    <w:p>
-      <w:pPr>
-        <w:pStyle w:val="NormalWeb"/>
-        <w:jc w:val="both"/>
-        <w:rPr>
-          <w:rFonts w:asciiTheme="minorHAnsi" w:hAnsiTheme="minorHAnsi" w:cstheme="minorHAnsi"/>
-          <w:sz w:val="28"/>
-          <w:szCs w:val="28"/>
-        </w:rPr>
-      </w:pPr>
-      <w:r>
-        <w:rPr>
-          <w:rFonts w:asciiTheme="minorHAnsi" w:hAnsiTheme="minorHAnsi" w:cstheme="minorHAnsi"/>
-          <w:sz w:val="28"/>
-          <w:szCs w:val="28"/>
-        </w:rPr>
-        <w:t>Initiate shard replica sets:</w:t>
-      </w:r>
-    </w:p>
-    <w:p>
-      <w:pPr>
-        <w:pStyle w:val="HTMLPreformatted"/>
-        <w:jc w:val="both"/>
-        <w:rPr>
-          <w:rStyle w:val="HTMLCode"/>
-          <w:rFonts w:asciiTheme="minorHAnsi" w:eastAsiaTheme="majorEastAsia" w:hAnsiTheme="minorHAnsi" w:cstheme="minorHAnsi"/>
-          <w:sz w:val="28"/>
-          <w:szCs w:val="28"/>
-        </w:rPr>
-      </w:pPr>
-      <w:proofErr w:type="gramStart"/>
-      <w:r>
-        <w:rPr>
-          <w:rStyle w:val="HTMLCode"/>
-          <w:rFonts w:asciiTheme="minorHAnsi" w:eastAsiaTheme="majorEastAsia" w:hAnsiTheme="minorHAnsi" w:cstheme="minorHAnsi"/>
-          <w:sz w:val="28"/>
-          <w:szCs w:val="28"/>
-        </w:rPr>
-        <w:t>mongo</w:t>
-      </w:r>
-      <w:proofErr w:type="gramEnd"/>
-      <w:r>
-        <w:rPr>
-          <w:rStyle w:val="HTMLCode"/>
-          <w:rFonts w:asciiTheme="minorHAnsi" w:eastAsiaTheme="majorEastAsia" w:hAnsiTheme="minorHAnsi" w:cstheme="minorHAnsi"/>
-          <w:sz w:val="28"/>
-          <w:szCs w:val="28"/>
-        </w:rPr>
-        <w:t xml:space="preserve"> --port 27018</w:t>
-      </w:r>
-    </w:p>
-    <w:p>
-      <w:pPr>
-        <w:pStyle w:val="HTMLPreformatted"/>
-        <w:jc w:val="both"/>
-        <w:rPr>
-          <w:rStyle w:val="HTMLCode"/>
-          <w:rFonts w:asciiTheme="minorHAnsi" w:eastAsiaTheme="majorEastAsia" w:hAnsiTheme="minorHAnsi" w:cstheme="minorHAnsi"/>
-          <w:sz w:val="28"/>
-          <w:szCs w:val="28"/>
-        </w:rPr>
-      </w:pPr>
-      <w:proofErr w:type="spellStart"/>
-      <w:proofErr w:type="gramStart"/>
-      <w:r>
-        <w:rPr>
-          <w:rStyle w:val="HTMLCode"/>
-          <w:rFonts w:asciiTheme="minorHAnsi" w:eastAsiaTheme="majorEastAsia" w:hAnsiTheme="minorHAnsi" w:cstheme="minorHAnsi"/>
-          <w:sz w:val="28"/>
-          <w:szCs w:val="28"/>
-        </w:rPr>
-        <w:t>rs.initiate</w:t>
-      </w:r>
-      <w:proofErr w:type="spellEnd"/>
-      <w:r>
-        <w:rPr>
-          <w:rStyle w:val="HTMLCode"/>
-          <w:rFonts w:asciiTheme="minorHAnsi" w:eastAsiaTheme="majorEastAsia" w:hAnsiTheme="minorHAnsi" w:cstheme="minorHAnsi"/>
-          <w:sz w:val="28"/>
-          <w:szCs w:val="28"/>
-        </w:rPr>
-        <w:t>(</w:t>
-      </w:r>
-      <w:proofErr w:type="gramEnd"/>
-      <w:r>
-        <w:rPr>
-          <w:rStyle w:val="HTMLCode"/>
-          <w:rFonts w:asciiTheme="minorHAnsi" w:eastAsiaTheme="majorEastAsia" w:hAnsiTheme="minorHAnsi" w:cstheme="minorHAnsi"/>
-          <w:sz w:val="28"/>
-          <w:szCs w:val="28"/>
-        </w:rPr>
-        <w:t xml:space="preserve">{_id: </w:t>
-      </w:r>
-      <w:r>
-        <w:rPr>
-          <w:rStyle w:val="hljs-string"/>
-          <w:rFonts w:asciiTheme="minorHAnsi" w:hAnsiTheme="minorHAnsi" w:cstheme="minorHAnsi"/>
-          <w:sz w:val="28"/>
-          <w:szCs w:val="28"/>
-        </w:rPr>
-        <w:t>"shard1"</w:t>
-      </w:r>
-      <w:r>
-        <w:rPr>
-          <w:rStyle w:val="HTMLCode"/>
-          <w:rFonts w:asciiTheme="minorHAnsi" w:eastAsiaTheme="majorEastAsia" w:hAnsiTheme="minorHAnsi" w:cstheme="minorHAnsi"/>
-          <w:sz w:val="28"/>
-          <w:szCs w:val="28"/>
-        </w:rPr>
-        <w:t xml:space="preserve">, members: [{ _id: 0, host: </w:t>
-      </w:r>
-      <w:r>
-        <w:rPr>
-          <w:rStyle w:val="hljs-string"/>
-          <w:rFonts w:asciiTheme="minorHAnsi" w:hAnsiTheme="minorHAnsi" w:cstheme="minorHAnsi"/>
-          <w:sz w:val="28"/>
-          <w:szCs w:val="28"/>
-        </w:rPr>
-        <w:t>"localhost:27018"</w:t>
-      </w:r>
-      <w:r>
-        <w:rPr>
-          <w:rStyle w:val="HTMLCode"/>
-          <w:rFonts w:asciiTheme="minorHAnsi" w:eastAsiaTheme="majorEastAsia" w:hAnsiTheme="minorHAnsi" w:cstheme="minorHAnsi"/>
-          <w:sz w:val="28"/>
-          <w:szCs w:val="28"/>
-        </w:rPr>
-        <w:t xml:space="preserve"> }]})</w:t>
-      </w:r>
-    </w:p>
-    <w:p>
-      <w:pPr>
-        <w:pStyle w:val="HTMLPreformatted"/>
-        <w:jc w:val="both"/>
-        <w:rPr>
-          <w:rStyle w:val="HTMLCode"/>
-          <w:rFonts w:asciiTheme="minorHAnsi" w:eastAsiaTheme="majorEastAsia" w:hAnsiTheme="minorHAnsi" w:cstheme="minorHAnsi"/>
-          <w:sz w:val="28"/>
-          <w:szCs w:val="28"/>
-        </w:rPr>
-      </w:pPr>
-    </w:p>
-    <w:p>
-      <w:pPr>
-        <w:pStyle w:val="HTMLPreformatted"/>
-        <w:jc w:val="both"/>
-        <w:rPr>
-          <w:rStyle w:val="HTMLCode"/>
-          <w:rFonts w:asciiTheme="minorHAnsi" w:eastAsiaTheme="majorEastAsia" w:hAnsiTheme="minorHAnsi" w:cstheme="minorHAnsi"/>
-          <w:sz w:val="28"/>
-          <w:szCs w:val="28"/>
-        </w:rPr>
-      </w:pPr>
-      <w:proofErr w:type="gramStart"/>
-      <w:r>
-        <w:rPr>
-          <w:rStyle w:val="HTMLCode"/>
-          <w:rFonts w:asciiTheme="minorHAnsi" w:eastAsiaTheme="majorEastAsia" w:hAnsiTheme="minorHAnsi" w:cstheme="minorHAnsi"/>
-          <w:sz w:val="28"/>
-          <w:szCs w:val="28"/>
-        </w:rPr>
-        <w:t>mongo</w:t>
-      </w:r>
-      <w:proofErr w:type="gramEnd"/>
-      <w:r>
-        <w:rPr>
-          <w:rStyle w:val="HTMLCode"/>
-          <w:rFonts w:asciiTheme="minorHAnsi" w:eastAsiaTheme="majorEastAsia" w:hAnsiTheme="minorHAnsi" w:cstheme="minorHAnsi"/>
-          <w:sz w:val="28"/>
-          <w:szCs w:val="28"/>
-        </w:rPr>
-        <w:t xml:space="preserve"> --port 27020</w:t>
-      </w:r>
-    </w:p>
-    <w:p>
-      <w:pPr>
-        <w:pStyle w:val="HTMLPreformatted"/>
-        <w:jc w:val="both"/>
-        <w:rPr>
-          <w:rStyle w:val="HTMLCode"/>
-          <w:rFonts w:asciiTheme="minorHAnsi" w:eastAsiaTheme="majorEastAsia" w:hAnsiTheme="minorHAnsi" w:cstheme="minorHAnsi"/>
-          <w:sz w:val="28"/>
-          <w:szCs w:val="28"/>
-        </w:rPr>
-      </w:pPr>
-      <w:proofErr w:type="spellStart"/>
-      <w:proofErr w:type="gramStart"/>
-      <w:r>
-        <w:rPr>
-          <w:rStyle w:val="HTMLCode"/>
-          <w:rFonts w:asciiTheme="minorHAnsi" w:eastAsiaTheme="majorEastAsia" w:hAnsiTheme="minorHAnsi" w:cstheme="minorHAnsi"/>
-          <w:sz w:val="28"/>
-          <w:szCs w:val="28"/>
-        </w:rPr>
-        <w:t>rs.initiate</w:t>
-      </w:r>
-      <w:proofErr w:type="spellEnd"/>
-      <w:r>
-        <w:rPr>
-          <w:rStyle w:val="HTMLCode"/>
-          <w:rFonts w:asciiTheme="minorHAnsi" w:eastAsiaTheme="majorEastAsia" w:hAnsiTheme="minorHAnsi" w:cstheme="minorHAnsi"/>
-          <w:sz w:val="28"/>
-          <w:szCs w:val="28"/>
-        </w:rPr>
-        <w:t>(</w:t>
-      </w:r>
-      <w:proofErr w:type="gramEnd"/>
-      <w:r>
-        <w:rPr>
-          <w:rStyle w:val="HTMLCode"/>
-          <w:rFonts w:asciiTheme="minorHAnsi" w:eastAsiaTheme="majorEastAsia" w:hAnsiTheme="minorHAnsi" w:cstheme="minorHAnsi"/>
-          <w:sz w:val="28"/>
-          <w:szCs w:val="28"/>
-        </w:rPr>
-        <w:t xml:space="preserve">{_id: </w:t>
-      </w:r>
-      <w:r>
-        <w:rPr>
-          <w:rStyle w:val="hljs-string"/>
-          <w:rFonts w:asciiTheme="minorHAnsi" w:hAnsiTheme="minorHAnsi" w:cstheme="minorHAnsi"/>
-          <w:sz w:val="28"/>
-          <w:szCs w:val="28"/>
-        </w:rPr>
-        <w:t>"shard2"</w:t>
-      </w:r>
-      <w:r>
-        <w:rPr>
-          <w:rStyle w:val="HTMLCode"/>
-          <w:rFonts w:asciiTheme="minorHAnsi" w:eastAsiaTheme="majorEastAsia" w:hAnsiTheme="minorHAnsi" w:cstheme="minorHAnsi"/>
-          <w:sz w:val="28"/>
-          <w:szCs w:val="28"/>
-        </w:rPr>
-        <w:t xml:space="preserve">, members: [{ _id: 0, host: </w:t>
-      </w:r>
-      <w:r>
-        <w:rPr>
-          <w:rStyle w:val="hljs-string"/>
-          <w:rFonts w:asciiTheme="minorHAnsi" w:hAnsiTheme="minorHAnsi" w:cstheme="minorHAnsi"/>
-          <w:sz w:val="28"/>
-          <w:szCs w:val="28"/>
-        </w:rPr>
-        <w:t>"localhost:27020"</w:t>
-      </w:r>
-      <w:r>
-        <w:rPr>
-          <w:rStyle w:val="HTMLCode"/>
-          <w:rFonts w:asciiTheme="minorHAnsi" w:eastAsiaTheme="majorEastAsia" w:hAnsiTheme="minorHAnsi" w:cstheme="minorHAnsi"/>
-          <w:sz w:val="28"/>
-          <w:szCs w:val="28"/>
-        </w:rPr>
-        <w:t xml:space="preserve"> }]})</w:t>
-      </w:r>
-    </w:p>
-    <w:p>
-      <w:pPr>
-        <w:pStyle w:val="NormalWeb"/>
-        <w:jc w:val="both"/>
-        <w:rPr>
-          <w:rFonts w:asciiTheme="minorHAnsi" w:hAnsiTheme="minorHAnsi" w:cstheme="minorHAnsi"/>
-          <w:sz w:val="28"/>
-          <w:szCs w:val="28"/>
-        </w:rPr>
-      </w:pPr>
-      <w:r>
-        <w:rPr>
-          <w:rFonts w:asciiTheme="minorHAnsi" w:hAnsiTheme="minorHAnsi" w:cstheme="minorHAnsi"/>
-          <w:sz w:val="28"/>
-          <w:szCs w:val="28"/>
-        </w:rPr>
-        <w:t>Start mongos router:</w:t>
-      </w:r>
-    </w:p>
-    <w:p>
-      <w:pPr>
-        <w:pStyle w:val="HTMLPreformatted"/>
-        <w:jc w:val="both"/>
-        <w:rPr>
-          <w:rStyle w:val="HTMLCode"/>
-          <w:rFonts w:asciiTheme="minorHAnsi" w:eastAsiaTheme="majorEastAsia" w:hAnsiTheme="minorHAnsi" w:cstheme="minorHAnsi"/>
-          <w:sz w:val="28"/>
-          <w:szCs w:val="28"/>
-        </w:rPr>
-      </w:pPr>
-      <w:proofErr w:type="gramStart"/>
-      <w:r>
-        <w:rPr>
-          <w:rStyle w:val="HTMLCode"/>
-          <w:rFonts w:asciiTheme="minorHAnsi" w:eastAsiaTheme="majorEastAsia" w:hAnsiTheme="minorHAnsi" w:cstheme="minorHAnsi"/>
-          <w:sz w:val="28"/>
-          <w:szCs w:val="28"/>
-        </w:rPr>
-        <w:t>mongos</w:t>
-      </w:r>
-      <w:proofErr w:type="gramEnd"/>
-      <w:r>
-        <w:rPr>
-          <w:rStyle w:val="HTMLCode"/>
-          <w:rFonts w:asciiTheme="minorHAnsi" w:eastAsiaTheme="majorEastAsia" w:hAnsiTheme="minorHAnsi" w:cstheme="minorHAnsi"/>
-          <w:sz w:val="28"/>
-          <w:szCs w:val="28"/>
-        </w:rPr>
-        <w:t xml:space="preserve"> --</w:t>
-      </w:r>
-      <w:proofErr w:type="spellStart"/>
-      <w:r>
-        <w:rPr>
-          <w:rStyle w:val="HTMLCode"/>
-          <w:rFonts w:asciiTheme="minorHAnsi" w:eastAsiaTheme="majorEastAsia" w:hAnsiTheme="minorHAnsi" w:cstheme="minorHAnsi"/>
-          <w:sz w:val="28"/>
-          <w:szCs w:val="28"/>
-        </w:rPr>
-        <w:t>configdb</w:t>
-      </w:r>
-      <w:proofErr w:type="spellEnd"/>
-      <w:r>
-        <w:rPr>
-          <w:rStyle w:val="HTMLCode"/>
-          <w:rFonts w:asciiTheme="minorHAnsi" w:eastAsiaTheme="majorEastAsia" w:hAnsiTheme="minorHAnsi" w:cstheme="minorHAnsi"/>
-          <w:sz w:val="28"/>
-          <w:szCs w:val="28"/>
-        </w:rPr>
-        <w:t xml:space="preserve"> </w:t>
-      </w:r>
-      <w:proofErr w:type="spellStart"/>
-      <w:r>
-        <w:rPr>
-          <w:rStyle w:val="HTMLCode"/>
-          <w:rFonts w:asciiTheme="minorHAnsi" w:eastAsiaTheme="majorEastAsia" w:hAnsiTheme="minorHAnsi" w:cstheme="minorHAnsi"/>
-          <w:sz w:val="28"/>
-          <w:szCs w:val="28"/>
-        </w:rPr>
-        <w:t>configReplSet</w:t>
-      </w:r>
-      <w:proofErr w:type="spellEnd"/>
-      <w:r>
-        <w:rPr>
-          <w:rStyle w:val="HTMLCode"/>
-          <w:rFonts w:asciiTheme="minorHAnsi" w:eastAsiaTheme="majorEastAsia" w:hAnsiTheme="minorHAnsi" w:cstheme="minorHAnsi"/>
-          <w:sz w:val="28"/>
-          <w:szCs w:val="28"/>
-        </w:rPr>
-        <w:t>/localhost:27019 --port 27017</w:t>
-      </w:r>
-    </w:p>
-    <w:p>
-      <w:pPr>
-        <w:jc w:val="both"/>
-        <w:rPr>
-          <w:rFonts w:cstheme="minorHAnsi"/>
-          <w:sz w:val="28"/>
-          <w:szCs w:val="28"/>
-        </w:rPr>
-      </w:pPr>
-      <w:r>
-        <w:rPr>
-          <w:rFonts w:cstheme="minorHAnsi"/>
-          <w:sz w:val="28"/>
-          <w:szCs w:val="28"/>
-        </w:rPr>
-        <w:pict w14:anchorId="0DF627C3">
-          <v:rect id="_x0000_i1043" style="width:0;height:1.5pt" o:hralign="center" o:hrstd="t" o:hr="t" fillcolor="#a0a0a0" stroked="f"/>
-        </w:pict>
-      </w:r>
-    </w:p>
+          <w:rFonts w:ascii="Courier New" w:eastAsia="Times New Roman" w:hAnsi="Courier New" w:cs="Courier New"/>
+          <w:kern w:val="0"/>
+          <w:sz w:val="20"/>
+          <w:szCs w:val="20"/>
+          <w:lang w:eastAsia="en-IN"/>
+          <w14:ligatures w14:val="none"/>
+        </w:rPr>
+        <w:t xml:space="preserve"> C:\data\shard2</w:t>
+      </w:r>
+    </w:p>
+    <w:p/>
     <w:p>
       <w:pPr>
         <w:pStyle w:val="Heading4"/>
@@ -1668,7 +996,44 @@
           <w:sz w:val="28"/>
           <w:szCs w:val="28"/>
         </w:rPr>
-        <w:t>Step 2: Connect to Mongos Router</w:t>
+        <w:t>Step 1: Start MongoDB Instances</w:t>
+      </w:r>
+    </w:p>
+    <w:p>
+      <w:pPr>
+        <w:pStyle w:val="NormalWeb"/>
+        <w:jc w:val="both"/>
+        <w:rPr>
+          <w:rFonts w:asciiTheme="minorHAnsi" w:hAnsiTheme="minorHAnsi" w:cstheme="minorHAnsi"/>
+          <w:sz w:val="28"/>
+          <w:szCs w:val="28"/>
+        </w:rPr>
+      </w:pPr>
+      <w:r>
+        <w:rPr>
+          <w:rFonts w:asciiTheme="minorHAnsi" w:hAnsiTheme="minorHAnsi" w:cstheme="minorHAnsi"/>
+          <w:sz w:val="28"/>
+          <w:szCs w:val="28"/>
+        </w:rPr>
+        <w:t xml:space="preserve">Start </w:t>
+      </w:r>
+      <w:proofErr w:type="spellStart"/>
+      <w:r>
+        <w:rPr>
+          <w:rFonts w:asciiTheme="minorHAnsi" w:hAnsiTheme="minorHAnsi" w:cstheme="minorHAnsi"/>
+          <w:sz w:val="28"/>
+          <w:szCs w:val="28"/>
+        </w:rPr>
+        <w:t>config</w:t>
+      </w:r>
+      <w:proofErr w:type="spellEnd"/>
+      <w:r>
+        <w:rPr>
+          <w:rFonts w:asciiTheme="minorHAnsi" w:hAnsiTheme="minorHAnsi" w:cstheme="minorHAnsi"/>
+          <w:sz w:val="28"/>
+          <w:szCs w:val="28"/>
+        </w:rPr>
+        <w:t xml:space="preserve"> server:</w:t>
       </w:r>
     </w:p>
     <w:p>
@@ -1682,6 +1047,7 @@
           <w:szCs w:val="28"/>
         </w:rPr>
       </w:pPr>
+      <w:proofErr w:type="spellStart"/>
       <w:proofErr w:type="gramStart"/>
       <w:r>
         <w:rPr>
@@ -1690,8 +1056,189 @@
           <w:sz w:val="28"/>
           <w:szCs w:val="28"/>
         </w:rPr>
+        <w:t>mongod</w:t>
+      </w:r>
+      <w:proofErr w:type="spellEnd"/>
+      <w:proofErr w:type="gramEnd"/>
+      <w:r>
+        <w:rPr>
+          <w:rStyle w:val="HTMLCode"/>
+          <w:rFonts w:asciiTheme="minorHAnsi" w:eastAsiaTheme="majorEastAsia" w:hAnsiTheme="minorHAnsi" w:cstheme="minorHAnsi"/>
+          <w:sz w:val="28"/>
+          <w:szCs w:val="28"/>
+        </w:rPr>
+        <w:t xml:space="preserve"> --</w:t>
+      </w:r>
+      <w:proofErr w:type="spellStart"/>
+      <w:r>
+        <w:rPr>
+          <w:rStyle w:val="HTMLCode"/>
+          <w:rFonts w:asciiTheme="minorHAnsi" w:eastAsiaTheme="majorEastAsia" w:hAnsiTheme="minorHAnsi" w:cstheme="minorHAnsi"/>
+          <w:sz w:val="28"/>
+          <w:szCs w:val="28"/>
+        </w:rPr>
+        <w:t>configsvr</w:t>
+      </w:r>
+      <w:proofErr w:type="spellEnd"/>
+      <w:r>
+        <w:rPr>
+          <w:rStyle w:val="HTMLCode"/>
+          <w:rFonts w:asciiTheme="minorHAnsi" w:eastAsiaTheme="majorEastAsia" w:hAnsiTheme="minorHAnsi" w:cstheme="minorHAnsi"/>
+          <w:sz w:val="28"/>
+          <w:szCs w:val="28"/>
+        </w:rPr>
+        <w:t xml:space="preserve"> --</w:t>
+      </w:r>
+      <w:proofErr w:type="spellStart"/>
+      <w:r>
+        <w:rPr>
+          <w:rStyle w:val="HTMLCode"/>
+          <w:rFonts w:asciiTheme="minorHAnsi" w:eastAsiaTheme="majorEastAsia" w:hAnsiTheme="minorHAnsi" w:cstheme="minorHAnsi"/>
+          <w:sz w:val="28"/>
+          <w:szCs w:val="28"/>
+        </w:rPr>
+        <w:t>replSet</w:t>
+      </w:r>
+      <w:proofErr w:type="spellEnd"/>
+      <w:r>
+        <w:rPr>
+          <w:rStyle w:val="HTMLCode"/>
+          <w:rFonts w:asciiTheme="minorHAnsi" w:eastAsiaTheme="majorEastAsia" w:hAnsiTheme="minorHAnsi" w:cstheme="minorHAnsi"/>
+          <w:sz w:val="28"/>
+          <w:szCs w:val="28"/>
+        </w:rPr>
+        <w:t xml:space="preserve"> </w:t>
+      </w:r>
+      <w:proofErr w:type="spellStart"/>
+      <w:r>
+        <w:rPr>
+          <w:rStyle w:val="HTMLCode"/>
+          <w:rFonts w:asciiTheme="minorHAnsi" w:eastAsiaTheme="majorEastAsia" w:hAnsiTheme="minorHAnsi" w:cstheme="minorHAnsi"/>
+          <w:sz w:val="28"/>
+          <w:szCs w:val="28"/>
+        </w:rPr>
+        <w:t>configReplSet</w:t>
+      </w:r>
+      <w:proofErr w:type="spellEnd"/>
+      <w:r>
+        <w:rPr>
+          <w:rStyle w:val="HTMLCode"/>
+          <w:rFonts w:asciiTheme="minorHAnsi" w:eastAsiaTheme="majorEastAsia" w:hAnsiTheme="minorHAnsi" w:cstheme="minorHAnsi"/>
+          <w:sz w:val="28"/>
+          <w:szCs w:val="28"/>
+        </w:rPr>
+        <w:t xml:space="preserve"> --</w:t>
+      </w:r>
+      <w:proofErr w:type="spellStart"/>
+      <w:r>
+        <w:rPr>
+          <w:rStyle w:val="HTMLCode"/>
+          <w:rFonts w:asciiTheme="minorHAnsi" w:eastAsiaTheme="majorEastAsia" w:hAnsiTheme="minorHAnsi" w:cstheme="minorHAnsi"/>
+          <w:sz w:val="28"/>
+          <w:szCs w:val="28"/>
+        </w:rPr>
+        <w:t>dbpath</w:t>
+      </w:r>
+      <w:proofErr w:type="spellEnd"/>
+      <w:r>
+        <w:rPr>
+          <w:rStyle w:val="HTMLCode"/>
+          <w:rFonts w:asciiTheme="minorHAnsi" w:eastAsiaTheme="majorEastAsia" w:hAnsiTheme="minorHAnsi" w:cstheme="minorHAnsi"/>
+          <w:sz w:val="28"/>
+          <w:szCs w:val="28"/>
+        </w:rPr>
+        <w:t xml:space="preserve"> /data/</w:t>
+      </w:r>
+      <w:proofErr w:type="spellStart"/>
+      <w:r>
+        <w:rPr>
+          <w:rStyle w:val="HTMLCode"/>
+          <w:rFonts w:asciiTheme="minorHAnsi" w:eastAsiaTheme="majorEastAsia" w:hAnsiTheme="minorHAnsi" w:cstheme="minorHAnsi"/>
+          <w:sz w:val="28"/>
+          <w:szCs w:val="28"/>
+        </w:rPr>
+        <w:t>configdb</w:t>
+      </w:r>
+      <w:proofErr w:type="spellEnd"/>
+      <w:r>
+        <w:rPr>
+          <w:rStyle w:val="HTMLCode"/>
+          <w:rFonts w:asciiTheme="minorHAnsi" w:eastAsiaTheme="majorEastAsia" w:hAnsiTheme="minorHAnsi" w:cstheme="minorHAnsi"/>
+          <w:sz w:val="28"/>
+          <w:szCs w:val="28"/>
+        </w:rPr>
+        <w:t xml:space="preserve"> --port 27019</w:t>
+      </w:r>
+    </w:p>
+    <w:p>
+      <w:pPr>
+        <w:pStyle w:val="NormalWeb"/>
+        <w:jc w:val="both"/>
+        <w:rPr>
+          <w:rFonts w:asciiTheme="minorHAnsi" w:hAnsiTheme="minorHAnsi" w:cstheme="minorHAnsi"/>
+          <w:sz w:val="28"/>
+          <w:szCs w:val="28"/>
+        </w:rPr>
+      </w:pPr>
+      <w:r>
+        <w:rPr>
+          <w:rFonts w:asciiTheme="minorHAnsi" w:hAnsiTheme="minorHAnsi" w:cstheme="minorHAnsi"/>
+          <w:sz w:val="28"/>
+          <w:szCs w:val="28"/>
+        </w:rPr>
+        <w:t xml:space="preserve">Initiate </w:t>
+      </w:r>
+      <w:proofErr w:type="spellStart"/>
+      <w:r>
+        <w:rPr>
+          <w:rFonts w:asciiTheme="minorHAnsi" w:hAnsiTheme="minorHAnsi" w:cstheme="minorHAnsi"/>
+          <w:sz w:val="28"/>
+          <w:szCs w:val="28"/>
+        </w:rPr>
+        <w:t>config</w:t>
+      </w:r>
+      <w:proofErr w:type="spellEnd"/>
+      <w:r>
+        <w:rPr>
+          <w:rFonts w:asciiTheme="minorHAnsi" w:hAnsiTheme="minorHAnsi" w:cstheme="minorHAnsi"/>
+          <w:sz w:val="28"/>
+          <w:szCs w:val="28"/>
+        </w:rPr>
+        <w:t xml:space="preserve"> server replica set:</w:t>
+      </w:r>
+    </w:p>
+    <w:p>
+      <w:pPr>
+        <w:pStyle w:val="HTMLPreformatted"/>
+        <w:jc w:val="both"/>
+        <w:rPr>
+          <w:rStyle w:val="HTMLCode"/>
+          <w:rFonts w:asciiTheme="minorHAnsi" w:eastAsiaTheme="majorEastAsia" w:hAnsiTheme="minorHAnsi" w:cstheme="minorHAnsi"/>
+          <w:sz w:val="28"/>
+          <w:szCs w:val="28"/>
+        </w:rPr>
+      </w:pPr>
+      <w:proofErr w:type="spellStart"/>
+      <w:proofErr w:type="gramStart"/>
+      <w:r>
+        <w:rPr>
+          <w:rStyle w:val="HTMLCode"/>
+          <w:rFonts w:asciiTheme="minorHAnsi" w:eastAsiaTheme="majorEastAsia" w:hAnsiTheme="minorHAnsi" w:cstheme="minorHAnsi"/>
+          <w:sz w:val="28"/>
+          <w:szCs w:val="28"/>
+        </w:rPr>
         <w:t>mongo</w:t>
       </w:r>
+      <w:r>
+        <w:rPr>
+          <w:rStyle w:val="HTMLCode"/>
+          <w:rFonts w:asciiTheme="minorHAnsi" w:eastAsiaTheme="majorEastAsia" w:hAnsiTheme="minorHAnsi" w:cstheme="minorHAnsi"/>
+          <w:sz w:val="28"/>
+          <w:szCs w:val="28"/>
+        </w:rPr>
+        <w:t>sh</w:t>
+      </w:r>
+      <w:proofErr w:type="spellEnd"/>
       <w:proofErr w:type="gramEnd"/>
       <w:r>
         <w:rPr>
@@ -1700,7 +1247,717 @@
           <w:sz w:val="28"/>
           <w:szCs w:val="28"/>
         </w:rPr>
-        <w:t xml:space="preserve"> --port 27017</w:t>
+        <w:t xml:space="preserve"> --port 27019</w:t>
+      </w:r>
+    </w:p>
+    <w:p>
+      <w:pPr>
+        <w:pStyle w:val="HTMLPreformatted"/>
+        <w:jc w:val="both"/>
+        <w:rPr>
+          <w:rStyle w:val="HTMLCode"/>
+          <w:rFonts w:asciiTheme="minorHAnsi" w:eastAsiaTheme="majorEastAsia" w:hAnsiTheme="minorHAnsi" w:cstheme="minorHAnsi"/>
+          <w:sz w:val="28"/>
+          <w:szCs w:val="28"/>
+        </w:rPr>
+      </w:pPr>
+      <w:proofErr w:type="spellStart"/>
+      <w:proofErr w:type="gramStart"/>
+      <w:r>
+        <w:rPr>
+          <w:rStyle w:val="HTMLCode"/>
+          <w:rFonts w:asciiTheme="minorHAnsi" w:eastAsiaTheme="majorEastAsia" w:hAnsiTheme="minorHAnsi" w:cstheme="minorHAnsi"/>
+          <w:sz w:val="28"/>
+          <w:szCs w:val="28"/>
+        </w:rPr>
+        <w:t>rs.initiate</w:t>
+      </w:r>
+      <w:proofErr w:type="spellEnd"/>
+      <w:r>
+        <w:rPr>
+          <w:rStyle w:val="HTMLCode"/>
+          <w:rFonts w:asciiTheme="minorHAnsi" w:eastAsiaTheme="majorEastAsia" w:hAnsiTheme="minorHAnsi" w:cstheme="minorHAnsi"/>
+          <w:sz w:val="28"/>
+          <w:szCs w:val="28"/>
+        </w:rPr>
+        <w:t>(</w:t>
+      </w:r>
+      <w:proofErr w:type="gramEnd"/>
+      <w:r>
+        <w:rPr>
+          <w:rStyle w:val="HTMLCode"/>
+          <w:rFonts w:asciiTheme="minorHAnsi" w:eastAsiaTheme="majorEastAsia" w:hAnsiTheme="minorHAnsi" w:cstheme="minorHAnsi"/>
+          <w:sz w:val="28"/>
+          <w:szCs w:val="28"/>
+        </w:rPr>
+        <w:t xml:space="preserve">{_id: </w:t>
+      </w:r>
+      <w:r>
+        <w:rPr>
+          <w:rStyle w:val="hljs-string"/>
+          <w:rFonts w:asciiTheme="minorHAnsi" w:hAnsiTheme="minorHAnsi" w:cstheme="minorHAnsi"/>
+          <w:sz w:val="28"/>
+          <w:szCs w:val="28"/>
+        </w:rPr>
+        <w:t>"</w:t>
+      </w:r>
+      <w:proofErr w:type="spellStart"/>
+      <w:r>
+        <w:rPr>
+          <w:rStyle w:val="hljs-string"/>
+          <w:rFonts w:asciiTheme="minorHAnsi" w:hAnsiTheme="minorHAnsi" w:cstheme="minorHAnsi"/>
+          <w:sz w:val="28"/>
+          <w:szCs w:val="28"/>
+        </w:rPr>
+        <w:t>configReplSet</w:t>
+      </w:r>
+      <w:proofErr w:type="spellEnd"/>
+      <w:r>
+        <w:rPr>
+          <w:rStyle w:val="hljs-string"/>
+          <w:rFonts w:asciiTheme="minorHAnsi" w:hAnsiTheme="minorHAnsi" w:cstheme="minorHAnsi"/>
+          <w:sz w:val="28"/>
+          <w:szCs w:val="28"/>
+        </w:rPr>
+        <w:t>"</w:t>
+      </w:r>
+      <w:r>
+        <w:rPr>
+          <w:rStyle w:val="HTMLCode"/>
+          <w:rFonts w:asciiTheme="minorHAnsi" w:eastAsiaTheme="majorEastAsia" w:hAnsiTheme="minorHAnsi" w:cstheme="minorHAnsi"/>
+          <w:sz w:val="28"/>
+          <w:szCs w:val="28"/>
+        </w:rPr>
+        <w:t xml:space="preserve">, </w:t>
+      </w:r>
+      <w:proofErr w:type="spellStart"/>
+      <w:r>
+        <w:rPr>
+          <w:rStyle w:val="HTMLCode"/>
+          <w:rFonts w:asciiTheme="minorHAnsi" w:eastAsiaTheme="majorEastAsia" w:hAnsiTheme="minorHAnsi" w:cstheme="minorHAnsi"/>
+          <w:sz w:val="28"/>
+          <w:szCs w:val="28"/>
+        </w:rPr>
+        <w:t>configsvr</w:t>
+      </w:r>
+      <w:proofErr w:type="spellEnd"/>
+      <w:r>
+        <w:rPr>
+          <w:rStyle w:val="HTMLCode"/>
+          <w:rFonts w:asciiTheme="minorHAnsi" w:eastAsiaTheme="majorEastAsia" w:hAnsiTheme="minorHAnsi" w:cstheme="minorHAnsi"/>
+          <w:sz w:val="28"/>
+          <w:szCs w:val="28"/>
+        </w:rPr>
+        <w:t xml:space="preserve">: </w:t>
+      </w:r>
+      <w:r>
+        <w:rPr>
+          <w:rStyle w:val="hljs-literal"/>
+          <w:rFonts w:asciiTheme="minorHAnsi" w:eastAsiaTheme="majorEastAsia" w:hAnsiTheme="minorHAnsi" w:cstheme="minorHAnsi"/>
+          <w:sz w:val="28"/>
+          <w:szCs w:val="28"/>
+        </w:rPr>
+        <w:t>true</w:t>
+      </w:r>
+      <w:r>
+        <w:rPr>
+          <w:rStyle w:val="HTMLCode"/>
+          <w:rFonts w:asciiTheme="minorHAnsi" w:eastAsiaTheme="majorEastAsia" w:hAnsiTheme="minorHAnsi" w:cstheme="minorHAnsi"/>
+          <w:sz w:val="28"/>
+          <w:szCs w:val="28"/>
+        </w:rPr>
+        <w:t xml:space="preserve">, members: [{ _id: 0, host: </w:t>
+      </w:r>
+      <w:r>
+        <w:rPr>
+          <w:rStyle w:val="hljs-string"/>
+          <w:rFonts w:asciiTheme="minorHAnsi" w:hAnsiTheme="minorHAnsi" w:cstheme="minorHAnsi"/>
+          <w:sz w:val="28"/>
+          <w:szCs w:val="28"/>
+        </w:rPr>
+        <w:t>"localhost:27019"</w:t>
+      </w:r>
+      <w:r>
+        <w:rPr>
+          <w:rStyle w:val="HTMLCode"/>
+          <w:rFonts w:asciiTheme="minorHAnsi" w:eastAsiaTheme="majorEastAsia" w:hAnsiTheme="minorHAnsi" w:cstheme="minorHAnsi"/>
+          <w:sz w:val="28"/>
+          <w:szCs w:val="28"/>
+        </w:rPr>
+        <w:t xml:space="preserve"> }]})</w:t>
+      </w:r>
+    </w:p>
+    <w:p>
+      <w:pPr>
+        <w:pStyle w:val="NormalWeb"/>
+        <w:jc w:val="both"/>
+        <w:rPr>
+          <w:rFonts w:asciiTheme="minorHAnsi" w:hAnsiTheme="minorHAnsi" w:cstheme="minorHAnsi"/>
+          <w:sz w:val="28"/>
+          <w:szCs w:val="28"/>
+        </w:rPr>
+      </w:pPr>
+      <w:r>
+        <w:rPr>
+          <w:rFonts w:asciiTheme="minorHAnsi" w:hAnsiTheme="minorHAnsi" w:cstheme="minorHAnsi"/>
+          <w:sz w:val="28"/>
+          <w:szCs w:val="28"/>
+        </w:rPr>
+        <w:t>Start shard servers:</w:t>
+      </w:r>
+    </w:p>
+    <w:p>
+      <w:pPr>
+        <w:pStyle w:val="HTMLPreformatted"/>
+        <w:jc w:val="both"/>
+        <w:rPr>
+          <w:rStyle w:val="HTMLCode"/>
+          <w:rFonts w:asciiTheme="minorHAnsi" w:eastAsiaTheme="majorEastAsia" w:hAnsiTheme="minorHAnsi" w:cstheme="minorHAnsi"/>
+          <w:sz w:val="28"/>
+          <w:szCs w:val="28"/>
+        </w:rPr>
+      </w:pPr>
+      <w:proofErr w:type="spellStart"/>
+      <w:proofErr w:type="gramStart"/>
+      <w:r>
+        <w:rPr>
+          <w:rStyle w:val="HTMLCode"/>
+          <w:rFonts w:asciiTheme="minorHAnsi" w:eastAsiaTheme="majorEastAsia" w:hAnsiTheme="minorHAnsi" w:cstheme="minorHAnsi"/>
+          <w:sz w:val="28"/>
+          <w:szCs w:val="28"/>
+        </w:rPr>
+        <w:t>mongod</w:t>
+      </w:r>
+      <w:proofErr w:type="spellEnd"/>
+      <w:proofErr w:type="gramEnd"/>
+      <w:r>
+        <w:rPr>
+          <w:rStyle w:val="HTMLCode"/>
+          <w:rFonts w:asciiTheme="minorHAnsi" w:eastAsiaTheme="majorEastAsia" w:hAnsiTheme="minorHAnsi" w:cstheme="minorHAnsi"/>
+          <w:sz w:val="28"/>
+          <w:szCs w:val="28"/>
+        </w:rPr>
+        <w:t xml:space="preserve"> --</w:t>
+      </w:r>
+      <w:proofErr w:type="spellStart"/>
+      <w:r>
+        <w:rPr>
+          <w:rStyle w:val="HTMLCode"/>
+          <w:rFonts w:asciiTheme="minorHAnsi" w:eastAsiaTheme="majorEastAsia" w:hAnsiTheme="minorHAnsi" w:cstheme="minorHAnsi"/>
+          <w:sz w:val="28"/>
+          <w:szCs w:val="28"/>
+        </w:rPr>
+        <w:t>shardsvr</w:t>
+      </w:r>
+      <w:proofErr w:type="spellEnd"/>
+      <w:r>
+        <w:rPr>
+          <w:rStyle w:val="HTMLCode"/>
+          <w:rFonts w:asciiTheme="minorHAnsi" w:eastAsiaTheme="majorEastAsia" w:hAnsiTheme="minorHAnsi" w:cstheme="minorHAnsi"/>
+          <w:sz w:val="28"/>
+          <w:szCs w:val="28"/>
+        </w:rPr>
+        <w:t xml:space="preserve"> --</w:t>
+      </w:r>
+      <w:proofErr w:type="spellStart"/>
+      <w:r>
+        <w:rPr>
+          <w:rStyle w:val="HTMLCode"/>
+          <w:rFonts w:asciiTheme="minorHAnsi" w:eastAsiaTheme="majorEastAsia" w:hAnsiTheme="minorHAnsi" w:cstheme="minorHAnsi"/>
+          <w:sz w:val="28"/>
+          <w:szCs w:val="28"/>
+        </w:rPr>
+        <w:t>replSet</w:t>
+      </w:r>
+      <w:proofErr w:type="spellEnd"/>
+      <w:r>
+        <w:rPr>
+          <w:rStyle w:val="HTMLCode"/>
+          <w:rFonts w:asciiTheme="minorHAnsi" w:eastAsiaTheme="majorEastAsia" w:hAnsiTheme="minorHAnsi" w:cstheme="minorHAnsi"/>
+          <w:sz w:val="28"/>
+          <w:szCs w:val="28"/>
+        </w:rPr>
+        <w:t xml:space="preserve"> shard1 --</w:t>
+      </w:r>
+      <w:proofErr w:type="spellStart"/>
+      <w:r>
+        <w:rPr>
+          <w:rStyle w:val="HTMLCode"/>
+          <w:rFonts w:asciiTheme="minorHAnsi" w:eastAsiaTheme="majorEastAsia" w:hAnsiTheme="minorHAnsi" w:cstheme="minorHAnsi"/>
+          <w:sz w:val="28"/>
+          <w:szCs w:val="28"/>
+        </w:rPr>
+        <w:t>dbpath</w:t>
+      </w:r>
+      <w:proofErr w:type="spellEnd"/>
+      <w:r>
+        <w:rPr>
+          <w:rStyle w:val="HTMLCode"/>
+          <w:rFonts w:asciiTheme="minorHAnsi" w:eastAsiaTheme="majorEastAsia" w:hAnsiTheme="minorHAnsi" w:cstheme="minorHAnsi"/>
+          <w:sz w:val="28"/>
+          <w:szCs w:val="28"/>
+        </w:rPr>
+        <w:t xml:space="preserve"> /data/shard1 --port 27018</w:t>
+      </w:r>
+    </w:p>
+    <w:p>
+      <w:pPr>
+        <w:pStyle w:val="HTMLPreformatted"/>
+        <w:jc w:val="both"/>
+        <w:rPr>
+          <w:rStyle w:val="HTMLCode"/>
+          <w:rFonts w:asciiTheme="minorHAnsi" w:eastAsiaTheme="majorEastAsia" w:hAnsiTheme="minorHAnsi" w:cstheme="minorHAnsi"/>
+          <w:sz w:val="28"/>
+          <w:szCs w:val="28"/>
+        </w:rPr>
+      </w:pPr>
+      <w:proofErr w:type="spellStart"/>
+      <w:proofErr w:type="gramStart"/>
+      <w:r>
+        <w:rPr>
+          <w:rStyle w:val="HTMLCode"/>
+          <w:rFonts w:asciiTheme="minorHAnsi" w:eastAsiaTheme="majorEastAsia" w:hAnsiTheme="minorHAnsi" w:cstheme="minorHAnsi"/>
+          <w:sz w:val="28"/>
+          <w:szCs w:val="28"/>
+        </w:rPr>
+        <w:t>mongod</w:t>
+      </w:r>
+      <w:proofErr w:type="spellEnd"/>
+      <w:proofErr w:type="gramEnd"/>
+      <w:r>
+        <w:rPr>
+          <w:rStyle w:val="HTMLCode"/>
+          <w:rFonts w:asciiTheme="minorHAnsi" w:eastAsiaTheme="majorEastAsia" w:hAnsiTheme="minorHAnsi" w:cstheme="minorHAnsi"/>
+          <w:sz w:val="28"/>
+          <w:szCs w:val="28"/>
+        </w:rPr>
+        <w:t xml:space="preserve"> --</w:t>
+      </w:r>
+      <w:proofErr w:type="spellStart"/>
+      <w:r>
+        <w:rPr>
+          <w:rStyle w:val="HTMLCode"/>
+          <w:rFonts w:asciiTheme="minorHAnsi" w:eastAsiaTheme="majorEastAsia" w:hAnsiTheme="minorHAnsi" w:cstheme="minorHAnsi"/>
+          <w:sz w:val="28"/>
+          <w:szCs w:val="28"/>
+        </w:rPr>
+        <w:t>shardsvr</w:t>
+      </w:r>
+      <w:proofErr w:type="spellEnd"/>
+      <w:r>
+        <w:rPr>
+          <w:rStyle w:val="HTMLCode"/>
+          <w:rFonts w:asciiTheme="minorHAnsi" w:eastAsiaTheme="majorEastAsia" w:hAnsiTheme="minorHAnsi" w:cstheme="minorHAnsi"/>
+          <w:sz w:val="28"/>
+          <w:szCs w:val="28"/>
+        </w:rPr>
+        <w:t xml:space="preserve"> --</w:t>
+      </w:r>
+      <w:proofErr w:type="spellStart"/>
+      <w:r>
+        <w:rPr>
+          <w:rStyle w:val="HTMLCode"/>
+          <w:rFonts w:asciiTheme="minorHAnsi" w:eastAsiaTheme="majorEastAsia" w:hAnsiTheme="minorHAnsi" w:cstheme="minorHAnsi"/>
+          <w:sz w:val="28"/>
+          <w:szCs w:val="28"/>
+        </w:rPr>
+        <w:t>replSet</w:t>
+      </w:r>
+      <w:proofErr w:type="spellEnd"/>
+      <w:r>
+        <w:rPr>
+          <w:rStyle w:val="HTMLCode"/>
+          <w:rFonts w:asciiTheme="minorHAnsi" w:eastAsiaTheme="majorEastAsia" w:hAnsiTheme="minorHAnsi" w:cstheme="minorHAnsi"/>
+          <w:sz w:val="28"/>
+          <w:szCs w:val="28"/>
+        </w:rPr>
+        <w:t xml:space="preserve"> shard2 --</w:t>
+      </w:r>
+      <w:proofErr w:type="spellStart"/>
+      <w:r>
+        <w:rPr>
+          <w:rStyle w:val="HTMLCode"/>
+          <w:rFonts w:asciiTheme="minorHAnsi" w:eastAsiaTheme="majorEastAsia" w:hAnsiTheme="minorHAnsi" w:cstheme="minorHAnsi"/>
+          <w:sz w:val="28"/>
+          <w:szCs w:val="28"/>
+        </w:rPr>
+        <w:t>dbpath</w:t>
+      </w:r>
+      <w:proofErr w:type="spellEnd"/>
+      <w:r>
+        <w:rPr>
+          <w:rStyle w:val="HTMLCode"/>
+          <w:rFonts w:asciiTheme="minorHAnsi" w:eastAsiaTheme="majorEastAsia" w:hAnsiTheme="minorHAnsi" w:cstheme="minorHAnsi"/>
+          <w:sz w:val="28"/>
+          <w:szCs w:val="28"/>
+        </w:rPr>
+        <w:t xml:space="preserve"> /data/shard2 --port 27020</w:t>
+      </w:r>
+    </w:p>
+    <w:p>
+      <w:pPr>
+        <w:pStyle w:val="NormalWeb"/>
+        <w:jc w:val="both"/>
+        <w:rPr>
+          <w:rFonts w:asciiTheme="minorHAnsi" w:hAnsiTheme="minorHAnsi" w:cstheme="minorHAnsi"/>
+          <w:sz w:val="28"/>
+          <w:szCs w:val="28"/>
+        </w:rPr>
+      </w:pPr>
+      <w:r>
+        <w:rPr>
+          <w:rFonts w:asciiTheme="minorHAnsi" w:hAnsiTheme="minorHAnsi" w:cstheme="minorHAnsi"/>
+          <w:sz w:val="28"/>
+          <w:szCs w:val="28"/>
+        </w:rPr>
+        <w:t>Initiate shard replica sets:</w:t>
+      </w:r>
+    </w:p>
+    <w:p>
+      <w:pPr>
+        <w:pStyle w:val="HTMLPreformatted"/>
+        <w:jc w:val="both"/>
+        <w:rPr>
+          <w:rStyle w:val="HTMLCode"/>
+          <w:rFonts w:asciiTheme="minorHAnsi" w:eastAsiaTheme="majorEastAsia" w:hAnsiTheme="minorHAnsi" w:cstheme="minorHAnsi"/>
+          <w:sz w:val="28"/>
+          <w:szCs w:val="28"/>
+        </w:rPr>
+      </w:pPr>
+      <w:proofErr w:type="spellStart"/>
+      <w:proofErr w:type="gramStart"/>
+      <w:r>
+        <w:rPr>
+          <w:rStyle w:val="HTMLCode"/>
+          <w:rFonts w:asciiTheme="minorHAnsi" w:eastAsiaTheme="majorEastAsia" w:hAnsiTheme="minorHAnsi" w:cstheme="minorHAnsi"/>
+          <w:sz w:val="28"/>
+          <w:szCs w:val="28"/>
+        </w:rPr>
+        <w:t>mongo</w:t>
+      </w:r>
+      <w:r>
+        <w:rPr>
+          <w:rStyle w:val="HTMLCode"/>
+          <w:rFonts w:asciiTheme="minorHAnsi" w:eastAsiaTheme="majorEastAsia" w:hAnsiTheme="minorHAnsi" w:cstheme="minorHAnsi"/>
+          <w:sz w:val="28"/>
+          <w:szCs w:val="28"/>
+        </w:rPr>
+        <w:t>sh</w:t>
+      </w:r>
+      <w:proofErr w:type="spellEnd"/>
+      <w:proofErr w:type="gramEnd"/>
+      <w:r>
+        <w:rPr>
+          <w:rStyle w:val="HTMLCode"/>
+          <w:rFonts w:asciiTheme="minorHAnsi" w:eastAsiaTheme="majorEastAsia" w:hAnsiTheme="minorHAnsi" w:cstheme="minorHAnsi"/>
+          <w:sz w:val="28"/>
+          <w:szCs w:val="28"/>
+        </w:rPr>
+        <w:t xml:space="preserve"> --port 27018</w:t>
+      </w:r>
+    </w:p>
+    <w:p>
+      <w:pPr>
+        <w:pStyle w:val="HTMLPreformatted"/>
+        <w:jc w:val="both"/>
+        <w:rPr>
+          <w:rStyle w:val="HTMLCode"/>
+          <w:rFonts w:asciiTheme="minorHAnsi" w:eastAsiaTheme="majorEastAsia" w:hAnsiTheme="minorHAnsi" w:cstheme="minorHAnsi"/>
+          <w:sz w:val="28"/>
+          <w:szCs w:val="28"/>
+        </w:rPr>
+      </w:pPr>
+      <w:proofErr w:type="spellStart"/>
+      <w:proofErr w:type="gramStart"/>
+      <w:r>
+        <w:rPr>
+          <w:rStyle w:val="HTMLCode"/>
+          <w:rFonts w:asciiTheme="minorHAnsi" w:eastAsiaTheme="majorEastAsia" w:hAnsiTheme="minorHAnsi" w:cstheme="minorHAnsi"/>
+          <w:sz w:val="28"/>
+          <w:szCs w:val="28"/>
+        </w:rPr>
+        <w:t>rs.initiate</w:t>
+      </w:r>
+      <w:proofErr w:type="spellEnd"/>
+      <w:r>
+        <w:rPr>
+          <w:rStyle w:val="HTMLCode"/>
+          <w:rFonts w:asciiTheme="minorHAnsi" w:eastAsiaTheme="majorEastAsia" w:hAnsiTheme="minorHAnsi" w:cstheme="minorHAnsi"/>
+          <w:sz w:val="28"/>
+          <w:szCs w:val="28"/>
+        </w:rPr>
+        <w:t>(</w:t>
+      </w:r>
+      <w:proofErr w:type="gramEnd"/>
+      <w:r>
+        <w:rPr>
+          <w:rStyle w:val="HTMLCode"/>
+          <w:rFonts w:asciiTheme="minorHAnsi" w:eastAsiaTheme="majorEastAsia" w:hAnsiTheme="minorHAnsi" w:cstheme="minorHAnsi"/>
+          <w:sz w:val="28"/>
+          <w:szCs w:val="28"/>
+        </w:rPr>
+        <w:t xml:space="preserve">{_id: </w:t>
+      </w:r>
+      <w:r>
+        <w:rPr>
+          <w:rStyle w:val="hljs-string"/>
+          <w:rFonts w:asciiTheme="minorHAnsi" w:hAnsiTheme="minorHAnsi" w:cstheme="minorHAnsi"/>
+          <w:sz w:val="28"/>
+          <w:szCs w:val="28"/>
+        </w:rPr>
+        <w:t>"shard1"</w:t>
+      </w:r>
+      <w:r>
+        <w:rPr>
+          <w:rStyle w:val="HTMLCode"/>
+          <w:rFonts w:asciiTheme="minorHAnsi" w:eastAsiaTheme="majorEastAsia" w:hAnsiTheme="minorHAnsi" w:cstheme="minorHAnsi"/>
+          <w:sz w:val="28"/>
+          <w:szCs w:val="28"/>
+        </w:rPr>
+        <w:t xml:space="preserve">, members: [{ _id: 0, host: </w:t>
+      </w:r>
+      <w:r>
+        <w:rPr>
+          <w:rStyle w:val="hljs-string"/>
+          <w:rFonts w:asciiTheme="minorHAnsi" w:hAnsiTheme="minorHAnsi" w:cstheme="minorHAnsi"/>
+          <w:sz w:val="28"/>
+          <w:szCs w:val="28"/>
+        </w:rPr>
+        <w:t>"localhost:27018"</w:t>
+      </w:r>
+      <w:r>
+        <w:rPr>
+          <w:rStyle w:val="HTMLCode"/>
+          <w:rFonts w:asciiTheme="minorHAnsi" w:eastAsiaTheme="majorEastAsia" w:hAnsiTheme="minorHAnsi" w:cstheme="minorHAnsi"/>
+          <w:sz w:val="28"/>
+          <w:szCs w:val="28"/>
+        </w:rPr>
+        <w:t xml:space="preserve"> }]})</w:t>
+      </w:r>
+    </w:p>
+    <w:p>
+      <w:pPr>
+        <w:pStyle w:val="HTMLPreformatted"/>
+        <w:jc w:val="both"/>
+        <w:rPr>
+          <w:rStyle w:val="HTMLCode"/>
+          <w:rFonts w:asciiTheme="minorHAnsi" w:eastAsiaTheme="majorEastAsia" w:hAnsiTheme="minorHAnsi" w:cstheme="minorHAnsi"/>
+          <w:sz w:val="28"/>
+          <w:szCs w:val="28"/>
+        </w:rPr>
+      </w:pPr>
+    </w:p>
+    <w:p>
+      <w:pPr>
+        <w:pStyle w:val="HTMLPreformatted"/>
+        <w:jc w:val="both"/>
+        <w:rPr>
+          <w:rStyle w:val="HTMLCode"/>
+          <w:rFonts w:asciiTheme="minorHAnsi" w:eastAsiaTheme="majorEastAsia" w:hAnsiTheme="minorHAnsi" w:cstheme="minorHAnsi"/>
+          <w:sz w:val="28"/>
+          <w:szCs w:val="28"/>
+        </w:rPr>
+      </w:pPr>
+      <w:proofErr w:type="spellStart"/>
+      <w:proofErr w:type="gramStart"/>
+      <w:r>
+        <w:rPr>
+          <w:rStyle w:val="HTMLCode"/>
+          <w:rFonts w:asciiTheme="minorHAnsi" w:eastAsiaTheme="majorEastAsia" w:hAnsiTheme="minorHAnsi" w:cstheme="minorHAnsi"/>
+          <w:sz w:val="28"/>
+          <w:szCs w:val="28"/>
+        </w:rPr>
+        <w:t>mongo</w:t>
+      </w:r>
+      <w:r>
+        <w:rPr>
+          <w:rStyle w:val="HTMLCode"/>
+          <w:rFonts w:asciiTheme="minorHAnsi" w:eastAsiaTheme="majorEastAsia" w:hAnsiTheme="minorHAnsi" w:cstheme="minorHAnsi"/>
+          <w:sz w:val="28"/>
+          <w:szCs w:val="28"/>
+        </w:rPr>
+        <w:t>sh</w:t>
+      </w:r>
+      <w:proofErr w:type="spellEnd"/>
+      <w:proofErr w:type="gramEnd"/>
+      <w:r>
+        <w:rPr>
+          <w:rStyle w:val="HTMLCode"/>
+          <w:rFonts w:asciiTheme="minorHAnsi" w:eastAsiaTheme="majorEastAsia" w:hAnsiTheme="minorHAnsi" w:cstheme="minorHAnsi"/>
+          <w:sz w:val="28"/>
+          <w:szCs w:val="28"/>
+        </w:rPr>
+        <w:t xml:space="preserve"> --port 27020</w:t>
+      </w:r>
+    </w:p>
+    <w:p>
+      <w:pPr>
+        <w:pStyle w:val="HTMLPreformatted"/>
+        <w:jc w:val="both"/>
+        <w:rPr>
+          <w:rStyle w:val="HTMLCode"/>
+          <w:rFonts w:asciiTheme="minorHAnsi" w:eastAsiaTheme="majorEastAsia" w:hAnsiTheme="minorHAnsi" w:cstheme="minorHAnsi"/>
+          <w:sz w:val="28"/>
+          <w:szCs w:val="28"/>
+        </w:rPr>
+      </w:pPr>
+      <w:proofErr w:type="spellStart"/>
+      <w:proofErr w:type="gramStart"/>
+      <w:r>
+        <w:rPr>
+          <w:rStyle w:val="HTMLCode"/>
+          <w:rFonts w:asciiTheme="minorHAnsi" w:eastAsiaTheme="majorEastAsia" w:hAnsiTheme="minorHAnsi" w:cstheme="minorHAnsi"/>
+          <w:sz w:val="28"/>
+          <w:szCs w:val="28"/>
+        </w:rPr>
+        <w:t>rs.initiate</w:t>
+      </w:r>
+      <w:proofErr w:type="spellEnd"/>
+      <w:r>
+        <w:rPr>
+          <w:rStyle w:val="HTMLCode"/>
+          <w:rFonts w:asciiTheme="minorHAnsi" w:eastAsiaTheme="majorEastAsia" w:hAnsiTheme="minorHAnsi" w:cstheme="minorHAnsi"/>
+          <w:sz w:val="28"/>
+          <w:szCs w:val="28"/>
+        </w:rPr>
+        <w:t>(</w:t>
+      </w:r>
+      <w:proofErr w:type="gramEnd"/>
+      <w:r>
+        <w:rPr>
+          <w:rStyle w:val="HTMLCode"/>
+          <w:rFonts w:asciiTheme="minorHAnsi" w:eastAsiaTheme="majorEastAsia" w:hAnsiTheme="minorHAnsi" w:cstheme="minorHAnsi"/>
+          <w:sz w:val="28"/>
+          <w:szCs w:val="28"/>
+        </w:rPr>
+        <w:t xml:space="preserve">{_id: </w:t>
+      </w:r>
+      <w:r>
+        <w:rPr>
+          <w:rStyle w:val="hljs-string"/>
+          <w:rFonts w:asciiTheme="minorHAnsi" w:hAnsiTheme="minorHAnsi" w:cstheme="minorHAnsi"/>
+          <w:sz w:val="28"/>
+          <w:szCs w:val="28"/>
+        </w:rPr>
+        <w:t>"shard2"</w:t>
+      </w:r>
+      <w:r>
+        <w:rPr>
+          <w:rStyle w:val="HTMLCode"/>
+          <w:rFonts w:asciiTheme="minorHAnsi" w:eastAsiaTheme="majorEastAsia" w:hAnsiTheme="minorHAnsi" w:cstheme="minorHAnsi"/>
+          <w:sz w:val="28"/>
+          <w:szCs w:val="28"/>
+        </w:rPr>
+        <w:t xml:space="preserve">, members: [{ _id: 0, host: </w:t>
+      </w:r>
+      <w:r>
+        <w:rPr>
+          <w:rStyle w:val="hljs-string"/>
+          <w:rFonts w:asciiTheme="minorHAnsi" w:hAnsiTheme="minorHAnsi" w:cstheme="minorHAnsi"/>
+          <w:sz w:val="28"/>
+          <w:szCs w:val="28"/>
+        </w:rPr>
+        <w:t>"localhost:27020"</w:t>
+      </w:r>
+      <w:r>
+        <w:rPr>
+          <w:rStyle w:val="HTMLCode"/>
+          <w:rFonts w:asciiTheme="minorHAnsi" w:eastAsiaTheme="majorEastAsia" w:hAnsiTheme="minorHAnsi" w:cstheme="minorHAnsi"/>
+          <w:sz w:val="28"/>
+          <w:szCs w:val="28"/>
+        </w:rPr>
+        <w:t xml:space="preserve"> }]})</w:t>
+      </w:r>
+    </w:p>
+    <w:p>
+      <w:pPr>
+        <w:pStyle w:val="NormalWeb"/>
+        <w:jc w:val="both"/>
+        <w:rPr>
+          <w:rFonts w:asciiTheme="minorHAnsi" w:hAnsiTheme="minorHAnsi" w:cstheme="minorHAnsi"/>
+          <w:sz w:val="28"/>
+          <w:szCs w:val="28"/>
+        </w:rPr>
+      </w:pPr>
+      <w:r>
+        <w:rPr>
+          <w:rFonts w:asciiTheme="minorHAnsi" w:hAnsiTheme="minorHAnsi" w:cstheme="minorHAnsi"/>
+          <w:sz w:val="28"/>
+          <w:szCs w:val="28"/>
+        </w:rPr>
+        <w:t>Start mongos router:</w:t>
+      </w:r>
+    </w:p>
+    <w:p>
+      <w:pPr>
+        <w:pStyle w:val="HTMLPreformatted"/>
+        <w:jc w:val="both"/>
+        <w:rPr>
+          <w:rStyle w:val="HTMLCode"/>
+          <w:rFonts w:asciiTheme="minorHAnsi" w:eastAsiaTheme="majorEastAsia" w:hAnsiTheme="minorHAnsi" w:cstheme="minorHAnsi"/>
+          <w:sz w:val="28"/>
+          <w:szCs w:val="28"/>
+        </w:rPr>
+      </w:pPr>
+      <w:proofErr w:type="gramStart"/>
+      <w:r>
+        <w:rPr>
+          <w:rStyle w:val="HTMLCode"/>
+          <w:rFonts w:asciiTheme="minorHAnsi" w:eastAsiaTheme="majorEastAsia" w:hAnsiTheme="minorHAnsi" w:cstheme="minorHAnsi"/>
+          <w:sz w:val="28"/>
+          <w:szCs w:val="28"/>
+        </w:rPr>
+        <w:t>mongos</w:t>
+      </w:r>
+      <w:proofErr w:type="gramEnd"/>
+      <w:r>
+        <w:rPr>
+          <w:rStyle w:val="HTMLCode"/>
+          <w:rFonts w:asciiTheme="minorHAnsi" w:eastAsiaTheme="majorEastAsia" w:hAnsiTheme="minorHAnsi" w:cstheme="minorHAnsi"/>
+          <w:sz w:val="28"/>
+          <w:szCs w:val="28"/>
+        </w:rPr>
+        <w:t xml:space="preserve"> --</w:t>
+      </w:r>
+      <w:proofErr w:type="spellStart"/>
+      <w:r>
+        <w:rPr>
+          <w:rStyle w:val="HTMLCode"/>
+          <w:rFonts w:asciiTheme="minorHAnsi" w:eastAsiaTheme="majorEastAsia" w:hAnsiTheme="minorHAnsi" w:cstheme="minorHAnsi"/>
+          <w:sz w:val="28"/>
+          <w:szCs w:val="28"/>
+        </w:rPr>
+        <w:t>configdb</w:t>
+      </w:r>
+      <w:proofErr w:type="spellEnd"/>
+      <w:r>
+        <w:rPr>
+          <w:rStyle w:val="HTMLCode"/>
+          <w:rFonts w:asciiTheme="minorHAnsi" w:eastAsiaTheme="majorEastAsia" w:hAnsiTheme="minorHAnsi" w:cstheme="minorHAnsi"/>
+          <w:sz w:val="28"/>
+          <w:szCs w:val="28"/>
+        </w:rPr>
+        <w:t xml:space="preserve"> </w:t>
+      </w:r>
+      <w:proofErr w:type="spellStart"/>
+      <w:r>
+        <w:rPr>
+          <w:rStyle w:val="HTMLCode"/>
+          <w:rFonts w:asciiTheme="minorHAnsi" w:eastAsiaTheme="majorEastAsia" w:hAnsiTheme="minorHAnsi" w:cstheme="minorHAnsi"/>
+          <w:sz w:val="28"/>
+          <w:szCs w:val="28"/>
+        </w:rPr>
+        <w:t>configReplSet</w:t>
+      </w:r>
+      <w:proofErr w:type="spellEnd"/>
+      <w:r>
+        <w:rPr>
+          <w:rStyle w:val="HTMLCode"/>
+          <w:rFonts w:asciiTheme="minorHAnsi" w:eastAsiaTheme="majorEastAsia" w:hAnsiTheme="minorHAnsi" w:cstheme="minorHAnsi"/>
+          <w:sz w:val="28"/>
+          <w:szCs w:val="28"/>
+        </w:rPr>
+        <w:t>/localhost:27019 --port 27017</w:t>
       </w:r>
     </w:p>
     <w:p>
@@ -1718,8 +1975,8 @@
           <w:sz w:val="28"/>
           <w:szCs w:val="28"/>
         </w:rPr>
-        <w:pict w14:anchorId="37601DC3">
-          <v:rect id="_x0000_i1044" style="width:0;height:1.5pt" o:hralign="center" o:hrstd="t" o:hr="t" fillcolor="#a0a0a0" stroked="f"/>
+        <w:pict w14:anchorId="0DF627C3">
+          <v:rect id="_x0000_i1029" style="width:0;height:1.5pt" o:hralign="center" o:hrstd="t" o:hr="t" fillcolor="#a0a0a0" stroked="f"/>
         </w:pict>
       </w:r>
     </w:p>
@@ -1742,7 +1999,8 @@
           <w:sz w:val="28"/>
           <w:szCs w:val="28"/>
         </w:rPr>
-        <w:t>Step 3: Add Shards to Cluster</w:t>
+        <w:lastRenderedPageBreak/>
+        <w:t>Step 2: Connect to Mongos Router</w:t>
       </w:r>
     </w:p>
     <w:p>
@@ -1765,150 +2023,28 @@
           <w:sz w:val="28"/>
           <w:szCs w:val="28"/>
         </w:rPr>
-        <w:t>sh.</w:t>
-      </w:r>
-      <w:r>
-        <w:rPr>
-          <w:rStyle w:val="hljs-title"/>
-          <w:rFonts w:asciiTheme="minorHAnsi" w:hAnsiTheme="minorHAnsi" w:cstheme="minorHAnsi"/>
-          <w:sz w:val="28"/>
-          <w:szCs w:val="28"/>
-        </w:rPr>
-        <w:t>addShard</w:t>
+        <w:t>mongo</w:t>
+      </w:r>
+      <w:r>
+        <w:rPr>
+          <w:rStyle w:val="HTMLCode"/>
+          <w:rFonts w:asciiTheme="minorHAnsi" w:eastAsiaTheme="majorEastAsia" w:hAnsiTheme="minorHAnsi" w:cstheme="minorHAnsi"/>
+          <w:sz w:val="28"/>
+          <w:szCs w:val="28"/>
+        </w:rPr>
+        <w:t>sh</w:t>
       </w:r>
       <w:proofErr w:type="spellEnd"/>
-      <w:r>
-        <w:rPr>
-          <w:rStyle w:val="HTMLCode"/>
-          <w:rFonts w:asciiTheme="minorHAnsi" w:eastAsiaTheme="majorEastAsia" w:hAnsiTheme="minorHAnsi" w:cstheme="minorHAnsi"/>
-          <w:sz w:val="28"/>
-          <w:szCs w:val="28"/>
-        </w:rPr>
-        <w:t>(</w:t>
-      </w:r>
       <w:proofErr w:type="gramEnd"/>
       <w:r>
         <w:rPr>
-          <w:rStyle w:val="hljs-string"/>
-          <w:rFonts w:asciiTheme="minorHAnsi" w:hAnsiTheme="minorHAnsi" w:cstheme="minorHAnsi"/>
-          <w:sz w:val="28"/>
-          <w:szCs w:val="28"/>
-        </w:rPr>
-        <w:t>"shard1/localhost:27018"</w:t>
-      </w:r>
-      <w:r>
-        <w:rPr>
-          <w:rStyle w:val="HTMLCode"/>
-          <w:rFonts w:asciiTheme="minorHAnsi" w:eastAsiaTheme="majorEastAsia" w:hAnsiTheme="minorHAnsi" w:cstheme="minorHAnsi"/>
-          <w:sz w:val="28"/>
-          <w:szCs w:val="28"/>
-        </w:rPr>
-        <w:t>)</w:t>
-      </w:r>
-    </w:p>
-    <w:p>
-      <w:pPr>
-        <w:pStyle w:val="HTMLPreformatted"/>
-        <w:jc w:val="both"/>
-        <w:rPr>
-          <w:rStyle w:val="HTMLCode"/>
-          <w:rFonts w:asciiTheme="minorHAnsi" w:eastAsiaTheme="majorEastAsia" w:hAnsiTheme="minorHAnsi" w:cstheme="minorHAnsi"/>
-          <w:sz w:val="28"/>
-          <w:szCs w:val="28"/>
-        </w:rPr>
-      </w:pPr>
-      <w:proofErr w:type="spellStart"/>
-      <w:proofErr w:type="gramStart"/>
-      <w:r>
-        <w:rPr>
-          <w:rStyle w:val="HTMLCode"/>
-          <w:rFonts w:asciiTheme="minorHAnsi" w:eastAsiaTheme="majorEastAsia" w:hAnsiTheme="minorHAnsi" w:cstheme="minorHAnsi"/>
-          <w:sz w:val="28"/>
-          <w:szCs w:val="28"/>
-        </w:rPr>
-        <w:t>sh.</w:t>
-      </w:r>
-      <w:r>
-        <w:rPr>
-          <w:rStyle w:val="hljs-title"/>
-          <w:rFonts w:asciiTheme="minorHAnsi" w:hAnsiTheme="minorHAnsi" w:cstheme="minorHAnsi"/>
-          <w:sz w:val="28"/>
-          <w:szCs w:val="28"/>
-        </w:rPr>
-        <w:t>addShard</w:t>
-      </w:r>
-      <w:proofErr w:type="spellEnd"/>
-      <w:r>
-        <w:rPr>
-          <w:rStyle w:val="HTMLCode"/>
-          <w:rFonts w:asciiTheme="minorHAnsi" w:eastAsiaTheme="majorEastAsia" w:hAnsiTheme="minorHAnsi" w:cstheme="minorHAnsi"/>
-          <w:sz w:val="28"/>
-          <w:szCs w:val="28"/>
-        </w:rPr>
-        <w:t>(</w:t>
-      </w:r>
-      <w:proofErr w:type="gramEnd"/>
-      <w:r>
-        <w:rPr>
-          <w:rStyle w:val="hljs-string"/>
-          <w:rFonts w:asciiTheme="minorHAnsi" w:hAnsiTheme="minorHAnsi" w:cstheme="minorHAnsi"/>
-          <w:sz w:val="28"/>
-          <w:szCs w:val="28"/>
-        </w:rPr>
-        <w:t>"shard2/localhost:27020"</w:t>
-      </w:r>
-      <w:r>
-        <w:rPr>
-          <w:rStyle w:val="HTMLCode"/>
-          <w:rFonts w:asciiTheme="minorHAnsi" w:eastAsiaTheme="majorEastAsia" w:hAnsiTheme="minorHAnsi" w:cstheme="minorHAnsi"/>
-          <w:sz w:val="28"/>
-          <w:szCs w:val="28"/>
-        </w:rPr>
-        <w:t>)</w:t>
-      </w:r>
-    </w:p>
-    <w:p>
-      <w:pPr>
-        <w:pStyle w:val="HTMLPreformatted"/>
-        <w:jc w:val="both"/>
-        <w:rPr>
-          <w:rStyle w:val="HTMLCode"/>
-          <w:rFonts w:asciiTheme="minorHAnsi" w:eastAsiaTheme="majorEastAsia" w:hAnsiTheme="minorHAnsi" w:cstheme="minorHAnsi"/>
-          <w:sz w:val="28"/>
-          <w:szCs w:val="28"/>
-        </w:rPr>
-      </w:pPr>
-      <w:proofErr w:type="spellStart"/>
-      <w:proofErr w:type="gramStart"/>
-      <w:r>
-        <w:rPr>
-          <w:rStyle w:val="HTMLCode"/>
-          <w:rFonts w:asciiTheme="minorHAnsi" w:eastAsiaTheme="majorEastAsia" w:hAnsiTheme="minorHAnsi" w:cstheme="minorHAnsi"/>
-          <w:sz w:val="28"/>
-          <w:szCs w:val="28"/>
-        </w:rPr>
-        <w:t>sh.</w:t>
-      </w:r>
-      <w:r>
-        <w:rPr>
-          <w:rStyle w:val="hljs-title"/>
-          <w:rFonts w:asciiTheme="minorHAnsi" w:hAnsiTheme="minorHAnsi" w:cstheme="minorHAnsi"/>
-          <w:sz w:val="28"/>
-          <w:szCs w:val="28"/>
-        </w:rPr>
-        <w:t>status</w:t>
-      </w:r>
-      <w:proofErr w:type="spellEnd"/>
-      <w:r>
-        <w:rPr>
-          <w:rStyle w:val="HTMLCode"/>
-          <w:rFonts w:asciiTheme="minorHAnsi" w:eastAsiaTheme="majorEastAsia" w:hAnsiTheme="minorHAnsi" w:cstheme="minorHAnsi"/>
-          <w:sz w:val="28"/>
-          <w:szCs w:val="28"/>
-        </w:rPr>
-        <w:t>()</w:t>
-      </w:r>
-      <w:proofErr w:type="gramEnd"/>
+          <w:rStyle w:val="HTMLCode"/>
+          <w:rFonts w:asciiTheme="minorHAnsi" w:eastAsiaTheme="majorEastAsia" w:hAnsiTheme="minorHAnsi" w:cstheme="minorHAnsi"/>
+          <w:sz w:val="28"/>
+          <w:szCs w:val="28"/>
+        </w:rPr>
+        <w:t xml:space="preserve"> --port 27017</w:t>
+      </w:r>
     </w:p>
     <w:p>
       <w:pPr>
@@ -1925,9 +2061,8 @@
           <w:sz w:val="28"/>
           <w:szCs w:val="28"/>
         </w:rPr>
-        <w:lastRenderedPageBreak/>
-        <w:pict w14:anchorId="7D6284F9">
-          <v:rect id="_x0000_i1045" style="width:0;height:1.5pt" o:hralign="center" o:hrstd="t" o:hr="t" fillcolor="#a0a0a0" stroked="f"/>
+        <w:pict w14:anchorId="37601DC3">
+          <v:rect id="_x0000_i1030" style="width:0;height:1.5pt" o:hralign="center" o:hrstd="t" o:hr="t" fillcolor="#a0a0a0" stroked="f"/>
         </w:pict>
       </w:r>
     </w:p>
@@ -1950,9 +2085,204 @@
           <w:sz w:val="28"/>
           <w:szCs w:val="28"/>
         </w:rPr>
-        <w:t xml:space="preserve">Step 4: Enable </w:t>
-      </w:r>
+        <w:t>Step 3: Add Shards to Cluster</w:t>
+      </w:r>
+    </w:p>
+    <w:p>
+      <w:pPr>
+        <w:pStyle w:val="HTMLPreformatted"/>
+        <w:jc w:val="both"/>
+        <w:rPr>
+          <w:rStyle w:val="HTMLCode"/>
+          <w:rFonts w:asciiTheme="minorHAnsi" w:eastAsiaTheme="majorEastAsia" w:hAnsiTheme="minorHAnsi" w:cstheme="minorHAnsi"/>
+          <w:sz w:val="28"/>
+          <w:szCs w:val="28"/>
+        </w:rPr>
+      </w:pPr>
       <w:proofErr w:type="spellStart"/>
+      <w:proofErr w:type="gramStart"/>
+      <w:r>
+        <w:rPr>
+          <w:rStyle w:val="HTMLCode"/>
+          <w:rFonts w:asciiTheme="minorHAnsi" w:eastAsiaTheme="majorEastAsia" w:hAnsiTheme="minorHAnsi" w:cstheme="minorHAnsi"/>
+          <w:sz w:val="28"/>
+          <w:szCs w:val="28"/>
+        </w:rPr>
+        <w:t>sh.</w:t>
+      </w:r>
+      <w:r>
+        <w:rPr>
+          <w:rStyle w:val="hljs-title"/>
+          <w:rFonts w:asciiTheme="minorHAnsi" w:hAnsiTheme="minorHAnsi" w:cstheme="minorHAnsi"/>
+          <w:sz w:val="28"/>
+          <w:szCs w:val="28"/>
+        </w:rPr>
+        <w:t>addShard</w:t>
+      </w:r>
+      <w:proofErr w:type="spellEnd"/>
+      <w:r>
+        <w:rPr>
+          <w:rStyle w:val="HTMLCode"/>
+          <w:rFonts w:asciiTheme="minorHAnsi" w:eastAsiaTheme="majorEastAsia" w:hAnsiTheme="minorHAnsi" w:cstheme="minorHAnsi"/>
+          <w:sz w:val="28"/>
+          <w:szCs w:val="28"/>
+        </w:rPr>
+        <w:t>(</w:t>
+      </w:r>
+      <w:proofErr w:type="gramEnd"/>
+      <w:r>
+        <w:rPr>
+          <w:rStyle w:val="hljs-string"/>
+          <w:rFonts w:asciiTheme="minorHAnsi" w:hAnsiTheme="minorHAnsi" w:cstheme="minorHAnsi"/>
+          <w:sz w:val="28"/>
+          <w:szCs w:val="28"/>
+        </w:rPr>
+        <w:t>"shard1/localhost:27018"</w:t>
+      </w:r>
+      <w:r>
+        <w:rPr>
+          <w:rStyle w:val="HTMLCode"/>
+          <w:rFonts w:asciiTheme="minorHAnsi" w:eastAsiaTheme="majorEastAsia" w:hAnsiTheme="minorHAnsi" w:cstheme="minorHAnsi"/>
+          <w:sz w:val="28"/>
+          <w:szCs w:val="28"/>
+        </w:rPr>
+        <w:t>)</w:t>
+      </w:r>
+    </w:p>
+    <w:p>
+      <w:pPr>
+        <w:pStyle w:val="HTMLPreformatted"/>
+        <w:jc w:val="both"/>
+        <w:rPr>
+          <w:rStyle w:val="HTMLCode"/>
+          <w:rFonts w:asciiTheme="minorHAnsi" w:eastAsiaTheme="majorEastAsia" w:hAnsiTheme="minorHAnsi" w:cstheme="minorHAnsi"/>
+          <w:sz w:val="28"/>
+          <w:szCs w:val="28"/>
+        </w:rPr>
+      </w:pPr>
+      <w:proofErr w:type="spellStart"/>
+      <w:proofErr w:type="gramStart"/>
+      <w:r>
+        <w:rPr>
+          <w:rStyle w:val="HTMLCode"/>
+          <w:rFonts w:asciiTheme="minorHAnsi" w:eastAsiaTheme="majorEastAsia" w:hAnsiTheme="minorHAnsi" w:cstheme="minorHAnsi"/>
+          <w:sz w:val="28"/>
+          <w:szCs w:val="28"/>
+        </w:rPr>
+        <w:t>sh.</w:t>
+      </w:r>
+      <w:r>
+        <w:rPr>
+          <w:rStyle w:val="hljs-title"/>
+          <w:rFonts w:asciiTheme="minorHAnsi" w:hAnsiTheme="minorHAnsi" w:cstheme="minorHAnsi"/>
+          <w:sz w:val="28"/>
+          <w:szCs w:val="28"/>
+        </w:rPr>
+        <w:t>addShard</w:t>
+      </w:r>
+      <w:proofErr w:type="spellEnd"/>
+      <w:r>
+        <w:rPr>
+          <w:rStyle w:val="HTMLCode"/>
+          <w:rFonts w:asciiTheme="minorHAnsi" w:eastAsiaTheme="majorEastAsia" w:hAnsiTheme="minorHAnsi" w:cstheme="minorHAnsi"/>
+          <w:sz w:val="28"/>
+          <w:szCs w:val="28"/>
+        </w:rPr>
+        <w:t>(</w:t>
+      </w:r>
+      <w:proofErr w:type="gramEnd"/>
+      <w:r>
+        <w:rPr>
+          <w:rStyle w:val="hljs-string"/>
+          <w:rFonts w:asciiTheme="minorHAnsi" w:hAnsiTheme="minorHAnsi" w:cstheme="minorHAnsi"/>
+          <w:sz w:val="28"/>
+          <w:szCs w:val="28"/>
+        </w:rPr>
+        <w:t>"shard2/localhost:27020"</w:t>
+      </w:r>
+      <w:r>
+        <w:rPr>
+          <w:rStyle w:val="HTMLCode"/>
+          <w:rFonts w:asciiTheme="minorHAnsi" w:eastAsiaTheme="majorEastAsia" w:hAnsiTheme="minorHAnsi" w:cstheme="minorHAnsi"/>
+          <w:sz w:val="28"/>
+          <w:szCs w:val="28"/>
+        </w:rPr>
+        <w:t>)</w:t>
+      </w:r>
+    </w:p>
+    <w:p>
+      <w:pPr>
+        <w:pStyle w:val="HTMLPreformatted"/>
+        <w:jc w:val="both"/>
+        <w:rPr>
+          <w:rStyle w:val="HTMLCode"/>
+          <w:rFonts w:asciiTheme="minorHAnsi" w:eastAsiaTheme="majorEastAsia" w:hAnsiTheme="minorHAnsi" w:cstheme="minorHAnsi"/>
+          <w:sz w:val="28"/>
+          <w:szCs w:val="28"/>
+        </w:rPr>
+      </w:pPr>
+      <w:proofErr w:type="spellStart"/>
+      <w:proofErr w:type="gramStart"/>
+      <w:r>
+        <w:rPr>
+          <w:rStyle w:val="HTMLCode"/>
+          <w:rFonts w:asciiTheme="minorHAnsi" w:eastAsiaTheme="majorEastAsia" w:hAnsiTheme="minorHAnsi" w:cstheme="minorHAnsi"/>
+          <w:sz w:val="28"/>
+          <w:szCs w:val="28"/>
+        </w:rPr>
+        <w:t>sh.</w:t>
+      </w:r>
+      <w:r>
+        <w:rPr>
+          <w:rStyle w:val="hljs-title"/>
+          <w:rFonts w:asciiTheme="minorHAnsi" w:hAnsiTheme="minorHAnsi" w:cstheme="minorHAnsi"/>
+          <w:sz w:val="28"/>
+          <w:szCs w:val="28"/>
+        </w:rPr>
+        <w:t>status</w:t>
+      </w:r>
+      <w:proofErr w:type="spellEnd"/>
+      <w:r>
+        <w:rPr>
+          <w:rStyle w:val="HTMLCode"/>
+          <w:rFonts w:asciiTheme="minorHAnsi" w:eastAsiaTheme="majorEastAsia" w:hAnsiTheme="minorHAnsi" w:cstheme="minorHAnsi"/>
+          <w:sz w:val="28"/>
+          <w:szCs w:val="28"/>
+        </w:rPr>
+        <w:t>()</w:t>
+      </w:r>
+      <w:proofErr w:type="gramEnd"/>
+    </w:p>
+    <w:p>
+      <w:pPr>
+        <w:jc w:val="both"/>
+        <w:rPr>
+          <w:rFonts w:cstheme="minorHAnsi"/>
+          <w:sz w:val="28"/>
+          <w:szCs w:val="28"/>
+        </w:rPr>
+      </w:pPr>
+      <w:r>
+        <w:rPr>
+          <w:rFonts w:cstheme="minorHAnsi"/>
+          <w:sz w:val="28"/>
+          <w:szCs w:val="28"/>
+        </w:rPr>
+        <w:pict w14:anchorId="7D6284F9">
+          <v:rect id="_x0000_i1031" style="width:0;height:1.5pt" o:hralign="center" o:hrstd="t" o:hr="t" fillcolor="#a0a0a0" stroked="f"/>
+        </w:pict>
+      </w:r>
+    </w:p>
+    <w:p>
+      <w:pPr>
+        <w:pStyle w:val="Heading4"/>
+        <w:jc w:val="both"/>
+        <w:rPr>
+          <w:rFonts w:cstheme="minorHAnsi"/>
+          <w:sz w:val="28"/>
+          <w:szCs w:val="28"/>
+        </w:rPr>
+      </w:pPr>
       <w:r>
         <w:rPr>
           <w:rStyle w:val="Strong"/>
@@ -1962,9 +2292,9 @@
           <w:sz w:val="28"/>
           <w:szCs w:val="28"/>
         </w:rPr>
-        <w:t>Sharding</w:t>
-      </w:r>
-      <w:proofErr w:type="spellEnd"/>
+        <w:t xml:space="preserve">Step 4: Enable </w:t>
+      </w:r>
+      <w:proofErr w:type="spellStart"/>
       <w:r>
         <w:rPr>
           <w:rStyle w:val="Strong"/>
@@ -1974,132 +2304,9 @@
           <w:sz w:val="28"/>
           <w:szCs w:val="28"/>
         </w:rPr>
-        <w:t xml:space="preserve"> for a Database</w:t>
-      </w:r>
-    </w:p>
-    <w:p>
-      <w:pPr>
-        <w:pStyle w:val="HTMLPreformatted"/>
-        <w:jc w:val="both"/>
-        <w:rPr>
-          <w:rStyle w:val="HTMLCode"/>
-          <w:rFonts w:asciiTheme="minorHAnsi" w:eastAsiaTheme="majorEastAsia" w:hAnsiTheme="minorHAnsi" w:cstheme="minorHAnsi"/>
-          <w:sz w:val="28"/>
-          <w:szCs w:val="28"/>
-        </w:rPr>
-      </w:pPr>
-      <w:proofErr w:type="gramStart"/>
-      <w:r>
-        <w:rPr>
-          <w:rStyle w:val="HTMLCode"/>
-          <w:rFonts w:asciiTheme="minorHAnsi" w:eastAsiaTheme="majorEastAsia" w:hAnsiTheme="minorHAnsi" w:cstheme="minorHAnsi"/>
-          <w:sz w:val="28"/>
-          <w:szCs w:val="28"/>
-        </w:rPr>
-        <w:t>use</w:t>
-      </w:r>
-      <w:proofErr w:type="gramEnd"/>
-      <w:r>
-        <w:rPr>
-          <w:rStyle w:val="HTMLCode"/>
-          <w:rFonts w:asciiTheme="minorHAnsi" w:eastAsiaTheme="majorEastAsia" w:hAnsiTheme="minorHAnsi" w:cstheme="minorHAnsi"/>
-          <w:sz w:val="28"/>
-          <w:szCs w:val="28"/>
-        </w:rPr>
-        <w:t xml:space="preserve"> ecommerce</w:t>
-      </w:r>
-    </w:p>
-    <w:p>
-      <w:pPr>
-        <w:pStyle w:val="HTMLPreformatted"/>
-        <w:jc w:val="both"/>
-        <w:rPr>
-          <w:rStyle w:val="HTMLCode"/>
-          <w:rFonts w:asciiTheme="minorHAnsi" w:eastAsiaTheme="majorEastAsia" w:hAnsiTheme="minorHAnsi" w:cstheme="minorHAnsi"/>
-          <w:sz w:val="28"/>
-          <w:szCs w:val="28"/>
-        </w:rPr>
-      </w:pPr>
-      <w:proofErr w:type="spellStart"/>
-      <w:proofErr w:type="gramStart"/>
-      <w:r>
-        <w:rPr>
-          <w:rStyle w:val="HTMLCode"/>
-          <w:rFonts w:asciiTheme="minorHAnsi" w:eastAsiaTheme="majorEastAsia" w:hAnsiTheme="minorHAnsi" w:cstheme="minorHAnsi"/>
-          <w:sz w:val="28"/>
-          <w:szCs w:val="28"/>
-        </w:rPr>
-        <w:t>sh.</w:t>
-      </w:r>
-      <w:r>
-        <w:rPr>
-          <w:rStyle w:val="hljs-title"/>
-          <w:rFonts w:asciiTheme="minorHAnsi" w:hAnsiTheme="minorHAnsi" w:cstheme="minorHAnsi"/>
-          <w:sz w:val="28"/>
-          <w:szCs w:val="28"/>
-        </w:rPr>
-        <w:t>enableSharding</w:t>
+        <w:t>Sharding</w:t>
       </w:r>
       <w:proofErr w:type="spellEnd"/>
-      <w:r>
-        <w:rPr>
-          <w:rStyle w:val="HTMLCode"/>
-          <w:rFonts w:asciiTheme="minorHAnsi" w:eastAsiaTheme="majorEastAsia" w:hAnsiTheme="minorHAnsi" w:cstheme="minorHAnsi"/>
-          <w:sz w:val="28"/>
-          <w:szCs w:val="28"/>
-        </w:rPr>
-        <w:t>(</w:t>
-      </w:r>
-      <w:proofErr w:type="gramEnd"/>
-      <w:r>
-        <w:rPr>
-          <w:rStyle w:val="hljs-string"/>
-          <w:rFonts w:asciiTheme="minorHAnsi" w:hAnsiTheme="minorHAnsi" w:cstheme="minorHAnsi"/>
-          <w:sz w:val="28"/>
-          <w:szCs w:val="28"/>
-        </w:rPr>
-        <w:t>"ecommerce"</w:t>
-      </w:r>
-      <w:r>
-        <w:rPr>
-          <w:rStyle w:val="HTMLCode"/>
-          <w:rFonts w:asciiTheme="minorHAnsi" w:eastAsiaTheme="majorEastAsia" w:hAnsiTheme="minorHAnsi" w:cstheme="minorHAnsi"/>
-          <w:sz w:val="28"/>
-          <w:szCs w:val="28"/>
-        </w:rPr>
-        <w:t>)</w:t>
-      </w:r>
-    </w:p>
-    <w:p>
-      <w:pPr>
-        <w:jc w:val="both"/>
-        <w:rPr>
-          <w:rFonts w:cstheme="minorHAnsi"/>
-          <w:sz w:val="28"/>
-          <w:szCs w:val="28"/>
-        </w:rPr>
-      </w:pPr>
-      <w:r>
-        <w:rPr>
-          <w:rFonts w:cstheme="minorHAnsi"/>
-          <w:sz w:val="28"/>
-          <w:szCs w:val="28"/>
-        </w:rPr>
-        <w:pict w14:anchorId="47943B12">
-          <v:rect id="_x0000_i1046" style="width:0;height:1.5pt" o:hralign="center" o:hrstd="t" o:hr="t" fillcolor="#a0a0a0" stroked="f"/>
-        </w:pict>
-      </w:r>
-    </w:p>
-    <w:p>
-      <w:pPr>
-        <w:pStyle w:val="Heading4"/>
-        <w:jc w:val="both"/>
-        <w:rPr>
-          <w:rFonts w:cstheme="minorHAnsi"/>
-          <w:sz w:val="28"/>
-          <w:szCs w:val="28"/>
-        </w:rPr>
-      </w:pPr>
       <w:r>
         <w:rPr>
           <w:rStyle w:val="Strong"/>
@@ -2109,26 +2316,39 @@
           <w:sz w:val="28"/>
           <w:szCs w:val="28"/>
         </w:rPr>
-        <w:t>Step 5: Create Collection and Shard It</w:t>
-      </w:r>
-    </w:p>
-    <w:p>
-      <w:pPr>
-        <w:pStyle w:val="NormalWeb"/>
-        <w:jc w:val="both"/>
-        <w:rPr>
-          <w:rFonts w:asciiTheme="minorHAnsi" w:hAnsiTheme="minorHAnsi" w:cstheme="minorHAnsi"/>
-          <w:sz w:val="28"/>
-          <w:szCs w:val="28"/>
-        </w:rPr>
-      </w:pPr>
-      <w:r>
-        <w:rPr>
-          <w:rFonts w:asciiTheme="minorHAnsi" w:hAnsiTheme="minorHAnsi" w:cstheme="minorHAnsi"/>
-          <w:sz w:val="28"/>
-          <w:szCs w:val="28"/>
-        </w:rPr>
-        <w:t>Create index and shard key:</w:t>
+        <w:t xml:space="preserve"> for a Database</w:t>
+      </w:r>
+    </w:p>
+    <w:p>
+      <w:pPr>
+        <w:pStyle w:val="HTMLPreformatted"/>
+        <w:jc w:val="both"/>
+        <w:rPr>
+          <w:rStyle w:val="HTMLCode"/>
+          <w:rFonts w:asciiTheme="minorHAnsi" w:eastAsiaTheme="majorEastAsia" w:hAnsiTheme="minorHAnsi" w:cstheme="minorHAnsi"/>
+          <w:sz w:val="28"/>
+          <w:szCs w:val="28"/>
+        </w:rPr>
+      </w:pPr>
+      <w:proofErr w:type="gramStart"/>
+      <w:r>
+        <w:rPr>
+          <w:rStyle w:val="HTMLCode"/>
+          <w:rFonts w:asciiTheme="minorHAnsi" w:eastAsiaTheme="majorEastAsia" w:hAnsiTheme="minorHAnsi" w:cstheme="minorHAnsi"/>
+          <w:sz w:val="28"/>
+          <w:szCs w:val="28"/>
+        </w:rPr>
+        <w:t>use</w:t>
+      </w:r>
+      <w:proofErr w:type="gramEnd"/>
+      <w:r>
+        <w:rPr>
+          <w:rStyle w:val="HTMLCode"/>
+          <w:rFonts w:asciiTheme="minorHAnsi" w:eastAsiaTheme="majorEastAsia" w:hAnsiTheme="minorHAnsi" w:cstheme="minorHAnsi"/>
+          <w:sz w:val="28"/>
+          <w:szCs w:val="28"/>
+        </w:rPr>
+        <w:t xml:space="preserve"> ecommerce</w:t>
       </w:r>
     </w:p>
     <w:p>
@@ -2151,7 +2371,7 @@
           <w:sz w:val="28"/>
           <w:szCs w:val="28"/>
         </w:rPr>
-        <w:t>db.</w:t>
+        <w:t>sh.</w:t>
       </w:r>
       <w:r>
         <w:rPr>
@@ -2160,7 +2380,7 @@
           <w:sz w:val="28"/>
           <w:szCs w:val="28"/>
         </w:rPr>
-        <w:t>createCollection</w:t>
+        <w:t>enableSharding</w:t>
       </w:r>
       <w:proofErr w:type="spellEnd"/>
       <w:r>
@@ -2180,7 +2400,7 @@
           <w:sz w:val="28"/>
           <w:szCs w:val="28"/>
         </w:rPr>
-        <w:t>"orders"</w:t>
+        <w:t>"ecommerce"</w:t>
       </w:r>
       <w:r>
         <w:rPr>
@@ -2194,233 +2414,6 @@
     </w:p>
     <w:p>
       <w:pPr>
-        <w:pStyle w:val="HTMLPreformatted"/>
-        <w:jc w:val="both"/>
-        <w:rPr>
-          <w:rStyle w:val="HTMLCode"/>
-          <w:rFonts w:asciiTheme="minorHAnsi" w:eastAsiaTheme="majorEastAsia" w:hAnsiTheme="minorHAnsi" w:cstheme="minorHAnsi"/>
-          <w:sz w:val="28"/>
-          <w:szCs w:val="28"/>
-        </w:rPr>
-      </w:pPr>
-      <w:proofErr w:type="spellStart"/>
-      <w:proofErr w:type="gramStart"/>
-      <w:r>
-        <w:rPr>
-          <w:rStyle w:val="HTMLCode"/>
-          <w:rFonts w:asciiTheme="minorHAnsi" w:eastAsiaTheme="majorEastAsia" w:hAnsiTheme="minorHAnsi" w:cstheme="minorHAnsi"/>
-          <w:sz w:val="28"/>
-          <w:szCs w:val="28"/>
-        </w:rPr>
-        <w:t>db.</w:t>
-      </w:r>
-      <w:r>
-        <w:rPr>
-          <w:rStyle w:val="hljs-property"/>
-          <w:rFonts w:asciiTheme="minorHAnsi" w:eastAsiaTheme="majorEastAsia" w:hAnsiTheme="minorHAnsi" w:cstheme="minorHAnsi"/>
-          <w:sz w:val="28"/>
-          <w:szCs w:val="28"/>
-        </w:rPr>
-        <w:t>orders</w:t>
-      </w:r>
-      <w:r>
-        <w:rPr>
-          <w:rStyle w:val="HTMLCode"/>
-          <w:rFonts w:asciiTheme="minorHAnsi" w:eastAsiaTheme="majorEastAsia" w:hAnsiTheme="minorHAnsi" w:cstheme="minorHAnsi"/>
-          <w:sz w:val="28"/>
-          <w:szCs w:val="28"/>
-        </w:rPr>
-        <w:t>.</w:t>
-      </w:r>
-      <w:r>
-        <w:rPr>
-          <w:rStyle w:val="hljs-title"/>
-          <w:rFonts w:asciiTheme="minorHAnsi" w:hAnsiTheme="minorHAnsi" w:cstheme="minorHAnsi"/>
-          <w:sz w:val="28"/>
-          <w:szCs w:val="28"/>
-        </w:rPr>
-        <w:t>createIndex</w:t>
-      </w:r>
-      <w:proofErr w:type="spellEnd"/>
-      <w:r>
-        <w:rPr>
-          <w:rStyle w:val="HTMLCode"/>
-          <w:rFonts w:asciiTheme="minorHAnsi" w:eastAsiaTheme="majorEastAsia" w:hAnsiTheme="minorHAnsi" w:cstheme="minorHAnsi"/>
-          <w:sz w:val="28"/>
-          <w:szCs w:val="28"/>
-        </w:rPr>
-        <w:t>(</w:t>
-      </w:r>
-      <w:proofErr w:type="gramEnd"/>
-      <w:r>
-        <w:rPr>
-          <w:rStyle w:val="HTMLCode"/>
-          <w:rFonts w:asciiTheme="minorHAnsi" w:eastAsiaTheme="majorEastAsia" w:hAnsiTheme="minorHAnsi" w:cstheme="minorHAnsi"/>
-          <w:sz w:val="28"/>
-          <w:szCs w:val="28"/>
-        </w:rPr>
-        <w:t xml:space="preserve">{ </w:t>
-      </w:r>
-      <w:proofErr w:type="spellStart"/>
-      <w:r>
-        <w:rPr>
-          <w:rStyle w:val="hljs-attr"/>
-          <w:rFonts w:asciiTheme="minorHAnsi" w:hAnsiTheme="minorHAnsi" w:cstheme="minorHAnsi"/>
-          <w:sz w:val="28"/>
-          <w:szCs w:val="28"/>
-        </w:rPr>
-        <w:t>customerId</w:t>
-      </w:r>
-      <w:proofErr w:type="spellEnd"/>
-      <w:r>
-        <w:rPr>
-          <w:rStyle w:val="HTMLCode"/>
-          <w:rFonts w:asciiTheme="minorHAnsi" w:eastAsiaTheme="majorEastAsia" w:hAnsiTheme="minorHAnsi" w:cstheme="minorHAnsi"/>
-          <w:sz w:val="28"/>
-          <w:szCs w:val="28"/>
-        </w:rPr>
-        <w:t xml:space="preserve">: </w:t>
-      </w:r>
-      <w:r>
-        <w:rPr>
-          <w:rStyle w:val="hljs-number"/>
-          <w:rFonts w:asciiTheme="minorHAnsi" w:hAnsiTheme="minorHAnsi" w:cstheme="minorHAnsi"/>
-          <w:sz w:val="28"/>
-          <w:szCs w:val="28"/>
-        </w:rPr>
-        <w:t>1</w:t>
-      </w:r>
-      <w:r>
-        <w:rPr>
-          <w:rStyle w:val="HTMLCode"/>
-          <w:rFonts w:asciiTheme="minorHAnsi" w:eastAsiaTheme="majorEastAsia" w:hAnsiTheme="minorHAnsi" w:cstheme="minorHAnsi"/>
-          <w:sz w:val="28"/>
-          <w:szCs w:val="28"/>
-        </w:rPr>
-        <w:t xml:space="preserve"> })</w:t>
-      </w:r>
-    </w:p>
-    <w:p>
-      <w:pPr>
-        <w:pStyle w:val="HTMLPreformatted"/>
-        <w:jc w:val="both"/>
-        <w:rPr>
-          <w:rStyle w:val="HTMLCode"/>
-          <w:rFonts w:asciiTheme="minorHAnsi" w:eastAsiaTheme="majorEastAsia" w:hAnsiTheme="minorHAnsi" w:cstheme="minorHAnsi"/>
-          <w:sz w:val="28"/>
-          <w:szCs w:val="28"/>
-        </w:rPr>
-      </w:pPr>
-      <w:proofErr w:type="spellStart"/>
-      <w:proofErr w:type="gramStart"/>
-      <w:r>
-        <w:rPr>
-          <w:rStyle w:val="HTMLCode"/>
-          <w:rFonts w:asciiTheme="minorHAnsi" w:eastAsiaTheme="majorEastAsia" w:hAnsiTheme="minorHAnsi" w:cstheme="minorHAnsi"/>
-          <w:sz w:val="28"/>
-          <w:szCs w:val="28"/>
-        </w:rPr>
-        <w:t>sh.</w:t>
-      </w:r>
-      <w:r>
-        <w:rPr>
-          <w:rStyle w:val="hljs-title"/>
-          <w:rFonts w:asciiTheme="minorHAnsi" w:hAnsiTheme="minorHAnsi" w:cstheme="minorHAnsi"/>
-          <w:sz w:val="28"/>
-          <w:szCs w:val="28"/>
-        </w:rPr>
-        <w:t>shardCollection</w:t>
-      </w:r>
-      <w:proofErr w:type="spellEnd"/>
-      <w:r>
-        <w:rPr>
-          <w:rStyle w:val="HTMLCode"/>
-          <w:rFonts w:asciiTheme="minorHAnsi" w:eastAsiaTheme="majorEastAsia" w:hAnsiTheme="minorHAnsi" w:cstheme="minorHAnsi"/>
-          <w:sz w:val="28"/>
-          <w:szCs w:val="28"/>
-        </w:rPr>
-        <w:t>(</w:t>
-      </w:r>
-      <w:proofErr w:type="gramEnd"/>
-      <w:r>
-        <w:rPr>
-          <w:rStyle w:val="hljs-string"/>
-          <w:rFonts w:asciiTheme="minorHAnsi" w:hAnsiTheme="minorHAnsi" w:cstheme="minorHAnsi"/>
-          <w:sz w:val="28"/>
-          <w:szCs w:val="28"/>
-        </w:rPr>
-        <w:t>"</w:t>
-      </w:r>
-      <w:proofErr w:type="spellStart"/>
-      <w:r>
-        <w:rPr>
-          <w:rStyle w:val="hljs-string"/>
-          <w:rFonts w:asciiTheme="minorHAnsi" w:hAnsiTheme="minorHAnsi" w:cstheme="minorHAnsi"/>
-          <w:sz w:val="28"/>
-          <w:szCs w:val="28"/>
-        </w:rPr>
-        <w:t>ecommerce.orders</w:t>
-      </w:r>
-      <w:proofErr w:type="spellEnd"/>
-      <w:r>
-        <w:rPr>
-          <w:rStyle w:val="hljs-string"/>
-          <w:rFonts w:asciiTheme="minorHAnsi" w:hAnsiTheme="minorHAnsi" w:cstheme="minorHAnsi"/>
-          <w:sz w:val="28"/>
-          <w:szCs w:val="28"/>
-        </w:rPr>
-        <w:t>"</w:t>
-      </w:r>
-      <w:r>
-        <w:rPr>
-          <w:rStyle w:val="HTMLCode"/>
-          <w:rFonts w:asciiTheme="minorHAnsi" w:eastAsiaTheme="majorEastAsia" w:hAnsiTheme="minorHAnsi" w:cstheme="minorHAnsi"/>
-          <w:sz w:val="28"/>
-          <w:szCs w:val="28"/>
-        </w:rPr>
-        <w:t xml:space="preserve">, { </w:t>
-      </w:r>
-      <w:proofErr w:type="spellStart"/>
-      <w:r>
-        <w:rPr>
-          <w:rStyle w:val="hljs-attr"/>
-          <w:rFonts w:asciiTheme="minorHAnsi" w:hAnsiTheme="minorHAnsi" w:cstheme="minorHAnsi"/>
-          <w:sz w:val="28"/>
-          <w:szCs w:val="28"/>
-        </w:rPr>
-        <w:t>customerId</w:t>
-      </w:r>
-      <w:proofErr w:type="spellEnd"/>
-      <w:r>
-        <w:rPr>
-          <w:rStyle w:val="HTMLCode"/>
-          <w:rFonts w:asciiTheme="minorHAnsi" w:eastAsiaTheme="majorEastAsia" w:hAnsiTheme="minorHAnsi" w:cstheme="minorHAnsi"/>
-          <w:sz w:val="28"/>
-          <w:szCs w:val="28"/>
-        </w:rPr>
-        <w:t xml:space="preserve">: </w:t>
-      </w:r>
-      <w:r>
-        <w:rPr>
-          <w:rStyle w:val="hljs-number"/>
-          <w:rFonts w:asciiTheme="minorHAnsi" w:hAnsiTheme="minorHAnsi" w:cstheme="minorHAnsi"/>
-          <w:sz w:val="28"/>
-          <w:szCs w:val="28"/>
-        </w:rPr>
-        <w:t>1</w:t>
-      </w:r>
-      <w:r>
-        <w:rPr>
-          <w:rStyle w:val="HTMLCode"/>
-          <w:rFonts w:asciiTheme="minorHAnsi" w:eastAsiaTheme="majorEastAsia" w:hAnsiTheme="minorHAnsi" w:cstheme="minorHAnsi"/>
-          <w:sz w:val="28"/>
-          <w:szCs w:val="28"/>
-        </w:rPr>
-        <w:t xml:space="preserve"> })</w:t>
-      </w:r>
-    </w:p>
-    <w:p>
-      <w:pPr>
         <w:jc w:val="both"/>
         <w:rPr>
           <w:rFonts w:cstheme="minorHAnsi"/>
@@ -2434,8 +2427,8 @@
           <w:sz w:val="28"/>
           <w:szCs w:val="28"/>
         </w:rPr>
-        <w:pict w14:anchorId="1CAAE9B3">
-          <v:rect id="_x0000_i1047" style="width:0;height:1.5pt" o:hralign="center" o:hrstd="t" o:hr="t" fillcolor="#a0a0a0" stroked="f"/>
+        <w:pict w14:anchorId="47943B12">
+          <v:rect id="_x0000_i1032" style="width:0;height:1.5pt" o:hralign="center" o:hrstd="t" o:hr="t" fillcolor="#a0a0a0" stroked="f"/>
         </w:pict>
       </w:r>
     </w:p>
@@ -2458,7 +2451,26 @@
           <w:sz w:val="28"/>
           <w:szCs w:val="28"/>
         </w:rPr>
-        <w:t>Step 6: Insert Sample Data</w:t>
+        <w:t>Step 5: Create Collection and Shard It</w:t>
+      </w:r>
+    </w:p>
+    <w:p>
+      <w:pPr>
+        <w:pStyle w:val="NormalWeb"/>
+        <w:jc w:val="both"/>
+        <w:rPr>
+          <w:rFonts w:asciiTheme="minorHAnsi" w:hAnsiTheme="minorHAnsi" w:cstheme="minorHAnsi"/>
+          <w:sz w:val="28"/>
+          <w:szCs w:val="28"/>
+        </w:rPr>
+      </w:pPr>
+      <w:r>
+        <w:rPr>
+          <w:rFonts w:asciiTheme="minorHAnsi" w:hAnsiTheme="minorHAnsi" w:cstheme="minorHAnsi"/>
+          <w:sz w:val="28"/>
+          <w:szCs w:val="28"/>
+        </w:rPr>
+        <w:t>Create index and shard key:</w:t>
       </w:r>
     </w:p>
     <w:p>
@@ -2472,161 +2484,6 @@
           <w:szCs w:val="28"/>
         </w:rPr>
       </w:pPr>
-      <w:proofErr w:type="gramStart"/>
-      <w:r>
-        <w:rPr>
-          <w:rStyle w:val="hljs-keyword"/>
-          <w:rFonts w:asciiTheme="minorHAnsi" w:hAnsiTheme="minorHAnsi" w:cstheme="minorHAnsi"/>
-          <w:sz w:val="28"/>
-          <w:szCs w:val="28"/>
-        </w:rPr>
-        <w:t>for</w:t>
-      </w:r>
-      <w:proofErr w:type="gramEnd"/>
-      <w:r>
-        <w:rPr>
-          <w:rStyle w:val="HTMLCode"/>
-          <w:rFonts w:asciiTheme="minorHAnsi" w:eastAsiaTheme="majorEastAsia" w:hAnsiTheme="minorHAnsi" w:cstheme="minorHAnsi"/>
-          <w:sz w:val="28"/>
-          <w:szCs w:val="28"/>
-        </w:rPr>
-        <w:t xml:space="preserve"> (</w:t>
-      </w:r>
-      <w:r>
-        <w:rPr>
-          <w:rStyle w:val="hljs-keyword"/>
-          <w:rFonts w:asciiTheme="minorHAnsi" w:hAnsiTheme="minorHAnsi" w:cstheme="minorHAnsi"/>
-          <w:sz w:val="28"/>
-          <w:szCs w:val="28"/>
-        </w:rPr>
-        <w:t>let</w:t>
-      </w:r>
-      <w:r>
-        <w:rPr>
-          <w:rStyle w:val="HTMLCode"/>
-          <w:rFonts w:asciiTheme="minorHAnsi" w:eastAsiaTheme="majorEastAsia" w:hAnsiTheme="minorHAnsi" w:cstheme="minorHAnsi"/>
-          <w:sz w:val="28"/>
-          <w:szCs w:val="28"/>
-        </w:rPr>
-        <w:t xml:space="preserve"> </w:t>
-      </w:r>
-      <w:proofErr w:type="spellStart"/>
-      <w:r>
-        <w:rPr>
-          <w:rStyle w:val="HTMLCode"/>
-          <w:rFonts w:asciiTheme="minorHAnsi" w:eastAsiaTheme="majorEastAsia" w:hAnsiTheme="minorHAnsi" w:cstheme="minorHAnsi"/>
-          <w:sz w:val="28"/>
-          <w:szCs w:val="28"/>
-        </w:rPr>
-        <w:t>i</w:t>
-      </w:r>
-      <w:proofErr w:type="spellEnd"/>
-      <w:r>
-        <w:rPr>
-          <w:rStyle w:val="HTMLCode"/>
-          <w:rFonts w:asciiTheme="minorHAnsi" w:eastAsiaTheme="majorEastAsia" w:hAnsiTheme="minorHAnsi" w:cstheme="minorHAnsi"/>
-          <w:sz w:val="28"/>
-          <w:szCs w:val="28"/>
-        </w:rPr>
-        <w:t xml:space="preserve"> = </w:t>
-      </w:r>
-      <w:r>
-        <w:rPr>
-          <w:rStyle w:val="hljs-number"/>
-          <w:rFonts w:asciiTheme="minorHAnsi" w:hAnsiTheme="minorHAnsi" w:cstheme="minorHAnsi"/>
-          <w:sz w:val="28"/>
-          <w:szCs w:val="28"/>
-        </w:rPr>
-        <w:t>1</w:t>
-      </w:r>
-      <w:r>
-        <w:rPr>
-          <w:rStyle w:val="HTMLCode"/>
-          <w:rFonts w:asciiTheme="minorHAnsi" w:eastAsiaTheme="majorEastAsia" w:hAnsiTheme="minorHAnsi" w:cstheme="minorHAnsi"/>
-          <w:sz w:val="28"/>
-          <w:szCs w:val="28"/>
-        </w:rPr>
-        <w:t xml:space="preserve">; </w:t>
-      </w:r>
-      <w:proofErr w:type="spellStart"/>
-      <w:r>
-        <w:rPr>
-          <w:rStyle w:val="HTMLCode"/>
-          <w:rFonts w:asciiTheme="minorHAnsi" w:eastAsiaTheme="majorEastAsia" w:hAnsiTheme="minorHAnsi" w:cstheme="minorHAnsi"/>
-          <w:sz w:val="28"/>
-          <w:szCs w:val="28"/>
-        </w:rPr>
-        <w:t>i</w:t>
-      </w:r>
-      <w:proofErr w:type="spellEnd"/>
-      <w:r>
-        <w:rPr>
-          <w:rStyle w:val="HTMLCode"/>
-          <w:rFonts w:asciiTheme="minorHAnsi" w:eastAsiaTheme="majorEastAsia" w:hAnsiTheme="minorHAnsi" w:cstheme="minorHAnsi"/>
-          <w:sz w:val="28"/>
-          <w:szCs w:val="28"/>
-        </w:rPr>
-        <w:t xml:space="preserve"> &lt;= </w:t>
-      </w:r>
-      <w:r>
-        <w:rPr>
-          <w:rStyle w:val="hljs-number"/>
-          <w:rFonts w:asciiTheme="minorHAnsi" w:hAnsiTheme="minorHAnsi" w:cstheme="minorHAnsi"/>
-          <w:sz w:val="28"/>
-          <w:szCs w:val="28"/>
-        </w:rPr>
-        <w:t>10000</w:t>
-      </w:r>
-      <w:r>
-        <w:rPr>
-          <w:rStyle w:val="HTMLCode"/>
-          <w:rFonts w:asciiTheme="minorHAnsi" w:eastAsiaTheme="majorEastAsia" w:hAnsiTheme="minorHAnsi" w:cstheme="minorHAnsi"/>
-          <w:sz w:val="28"/>
-          <w:szCs w:val="28"/>
-        </w:rPr>
-        <w:t xml:space="preserve">; </w:t>
-      </w:r>
-      <w:proofErr w:type="spellStart"/>
-      <w:r>
-        <w:rPr>
-          <w:rStyle w:val="HTMLCode"/>
-          <w:rFonts w:asciiTheme="minorHAnsi" w:eastAsiaTheme="majorEastAsia" w:hAnsiTheme="minorHAnsi" w:cstheme="minorHAnsi"/>
-          <w:sz w:val="28"/>
-          <w:szCs w:val="28"/>
-        </w:rPr>
-        <w:t>i</w:t>
-      </w:r>
-      <w:proofErr w:type="spellEnd"/>
-      <w:r>
-        <w:rPr>
-          <w:rStyle w:val="HTMLCode"/>
-          <w:rFonts w:asciiTheme="minorHAnsi" w:eastAsiaTheme="majorEastAsia" w:hAnsiTheme="minorHAnsi" w:cstheme="minorHAnsi"/>
-          <w:sz w:val="28"/>
-          <w:szCs w:val="28"/>
-        </w:rPr>
-        <w:t>++) {</w:t>
-      </w:r>
-    </w:p>
-    <w:p>
-      <w:pPr>
-        <w:pStyle w:val="HTMLPreformatted"/>
-        <w:jc w:val="both"/>
-        <w:rPr>
-          <w:rStyle w:val="HTMLCode"/>
-          <w:rFonts w:asciiTheme="minorHAnsi" w:eastAsiaTheme="majorEastAsia" w:hAnsiTheme="minorHAnsi" w:cstheme="minorHAnsi"/>
-          <w:sz w:val="28"/>
-          <w:szCs w:val="28"/>
-        </w:rPr>
-      </w:pPr>
-      <w:r>
-        <w:rPr>
-          <w:rStyle w:val="HTMLCode"/>
-          <w:rFonts w:asciiTheme="minorHAnsi" w:eastAsiaTheme="majorEastAsia" w:hAnsiTheme="minorHAnsi" w:cstheme="minorHAnsi"/>
-          <w:sz w:val="28"/>
-          <w:szCs w:val="28"/>
-        </w:rPr>
-        <w:t xml:space="preserve">  </w:t>
-      </w:r>
       <w:proofErr w:type="spellStart"/>
       <w:proofErr w:type="gramStart"/>
       <w:r>
@@ -2640,30 +2497,12 @@
       </w:r>
       <w:r>
         <w:rPr>
-          <w:rStyle w:val="hljs-property"/>
-          <w:rFonts w:asciiTheme="minorHAnsi" w:eastAsiaTheme="majorEastAsia" w:hAnsiTheme="minorHAnsi" w:cstheme="minorHAnsi"/>
-          <w:sz w:val="28"/>
-          <w:szCs w:val="28"/>
-        </w:rPr>
-        <w:t>orders</w:t>
-      </w:r>
-      <w:r>
-        <w:rPr>
-          <w:rStyle w:val="HTMLCode"/>
-          <w:rFonts w:asciiTheme="minorHAnsi" w:eastAsiaTheme="majorEastAsia" w:hAnsiTheme="minorHAnsi" w:cstheme="minorHAnsi"/>
-          <w:sz w:val="28"/>
-          <w:szCs w:val="28"/>
-        </w:rPr>
-        <w:t>.</w:t>
-      </w:r>
-      <w:r>
-        <w:rPr>
           <w:rStyle w:val="hljs-title"/>
           <w:rFonts w:asciiTheme="minorHAnsi" w:hAnsiTheme="minorHAnsi" w:cstheme="minorHAnsi"/>
           <w:sz w:val="28"/>
           <w:szCs w:val="28"/>
         </w:rPr>
-        <w:t>insert</w:t>
+        <w:t>createCollection</w:t>
       </w:r>
       <w:proofErr w:type="spellEnd"/>
       <w:r>
@@ -2673,9 +2512,27 @@
           <w:sz w:val="28"/>
           <w:szCs w:val="28"/>
         </w:rPr>
-        <w:t>({</w:t>
+        <w:t>(</w:t>
       </w:r>
       <w:proofErr w:type="gramEnd"/>
+      <w:r>
+        <w:rPr>
+          <w:rStyle w:val="hljs-string"/>
+          <w:rFonts w:asciiTheme="minorHAnsi" w:hAnsiTheme="minorHAnsi" w:cstheme="minorHAnsi"/>
+          <w:sz w:val="28"/>
+          <w:szCs w:val="28"/>
+        </w:rPr>
+        <w:t>"orders"</w:t>
+      </w:r>
+      <w:r>
+        <w:rPr>
+          <w:rStyle w:val="HTMLCode"/>
+          <w:rFonts w:asciiTheme="minorHAnsi" w:eastAsiaTheme="majorEastAsia" w:hAnsiTheme="minorHAnsi" w:cstheme="minorHAnsi"/>
+          <w:sz w:val="28"/>
+          <w:szCs w:val="28"/>
+        </w:rPr>
+        <w:t>)</w:t>
+      </w:r>
     </w:p>
     <w:p>
       <w:pPr>
@@ -2688,28 +2545,75 @@
           <w:szCs w:val="28"/>
         </w:rPr>
       </w:pPr>
-      <w:r>
-        <w:rPr>
-          <w:rStyle w:val="HTMLCode"/>
-          <w:rFonts w:asciiTheme="minorHAnsi" w:eastAsiaTheme="majorEastAsia" w:hAnsiTheme="minorHAnsi" w:cstheme="minorHAnsi"/>
-          <w:sz w:val="28"/>
-          <w:szCs w:val="28"/>
-        </w:rPr>
-        <w:t xml:space="preserve">    </w:t>
-      </w:r>
       <w:proofErr w:type="spellStart"/>
       <w:proofErr w:type="gramStart"/>
       <w:r>
         <w:rPr>
+          <w:rStyle w:val="HTMLCode"/>
+          <w:rFonts w:asciiTheme="minorHAnsi" w:eastAsiaTheme="majorEastAsia" w:hAnsiTheme="minorHAnsi" w:cstheme="minorHAnsi"/>
+          <w:sz w:val="28"/>
+          <w:szCs w:val="28"/>
+        </w:rPr>
+        <w:t>db.</w:t>
+      </w:r>
+      <w:r>
+        <w:rPr>
+          <w:rStyle w:val="hljs-property"/>
+          <w:rFonts w:asciiTheme="minorHAnsi" w:eastAsiaTheme="majorEastAsia" w:hAnsiTheme="minorHAnsi" w:cstheme="minorHAnsi"/>
+          <w:sz w:val="28"/>
+          <w:szCs w:val="28"/>
+        </w:rPr>
+        <w:t>orders</w:t>
+      </w:r>
+      <w:r>
+        <w:rPr>
+          <w:rStyle w:val="HTMLCode"/>
+          <w:rFonts w:asciiTheme="minorHAnsi" w:eastAsiaTheme="majorEastAsia" w:hAnsiTheme="minorHAnsi" w:cstheme="minorHAnsi"/>
+          <w:sz w:val="28"/>
+          <w:szCs w:val="28"/>
+        </w:rPr>
+        <w:t>.</w:t>
+      </w:r>
+      <w:r>
+        <w:rPr>
+          <w:rStyle w:val="hljs-title"/>
+          <w:rFonts w:asciiTheme="minorHAnsi" w:hAnsiTheme="minorHAnsi" w:cstheme="minorHAnsi"/>
+          <w:sz w:val="28"/>
+          <w:szCs w:val="28"/>
+        </w:rPr>
+        <w:t>createIndex</w:t>
+      </w:r>
+      <w:proofErr w:type="spellEnd"/>
+      <w:r>
+        <w:rPr>
+          <w:rStyle w:val="HTMLCode"/>
+          <w:rFonts w:asciiTheme="minorHAnsi" w:eastAsiaTheme="majorEastAsia" w:hAnsiTheme="minorHAnsi" w:cstheme="minorHAnsi"/>
+          <w:sz w:val="28"/>
+          <w:szCs w:val="28"/>
+        </w:rPr>
+        <w:t>(</w:t>
+      </w:r>
+      <w:proofErr w:type="gramEnd"/>
+      <w:r>
+        <w:rPr>
+          <w:rStyle w:val="HTMLCode"/>
+          <w:rFonts w:asciiTheme="minorHAnsi" w:eastAsiaTheme="majorEastAsia" w:hAnsiTheme="minorHAnsi" w:cstheme="minorHAnsi"/>
+          <w:sz w:val="28"/>
+          <w:szCs w:val="28"/>
+        </w:rPr>
+        <w:t xml:space="preserve">{ </w:t>
+      </w:r>
+      <w:proofErr w:type="spellStart"/>
+      <w:r>
+        <w:rPr>
           <w:rStyle w:val="hljs-attr"/>
           <w:rFonts w:asciiTheme="minorHAnsi" w:hAnsiTheme="minorHAnsi" w:cstheme="minorHAnsi"/>
           <w:sz w:val="28"/>
           <w:szCs w:val="28"/>
         </w:rPr>
-        <w:t>orderId</w:t>
+        <w:t>customerId</w:t>
       </w:r>
       <w:proofErr w:type="spellEnd"/>
-      <w:proofErr w:type="gramEnd"/>
       <w:r>
         <w:rPr>
           <w:rStyle w:val="HTMLCode"/>
@@ -2719,25 +2623,23 @@
         </w:rPr>
         <w:t xml:space="preserve">: </w:t>
       </w:r>
-      <w:proofErr w:type="spellStart"/>
-      <w:r>
-        <w:rPr>
-          <w:rStyle w:val="HTMLCode"/>
-          <w:rFonts w:asciiTheme="minorHAnsi" w:eastAsiaTheme="majorEastAsia" w:hAnsiTheme="minorHAnsi" w:cstheme="minorHAnsi"/>
-          <w:sz w:val="28"/>
-          <w:szCs w:val="28"/>
-        </w:rPr>
-        <w:t>i</w:t>
-      </w:r>
-      <w:proofErr w:type="spellEnd"/>
-      <w:r>
-        <w:rPr>
-          <w:rStyle w:val="HTMLCode"/>
-          <w:rFonts w:asciiTheme="minorHAnsi" w:eastAsiaTheme="majorEastAsia" w:hAnsiTheme="minorHAnsi" w:cstheme="minorHAnsi"/>
-          <w:sz w:val="28"/>
-          <w:szCs w:val="28"/>
-        </w:rPr>
-        <w:t>,</w:t>
+      <w:r>
+        <w:rPr>
+          <w:rStyle w:val="hljs-number"/>
+          <w:rFonts w:asciiTheme="minorHAnsi" w:hAnsiTheme="minorHAnsi" w:cstheme="minorHAnsi"/>
+          <w:sz w:val="28"/>
+          <w:szCs w:val="28"/>
+        </w:rPr>
+        <w:t>1</w:t>
+      </w:r>
+      <w:r>
+        <w:rPr>
+          <w:rStyle w:val="HTMLCode"/>
+          <w:rFonts w:asciiTheme="minorHAnsi" w:eastAsiaTheme="majorEastAsia" w:hAnsiTheme="minorHAnsi" w:cstheme="minorHAnsi"/>
+          <w:sz w:val="28"/>
+          <w:szCs w:val="28"/>
+        </w:rPr>
+        <w:t xml:space="preserve"> })</w:t>
       </w:r>
     </w:p>
     <w:p>
@@ -2751,19 +2653,78 @@
           <w:szCs w:val="28"/>
         </w:rPr>
       </w:pPr>
-      <w:r>
-        <w:rPr>
-          <w:rStyle w:val="HTMLCode"/>
-          <w:rFonts w:asciiTheme="minorHAnsi" w:eastAsiaTheme="majorEastAsia" w:hAnsiTheme="minorHAnsi" w:cstheme="minorHAnsi"/>
-          <w:sz w:val="28"/>
-          <w:szCs w:val="28"/>
-        </w:rPr>
-        <w:t xml:space="preserve">    </w:t>
-      </w:r>
       <w:proofErr w:type="spellStart"/>
       <w:proofErr w:type="gramStart"/>
       <w:r>
         <w:rPr>
+          <w:rStyle w:val="HTMLCode"/>
+          <w:rFonts w:asciiTheme="minorHAnsi" w:eastAsiaTheme="majorEastAsia" w:hAnsiTheme="minorHAnsi" w:cstheme="minorHAnsi"/>
+          <w:sz w:val="28"/>
+          <w:szCs w:val="28"/>
+        </w:rPr>
+        <w:t>sh.</w:t>
+      </w:r>
+      <w:r>
+        <w:rPr>
+          <w:rStyle w:val="hljs-title"/>
+          <w:rFonts w:asciiTheme="minorHAnsi" w:hAnsiTheme="minorHAnsi" w:cstheme="minorHAnsi"/>
+          <w:sz w:val="28"/>
+          <w:szCs w:val="28"/>
+        </w:rPr>
+        <w:t>shardCollection</w:t>
+      </w:r>
+      <w:proofErr w:type="spellEnd"/>
+      <w:r>
+        <w:rPr>
+          <w:rStyle w:val="HTMLCode"/>
+          <w:rFonts w:asciiTheme="minorHAnsi" w:eastAsiaTheme="majorEastAsia" w:hAnsiTheme="minorHAnsi" w:cstheme="minorHAnsi"/>
+          <w:sz w:val="28"/>
+          <w:szCs w:val="28"/>
+        </w:rPr>
+        <w:t>(</w:t>
+      </w:r>
+      <w:proofErr w:type="gramEnd"/>
+      <w:r>
+        <w:rPr>
+          <w:rStyle w:val="hljs-string"/>
+          <w:rFonts w:asciiTheme="minorHAnsi" w:hAnsiTheme="minorHAnsi" w:cstheme="minorHAnsi"/>
+          <w:sz w:val="28"/>
+          <w:szCs w:val="28"/>
+        </w:rPr>
+        <w:t>"</w:t>
+      </w:r>
+      <w:proofErr w:type="spellStart"/>
+      <w:r>
+        <w:rPr>
+          <w:rStyle w:val="hljs-string"/>
+          <w:rFonts w:asciiTheme="minorHAnsi" w:hAnsiTheme="minorHAnsi" w:cstheme="minorHAnsi"/>
+          <w:sz w:val="28"/>
+          <w:szCs w:val="28"/>
+        </w:rPr>
+        <w:t>ecommerce.orders</w:t>
+      </w:r>
+      <w:proofErr w:type="spellEnd"/>
+      <w:r>
+        <w:rPr>
+          <w:rStyle w:val="hljs-string"/>
+          <w:rFonts w:asciiTheme="minorHAnsi" w:hAnsiTheme="minorHAnsi" w:cstheme="minorHAnsi"/>
+          <w:sz w:val="28"/>
+          <w:szCs w:val="28"/>
+        </w:rPr>
+        <w:t>"</w:t>
+      </w:r>
+      <w:r>
+        <w:rPr>
+          <w:rStyle w:val="HTMLCode"/>
+          <w:rFonts w:asciiTheme="minorHAnsi" w:eastAsiaTheme="majorEastAsia" w:hAnsiTheme="minorHAnsi" w:cstheme="minorHAnsi"/>
+          <w:sz w:val="28"/>
+          <w:szCs w:val="28"/>
+        </w:rPr>
+        <w:t xml:space="preserve">, { </w:t>
+      </w:r>
+      <w:proofErr w:type="spellStart"/>
+      <w:r>
+        <w:rPr>
           <w:rStyle w:val="hljs-attr"/>
           <w:rFonts w:asciiTheme="minorHAnsi" w:hAnsiTheme="minorHAnsi" w:cstheme="minorHAnsi"/>
           <w:sz w:val="28"/>
@@ -2772,7 +2733,6 @@
         <w:t>customerId</w:t>
       </w:r>
       <w:proofErr w:type="spellEnd"/>
-      <w:proofErr w:type="gramEnd"/>
       <w:r>
         <w:rPr>
           <w:rStyle w:val="HTMLCode"/>
@@ -2782,82 +2742,6 @@
         </w:rPr>
         <w:t xml:space="preserve">: </w:t>
       </w:r>
-      <w:proofErr w:type="spellStart"/>
-      <w:r>
-        <w:rPr>
-          <w:rStyle w:val="hljs-title"/>
-          <w:rFonts w:asciiTheme="minorHAnsi" w:hAnsiTheme="minorHAnsi" w:cstheme="minorHAnsi"/>
-          <w:sz w:val="28"/>
-          <w:szCs w:val="28"/>
-        </w:rPr>
-        <w:t>Math</w:t>
-      </w:r>
-      <w:r>
-        <w:rPr>
-          <w:rStyle w:val="HTMLCode"/>
-          <w:rFonts w:asciiTheme="minorHAnsi" w:eastAsiaTheme="majorEastAsia" w:hAnsiTheme="minorHAnsi" w:cstheme="minorHAnsi"/>
-          <w:sz w:val="28"/>
-          <w:szCs w:val="28"/>
-        </w:rPr>
-        <w:t>.</w:t>
-      </w:r>
-      <w:r>
-        <w:rPr>
-          <w:rStyle w:val="hljs-title"/>
-          <w:rFonts w:asciiTheme="minorHAnsi" w:hAnsiTheme="minorHAnsi" w:cstheme="minorHAnsi"/>
-          <w:sz w:val="28"/>
-          <w:szCs w:val="28"/>
-        </w:rPr>
-        <w:t>floor</w:t>
-      </w:r>
-      <w:proofErr w:type="spellEnd"/>
-      <w:r>
-        <w:rPr>
-          <w:rStyle w:val="HTMLCode"/>
-          <w:rFonts w:asciiTheme="minorHAnsi" w:eastAsiaTheme="majorEastAsia" w:hAnsiTheme="minorHAnsi" w:cstheme="minorHAnsi"/>
-          <w:sz w:val="28"/>
-          <w:szCs w:val="28"/>
-        </w:rPr>
-        <w:t>(</w:t>
-      </w:r>
-      <w:proofErr w:type="spellStart"/>
-      <w:r>
-        <w:rPr>
-          <w:rStyle w:val="hljs-title"/>
-          <w:rFonts w:asciiTheme="minorHAnsi" w:hAnsiTheme="minorHAnsi" w:cstheme="minorHAnsi"/>
-          <w:sz w:val="28"/>
-          <w:szCs w:val="28"/>
-        </w:rPr>
-        <w:t>Math</w:t>
-      </w:r>
-      <w:r>
-        <w:rPr>
-          <w:rStyle w:val="HTMLCode"/>
-          <w:rFonts w:asciiTheme="minorHAnsi" w:eastAsiaTheme="majorEastAsia" w:hAnsiTheme="minorHAnsi" w:cstheme="minorHAnsi"/>
-          <w:sz w:val="28"/>
-          <w:szCs w:val="28"/>
-        </w:rPr>
-        <w:t>.</w:t>
-      </w:r>
-      <w:r>
-        <w:rPr>
-          <w:rStyle w:val="hljs-title"/>
-          <w:rFonts w:asciiTheme="minorHAnsi" w:hAnsiTheme="minorHAnsi" w:cstheme="minorHAnsi"/>
-          <w:sz w:val="28"/>
-          <w:szCs w:val="28"/>
-        </w:rPr>
-        <w:t>random</w:t>
-      </w:r>
-      <w:proofErr w:type="spellEnd"/>
-      <w:r>
-        <w:rPr>
-          <w:rStyle w:val="HTMLCode"/>
-          <w:rFonts w:asciiTheme="minorHAnsi" w:eastAsiaTheme="majorEastAsia" w:hAnsiTheme="minorHAnsi" w:cstheme="minorHAnsi"/>
-          <w:sz w:val="28"/>
-          <w:szCs w:val="28"/>
-        </w:rPr>
-        <w:t xml:space="preserve">() * </w:t>
-      </w:r>
       <w:r>
         <w:rPr>
           <w:rStyle w:val="hljs-number"/>
@@ -2865,232 +2749,16 @@
           <w:sz w:val="28"/>
           <w:szCs w:val="28"/>
         </w:rPr>
-        <w:t>1000</w:t>
-      </w:r>
-      <w:r>
-        <w:rPr>
-          <w:rStyle w:val="HTMLCode"/>
-          <w:rFonts w:asciiTheme="minorHAnsi" w:eastAsiaTheme="majorEastAsia" w:hAnsiTheme="minorHAnsi" w:cstheme="minorHAnsi"/>
-          <w:sz w:val="28"/>
-          <w:szCs w:val="28"/>
-        </w:rPr>
-        <w:t>),</w:t>
-      </w:r>
-    </w:p>
-    <w:p>
-      <w:pPr>
-        <w:pStyle w:val="HTMLPreformatted"/>
-        <w:jc w:val="both"/>
-        <w:rPr>
-          <w:rStyle w:val="HTMLCode"/>
-          <w:rFonts w:asciiTheme="minorHAnsi" w:eastAsiaTheme="majorEastAsia" w:hAnsiTheme="minorHAnsi" w:cstheme="minorHAnsi"/>
-          <w:sz w:val="28"/>
-          <w:szCs w:val="28"/>
-        </w:rPr>
-      </w:pPr>
-      <w:r>
-        <w:rPr>
-          <w:rStyle w:val="HTMLCode"/>
-          <w:rFonts w:asciiTheme="minorHAnsi" w:eastAsiaTheme="majorEastAsia" w:hAnsiTheme="minorHAnsi" w:cstheme="minorHAnsi"/>
-          <w:sz w:val="28"/>
-          <w:szCs w:val="28"/>
-        </w:rPr>
-        <w:t xml:space="preserve">    </w:t>
-      </w:r>
-      <w:proofErr w:type="gramStart"/>
-      <w:r>
-        <w:rPr>
-          <w:rStyle w:val="hljs-attr"/>
-          <w:rFonts w:asciiTheme="minorHAnsi" w:hAnsiTheme="minorHAnsi" w:cstheme="minorHAnsi"/>
-          <w:sz w:val="28"/>
-          <w:szCs w:val="28"/>
-        </w:rPr>
-        <w:t>amount</w:t>
-      </w:r>
-      <w:proofErr w:type="gramEnd"/>
-      <w:r>
-        <w:rPr>
-          <w:rStyle w:val="HTMLCode"/>
-          <w:rFonts w:asciiTheme="minorHAnsi" w:eastAsiaTheme="majorEastAsia" w:hAnsiTheme="minorHAnsi" w:cstheme="minorHAnsi"/>
-          <w:sz w:val="28"/>
-          <w:szCs w:val="28"/>
-        </w:rPr>
-        <w:t xml:space="preserve">: </w:t>
-      </w:r>
-      <w:proofErr w:type="spellStart"/>
-      <w:r>
-        <w:rPr>
-          <w:rStyle w:val="hljs-title"/>
-          <w:rFonts w:asciiTheme="minorHAnsi" w:hAnsiTheme="minorHAnsi" w:cstheme="minorHAnsi"/>
-          <w:sz w:val="28"/>
-          <w:szCs w:val="28"/>
-        </w:rPr>
-        <w:t>Math</w:t>
-      </w:r>
-      <w:r>
-        <w:rPr>
-          <w:rStyle w:val="HTMLCode"/>
-          <w:rFonts w:asciiTheme="minorHAnsi" w:eastAsiaTheme="majorEastAsia" w:hAnsiTheme="minorHAnsi" w:cstheme="minorHAnsi"/>
-          <w:sz w:val="28"/>
-          <w:szCs w:val="28"/>
-        </w:rPr>
-        <w:t>.</w:t>
-      </w:r>
-      <w:r>
-        <w:rPr>
-          <w:rStyle w:val="hljs-title"/>
-          <w:rFonts w:asciiTheme="minorHAnsi" w:hAnsiTheme="minorHAnsi" w:cstheme="minorHAnsi"/>
-          <w:sz w:val="28"/>
-          <w:szCs w:val="28"/>
-        </w:rPr>
-        <w:t>random</w:t>
-      </w:r>
-      <w:proofErr w:type="spellEnd"/>
-      <w:r>
-        <w:rPr>
-          <w:rStyle w:val="HTMLCode"/>
-          <w:rFonts w:asciiTheme="minorHAnsi" w:eastAsiaTheme="majorEastAsia" w:hAnsiTheme="minorHAnsi" w:cstheme="minorHAnsi"/>
-          <w:sz w:val="28"/>
-          <w:szCs w:val="28"/>
-        </w:rPr>
-        <w:t xml:space="preserve">() * </w:t>
-      </w:r>
-      <w:r>
-        <w:rPr>
-          <w:rStyle w:val="hljs-number"/>
-          <w:rFonts w:asciiTheme="minorHAnsi" w:hAnsiTheme="minorHAnsi" w:cstheme="minorHAnsi"/>
-          <w:sz w:val="28"/>
-          <w:szCs w:val="28"/>
-        </w:rPr>
-        <w:t>1000</w:t>
-      </w:r>
-      <w:r>
-        <w:rPr>
-          <w:rStyle w:val="HTMLCode"/>
-          <w:rFonts w:asciiTheme="minorHAnsi" w:eastAsiaTheme="majorEastAsia" w:hAnsiTheme="minorHAnsi" w:cstheme="minorHAnsi"/>
-          <w:sz w:val="28"/>
-          <w:szCs w:val="28"/>
-        </w:rPr>
-        <w:t>,</w:t>
-      </w:r>
-    </w:p>
-    <w:p>
-      <w:pPr>
-        <w:pStyle w:val="HTMLPreformatted"/>
-        <w:jc w:val="both"/>
-        <w:rPr>
-          <w:rStyle w:val="HTMLCode"/>
-          <w:rFonts w:asciiTheme="minorHAnsi" w:eastAsiaTheme="majorEastAsia" w:hAnsiTheme="minorHAnsi" w:cstheme="minorHAnsi"/>
-          <w:sz w:val="28"/>
-          <w:szCs w:val="28"/>
-        </w:rPr>
-      </w:pPr>
-      <w:r>
-        <w:rPr>
-          <w:rStyle w:val="HTMLCode"/>
-          <w:rFonts w:asciiTheme="minorHAnsi" w:eastAsiaTheme="majorEastAsia" w:hAnsiTheme="minorHAnsi" w:cstheme="minorHAnsi"/>
-          <w:sz w:val="28"/>
-          <w:szCs w:val="28"/>
-        </w:rPr>
-        <w:t xml:space="preserve">    </w:t>
-      </w:r>
-      <w:proofErr w:type="gramStart"/>
-      <w:r>
-        <w:rPr>
-          <w:rStyle w:val="hljs-attr"/>
-          <w:rFonts w:asciiTheme="minorHAnsi" w:hAnsiTheme="minorHAnsi" w:cstheme="minorHAnsi"/>
-          <w:sz w:val="28"/>
-          <w:szCs w:val="28"/>
-        </w:rPr>
-        <w:t>date</w:t>
-      </w:r>
-      <w:proofErr w:type="gramEnd"/>
-      <w:r>
-        <w:rPr>
-          <w:rStyle w:val="HTMLCode"/>
-          <w:rFonts w:asciiTheme="minorHAnsi" w:eastAsiaTheme="majorEastAsia" w:hAnsiTheme="minorHAnsi" w:cstheme="minorHAnsi"/>
-          <w:sz w:val="28"/>
-          <w:szCs w:val="28"/>
-        </w:rPr>
-        <w:t xml:space="preserve">: </w:t>
-      </w:r>
-      <w:r>
-        <w:rPr>
-          <w:rStyle w:val="hljs-keyword"/>
-          <w:rFonts w:asciiTheme="minorHAnsi" w:hAnsiTheme="minorHAnsi" w:cstheme="minorHAnsi"/>
-          <w:sz w:val="28"/>
-          <w:szCs w:val="28"/>
-        </w:rPr>
-        <w:t>new</w:t>
-      </w:r>
-      <w:r>
-        <w:rPr>
-          <w:rStyle w:val="HTMLCode"/>
-          <w:rFonts w:asciiTheme="minorHAnsi" w:eastAsiaTheme="majorEastAsia" w:hAnsiTheme="minorHAnsi" w:cstheme="minorHAnsi"/>
-          <w:sz w:val="28"/>
-          <w:szCs w:val="28"/>
-        </w:rPr>
-        <w:t xml:space="preserve"> </w:t>
-      </w:r>
-      <w:r>
-        <w:rPr>
-          <w:rStyle w:val="hljs-title"/>
-          <w:rFonts w:asciiTheme="minorHAnsi" w:hAnsiTheme="minorHAnsi" w:cstheme="minorHAnsi"/>
-          <w:sz w:val="28"/>
-          <w:szCs w:val="28"/>
-        </w:rPr>
-        <w:t>Date</w:t>
-      </w:r>
-      <w:r>
-        <w:rPr>
-          <w:rStyle w:val="HTMLCode"/>
-          <w:rFonts w:asciiTheme="minorHAnsi" w:eastAsiaTheme="majorEastAsia" w:hAnsiTheme="minorHAnsi" w:cstheme="minorHAnsi"/>
-          <w:sz w:val="28"/>
-          <w:szCs w:val="28"/>
-        </w:rPr>
-        <w:t>()</w:t>
-      </w:r>
-    </w:p>
-    <w:p>
-      <w:pPr>
-        <w:pStyle w:val="HTMLPreformatted"/>
-        <w:jc w:val="both"/>
-        <w:rPr>
-          <w:rStyle w:val="HTMLCode"/>
-          <w:rFonts w:asciiTheme="minorHAnsi" w:eastAsiaTheme="majorEastAsia" w:hAnsiTheme="minorHAnsi" w:cstheme="minorHAnsi"/>
-          <w:sz w:val="28"/>
-          <w:szCs w:val="28"/>
-        </w:rPr>
-      </w:pPr>
-      <w:r>
-        <w:rPr>
-          <w:rStyle w:val="HTMLCode"/>
-          <w:rFonts w:asciiTheme="minorHAnsi" w:eastAsiaTheme="majorEastAsia" w:hAnsiTheme="minorHAnsi" w:cstheme="minorHAnsi"/>
-          <w:sz w:val="28"/>
-          <w:szCs w:val="28"/>
-        </w:rPr>
-        <w:t xml:space="preserve">  });</w:t>
-      </w:r>
-    </w:p>
-    <w:p>
-      <w:pPr>
-        <w:pStyle w:val="HTMLPreformatted"/>
-        <w:jc w:val="both"/>
-        <w:rPr>
-          <w:rStyle w:val="HTMLCode"/>
-          <w:rFonts w:asciiTheme="minorHAnsi" w:eastAsiaTheme="majorEastAsia" w:hAnsiTheme="minorHAnsi" w:cstheme="minorHAnsi"/>
-          <w:sz w:val="28"/>
-          <w:szCs w:val="28"/>
-        </w:rPr>
-      </w:pPr>
-      <w:r>
-        <w:rPr>
-          <w:rStyle w:val="HTMLCode"/>
-          <w:rFonts w:asciiTheme="minorHAnsi" w:eastAsiaTheme="majorEastAsia" w:hAnsiTheme="minorHAnsi" w:cstheme="minorHAnsi"/>
-          <w:sz w:val="28"/>
-          <w:szCs w:val="28"/>
-        </w:rPr>
-        <w:t>}</w:t>
+        <w:t>1</w:t>
+      </w:r>
+      <w:r>
+        <w:rPr>
+          <w:rStyle w:val="HTMLCode"/>
+          <w:rFonts w:asciiTheme="minorHAnsi" w:eastAsiaTheme="majorEastAsia" w:hAnsiTheme="minorHAnsi" w:cstheme="minorHAnsi"/>
+          <w:sz w:val="28"/>
+          <w:szCs w:val="28"/>
+        </w:rPr>
+        <w:t xml:space="preserve"> })</w:t>
       </w:r>
     </w:p>
     <w:p>
@@ -3108,8 +2776,8 @@
           <w:sz w:val="28"/>
           <w:szCs w:val="28"/>
         </w:rPr>
-        <w:pict w14:anchorId="63D4286E">
-          <v:rect id="_x0000_i1048" style="width:0;height:1.5pt" o:hralign="center" o:hrstd="t" o:hr="t" fillcolor="#a0a0a0" stroked="f"/>
+        <w:pict w14:anchorId="1CAAE9B3">
+          <v:rect id="_x0000_i1033" style="width:0;height:1.5pt" o:hralign="center" o:hrstd="t" o:hr="t" fillcolor="#a0a0a0" stroked="f"/>
         </w:pict>
       </w:r>
     </w:p>
@@ -3132,9 +2800,689 @@
           <w:sz w:val="28"/>
           <w:szCs w:val="28"/>
         </w:rPr>
-        <w:t xml:space="preserve">Step 7: Verify </w:t>
+        <w:t>Step 6: Insert Sample Data</w:t>
+      </w:r>
+    </w:p>
+    <w:p>
+      <w:pPr>
+        <w:pStyle w:val="HTMLPreformatted"/>
+        <w:jc w:val="both"/>
+        <w:rPr>
+          <w:rStyle w:val="HTMLCode"/>
+          <w:rFonts w:asciiTheme="minorHAnsi" w:eastAsiaTheme="majorEastAsia" w:hAnsiTheme="minorHAnsi" w:cstheme="minorHAnsi"/>
+          <w:sz w:val="28"/>
+          <w:szCs w:val="28"/>
+        </w:rPr>
+      </w:pPr>
+      <w:proofErr w:type="gramStart"/>
+      <w:r>
+        <w:rPr>
+          <w:rStyle w:val="hljs-keyword"/>
+          <w:rFonts w:asciiTheme="minorHAnsi" w:hAnsiTheme="minorHAnsi" w:cstheme="minorHAnsi"/>
+          <w:sz w:val="28"/>
+          <w:szCs w:val="28"/>
+        </w:rPr>
+        <w:t>for</w:t>
+      </w:r>
+      <w:proofErr w:type="gramEnd"/>
+      <w:r>
+        <w:rPr>
+          <w:rStyle w:val="HTMLCode"/>
+          <w:rFonts w:asciiTheme="minorHAnsi" w:eastAsiaTheme="majorEastAsia" w:hAnsiTheme="minorHAnsi" w:cstheme="minorHAnsi"/>
+          <w:sz w:val="28"/>
+          <w:szCs w:val="28"/>
+        </w:rPr>
+        <w:t xml:space="preserve"> (</w:t>
+      </w:r>
+      <w:r>
+        <w:rPr>
+          <w:rStyle w:val="hljs-keyword"/>
+          <w:rFonts w:asciiTheme="minorHAnsi" w:hAnsiTheme="minorHAnsi" w:cstheme="minorHAnsi"/>
+          <w:sz w:val="28"/>
+          <w:szCs w:val="28"/>
+        </w:rPr>
+        <w:t>let</w:t>
+      </w:r>
+      <w:r>
+        <w:rPr>
+          <w:rStyle w:val="HTMLCode"/>
+          <w:rFonts w:asciiTheme="minorHAnsi" w:eastAsiaTheme="majorEastAsia" w:hAnsiTheme="minorHAnsi" w:cstheme="minorHAnsi"/>
+          <w:sz w:val="28"/>
+          <w:szCs w:val="28"/>
+        </w:rPr>
+        <w:t xml:space="preserve"> </w:t>
       </w:r>
       <w:proofErr w:type="spellStart"/>
+      <w:r>
+        <w:rPr>
+          <w:rStyle w:val="HTMLCode"/>
+          <w:rFonts w:asciiTheme="minorHAnsi" w:eastAsiaTheme="majorEastAsia" w:hAnsiTheme="minorHAnsi" w:cstheme="minorHAnsi"/>
+          <w:sz w:val="28"/>
+          <w:szCs w:val="28"/>
+        </w:rPr>
+        <w:t>i</w:t>
+      </w:r>
+      <w:proofErr w:type="spellEnd"/>
+      <w:r>
+        <w:rPr>
+          <w:rStyle w:val="HTMLCode"/>
+          <w:rFonts w:asciiTheme="minorHAnsi" w:eastAsiaTheme="majorEastAsia" w:hAnsiTheme="minorHAnsi" w:cstheme="minorHAnsi"/>
+          <w:sz w:val="28"/>
+          <w:szCs w:val="28"/>
+        </w:rPr>
+        <w:t xml:space="preserve"> = </w:t>
+      </w:r>
+      <w:r>
+        <w:rPr>
+          <w:rStyle w:val="hljs-number"/>
+          <w:rFonts w:asciiTheme="minorHAnsi" w:hAnsiTheme="minorHAnsi" w:cstheme="minorHAnsi"/>
+          <w:sz w:val="28"/>
+          <w:szCs w:val="28"/>
+        </w:rPr>
+        <w:t>1</w:t>
+      </w:r>
+      <w:r>
+        <w:rPr>
+          <w:rStyle w:val="HTMLCode"/>
+          <w:rFonts w:asciiTheme="minorHAnsi" w:eastAsiaTheme="majorEastAsia" w:hAnsiTheme="minorHAnsi" w:cstheme="minorHAnsi"/>
+          <w:sz w:val="28"/>
+          <w:szCs w:val="28"/>
+        </w:rPr>
+        <w:t xml:space="preserve">; </w:t>
+      </w:r>
+      <w:proofErr w:type="spellStart"/>
+      <w:r>
+        <w:rPr>
+          <w:rStyle w:val="HTMLCode"/>
+          <w:rFonts w:asciiTheme="minorHAnsi" w:eastAsiaTheme="majorEastAsia" w:hAnsiTheme="minorHAnsi" w:cstheme="minorHAnsi"/>
+          <w:sz w:val="28"/>
+          <w:szCs w:val="28"/>
+        </w:rPr>
+        <w:t>i</w:t>
+      </w:r>
+      <w:proofErr w:type="spellEnd"/>
+      <w:r>
+        <w:rPr>
+          <w:rStyle w:val="HTMLCode"/>
+          <w:rFonts w:asciiTheme="minorHAnsi" w:eastAsiaTheme="majorEastAsia" w:hAnsiTheme="minorHAnsi" w:cstheme="minorHAnsi"/>
+          <w:sz w:val="28"/>
+          <w:szCs w:val="28"/>
+        </w:rPr>
+        <w:t xml:space="preserve"> &lt;= </w:t>
+      </w:r>
+      <w:r>
+        <w:rPr>
+          <w:rStyle w:val="hljs-number"/>
+          <w:rFonts w:asciiTheme="minorHAnsi" w:hAnsiTheme="minorHAnsi" w:cstheme="minorHAnsi"/>
+          <w:sz w:val="28"/>
+          <w:szCs w:val="28"/>
+        </w:rPr>
+        <w:t>10</w:t>
+      </w:r>
+      <w:r>
+        <w:rPr>
+          <w:rStyle w:val="hljs-number"/>
+          <w:rFonts w:asciiTheme="minorHAnsi" w:hAnsiTheme="minorHAnsi" w:cstheme="minorHAnsi"/>
+          <w:sz w:val="28"/>
+          <w:szCs w:val="28"/>
+        </w:rPr>
+        <w:t>0</w:t>
+      </w:r>
+      <w:r>
+        <w:rPr>
+          <w:rStyle w:val="hljs-number"/>
+          <w:rFonts w:asciiTheme="minorHAnsi" w:hAnsiTheme="minorHAnsi" w:cstheme="minorHAnsi"/>
+          <w:sz w:val="28"/>
+          <w:szCs w:val="28"/>
+        </w:rPr>
+        <w:t>0</w:t>
+      </w:r>
+      <w:r>
+        <w:rPr>
+          <w:rStyle w:val="HTMLCode"/>
+          <w:rFonts w:asciiTheme="minorHAnsi" w:eastAsiaTheme="majorEastAsia" w:hAnsiTheme="minorHAnsi" w:cstheme="minorHAnsi"/>
+          <w:sz w:val="28"/>
+          <w:szCs w:val="28"/>
+        </w:rPr>
+        <w:t xml:space="preserve">; </w:t>
+      </w:r>
+      <w:proofErr w:type="spellStart"/>
+      <w:r>
+        <w:rPr>
+          <w:rStyle w:val="HTMLCode"/>
+          <w:rFonts w:asciiTheme="minorHAnsi" w:eastAsiaTheme="majorEastAsia" w:hAnsiTheme="minorHAnsi" w:cstheme="minorHAnsi"/>
+          <w:sz w:val="28"/>
+          <w:szCs w:val="28"/>
+        </w:rPr>
+        <w:t>i</w:t>
+      </w:r>
+      <w:proofErr w:type="spellEnd"/>
+      <w:r>
+        <w:rPr>
+          <w:rStyle w:val="HTMLCode"/>
+          <w:rFonts w:asciiTheme="minorHAnsi" w:eastAsiaTheme="majorEastAsia" w:hAnsiTheme="minorHAnsi" w:cstheme="minorHAnsi"/>
+          <w:sz w:val="28"/>
+          <w:szCs w:val="28"/>
+        </w:rPr>
+        <w:t>++) {</w:t>
+      </w:r>
+    </w:p>
+    <w:p>
+      <w:pPr>
+        <w:pStyle w:val="HTMLPreformatted"/>
+        <w:jc w:val="both"/>
+        <w:rPr>
+          <w:rStyle w:val="HTMLCode"/>
+          <w:rFonts w:asciiTheme="minorHAnsi" w:eastAsiaTheme="majorEastAsia" w:hAnsiTheme="minorHAnsi" w:cstheme="minorHAnsi"/>
+          <w:sz w:val="28"/>
+          <w:szCs w:val="28"/>
+        </w:rPr>
+      </w:pPr>
+      <w:r>
+        <w:rPr>
+          <w:rStyle w:val="HTMLCode"/>
+          <w:rFonts w:asciiTheme="minorHAnsi" w:eastAsiaTheme="majorEastAsia" w:hAnsiTheme="minorHAnsi" w:cstheme="minorHAnsi"/>
+          <w:sz w:val="28"/>
+          <w:szCs w:val="28"/>
+        </w:rPr>
+        <w:t xml:space="preserve">  </w:t>
+      </w:r>
+      <w:proofErr w:type="spellStart"/>
+      <w:proofErr w:type="gramStart"/>
+      <w:r>
+        <w:rPr>
+          <w:rStyle w:val="HTMLCode"/>
+          <w:rFonts w:asciiTheme="minorHAnsi" w:eastAsiaTheme="majorEastAsia" w:hAnsiTheme="minorHAnsi" w:cstheme="minorHAnsi"/>
+          <w:sz w:val="28"/>
+          <w:szCs w:val="28"/>
+        </w:rPr>
+        <w:t>db.</w:t>
+      </w:r>
+      <w:r>
+        <w:rPr>
+          <w:rStyle w:val="hljs-property"/>
+          <w:rFonts w:asciiTheme="minorHAnsi" w:eastAsiaTheme="majorEastAsia" w:hAnsiTheme="minorHAnsi" w:cstheme="minorHAnsi"/>
+          <w:sz w:val="28"/>
+          <w:szCs w:val="28"/>
+        </w:rPr>
+        <w:t>orders</w:t>
+      </w:r>
+      <w:r>
+        <w:rPr>
+          <w:rStyle w:val="HTMLCode"/>
+          <w:rFonts w:asciiTheme="minorHAnsi" w:eastAsiaTheme="majorEastAsia" w:hAnsiTheme="minorHAnsi" w:cstheme="minorHAnsi"/>
+          <w:sz w:val="28"/>
+          <w:szCs w:val="28"/>
+        </w:rPr>
+        <w:t>.</w:t>
+      </w:r>
+      <w:r>
+        <w:rPr>
+          <w:rStyle w:val="hljs-title"/>
+          <w:rFonts w:asciiTheme="minorHAnsi" w:hAnsiTheme="minorHAnsi" w:cstheme="minorHAnsi"/>
+          <w:sz w:val="28"/>
+          <w:szCs w:val="28"/>
+        </w:rPr>
+        <w:t>insert</w:t>
+      </w:r>
+      <w:proofErr w:type="spellEnd"/>
+      <w:r>
+        <w:rPr>
+          <w:rStyle w:val="HTMLCode"/>
+          <w:rFonts w:asciiTheme="minorHAnsi" w:eastAsiaTheme="majorEastAsia" w:hAnsiTheme="minorHAnsi" w:cstheme="minorHAnsi"/>
+          <w:sz w:val="28"/>
+          <w:szCs w:val="28"/>
+        </w:rPr>
+        <w:t>({</w:t>
+      </w:r>
+      <w:proofErr w:type="gramEnd"/>
+    </w:p>
+    <w:p>
+      <w:pPr>
+        <w:pStyle w:val="HTMLPreformatted"/>
+        <w:jc w:val="both"/>
+        <w:rPr>
+          <w:rStyle w:val="HTMLCode"/>
+          <w:rFonts w:asciiTheme="minorHAnsi" w:eastAsiaTheme="majorEastAsia" w:hAnsiTheme="minorHAnsi" w:cstheme="minorHAnsi"/>
+          <w:sz w:val="28"/>
+          <w:szCs w:val="28"/>
+        </w:rPr>
+      </w:pPr>
+      <w:r>
+        <w:rPr>
+          <w:rStyle w:val="HTMLCode"/>
+          <w:rFonts w:asciiTheme="minorHAnsi" w:eastAsiaTheme="majorEastAsia" w:hAnsiTheme="minorHAnsi" w:cstheme="minorHAnsi"/>
+          <w:sz w:val="28"/>
+          <w:szCs w:val="28"/>
+        </w:rPr>
+        <w:t xml:space="preserve">    </w:t>
+      </w:r>
+      <w:proofErr w:type="spellStart"/>
+      <w:proofErr w:type="gramStart"/>
+      <w:r>
+        <w:rPr>
+          <w:rStyle w:val="hljs-attr"/>
+          <w:rFonts w:asciiTheme="minorHAnsi" w:hAnsiTheme="minorHAnsi" w:cstheme="minorHAnsi"/>
+          <w:sz w:val="28"/>
+          <w:szCs w:val="28"/>
+        </w:rPr>
+        <w:t>orderId</w:t>
+      </w:r>
+      <w:proofErr w:type="spellEnd"/>
+      <w:proofErr w:type="gramEnd"/>
+      <w:r>
+        <w:rPr>
+          <w:rStyle w:val="HTMLCode"/>
+          <w:rFonts w:asciiTheme="minorHAnsi" w:eastAsiaTheme="majorEastAsia" w:hAnsiTheme="minorHAnsi" w:cstheme="minorHAnsi"/>
+          <w:sz w:val="28"/>
+          <w:szCs w:val="28"/>
+        </w:rPr>
+        <w:t xml:space="preserve">: </w:t>
+      </w:r>
+      <w:proofErr w:type="spellStart"/>
+      <w:r>
+        <w:rPr>
+          <w:rStyle w:val="HTMLCode"/>
+          <w:rFonts w:asciiTheme="minorHAnsi" w:eastAsiaTheme="majorEastAsia" w:hAnsiTheme="minorHAnsi" w:cstheme="minorHAnsi"/>
+          <w:sz w:val="28"/>
+          <w:szCs w:val="28"/>
+        </w:rPr>
+        <w:t>i</w:t>
+      </w:r>
+      <w:proofErr w:type="spellEnd"/>
+      <w:r>
+        <w:rPr>
+          <w:rStyle w:val="HTMLCode"/>
+          <w:rFonts w:asciiTheme="minorHAnsi" w:eastAsiaTheme="majorEastAsia" w:hAnsiTheme="minorHAnsi" w:cstheme="minorHAnsi"/>
+          <w:sz w:val="28"/>
+          <w:szCs w:val="28"/>
+        </w:rPr>
+        <w:t>,</w:t>
+      </w:r>
+    </w:p>
+    <w:p>
+      <w:pPr>
+        <w:pStyle w:val="HTMLPreformatted"/>
+        <w:jc w:val="both"/>
+        <w:rPr>
+          <w:rStyle w:val="HTMLCode"/>
+          <w:rFonts w:asciiTheme="minorHAnsi" w:eastAsiaTheme="majorEastAsia" w:hAnsiTheme="minorHAnsi" w:cstheme="minorHAnsi"/>
+          <w:sz w:val="28"/>
+          <w:szCs w:val="28"/>
+        </w:rPr>
+      </w:pPr>
+      <w:r>
+        <w:rPr>
+          <w:rStyle w:val="HTMLCode"/>
+          <w:rFonts w:asciiTheme="minorHAnsi" w:eastAsiaTheme="majorEastAsia" w:hAnsiTheme="minorHAnsi" w:cstheme="minorHAnsi"/>
+          <w:sz w:val="28"/>
+          <w:szCs w:val="28"/>
+        </w:rPr>
+        <w:t xml:space="preserve">    </w:t>
+      </w:r>
+      <w:proofErr w:type="spellStart"/>
+      <w:proofErr w:type="gramStart"/>
+      <w:r>
+        <w:rPr>
+          <w:rStyle w:val="hljs-attr"/>
+          <w:rFonts w:asciiTheme="minorHAnsi" w:hAnsiTheme="minorHAnsi" w:cstheme="minorHAnsi"/>
+          <w:sz w:val="28"/>
+          <w:szCs w:val="28"/>
+        </w:rPr>
+        <w:t>customerId</w:t>
+      </w:r>
+      <w:proofErr w:type="spellEnd"/>
+      <w:proofErr w:type="gramEnd"/>
+      <w:r>
+        <w:rPr>
+          <w:rStyle w:val="HTMLCode"/>
+          <w:rFonts w:asciiTheme="minorHAnsi" w:eastAsiaTheme="majorEastAsia" w:hAnsiTheme="minorHAnsi" w:cstheme="minorHAnsi"/>
+          <w:sz w:val="28"/>
+          <w:szCs w:val="28"/>
+        </w:rPr>
+        <w:t xml:space="preserve">: </w:t>
+      </w:r>
+      <w:proofErr w:type="spellStart"/>
+      <w:r>
+        <w:rPr>
+          <w:rStyle w:val="hljs-title"/>
+          <w:rFonts w:asciiTheme="minorHAnsi" w:hAnsiTheme="minorHAnsi" w:cstheme="minorHAnsi"/>
+          <w:sz w:val="28"/>
+          <w:szCs w:val="28"/>
+        </w:rPr>
+        <w:t>Math</w:t>
+      </w:r>
+      <w:r>
+        <w:rPr>
+          <w:rStyle w:val="HTMLCode"/>
+          <w:rFonts w:asciiTheme="minorHAnsi" w:eastAsiaTheme="majorEastAsia" w:hAnsiTheme="minorHAnsi" w:cstheme="minorHAnsi"/>
+          <w:sz w:val="28"/>
+          <w:szCs w:val="28"/>
+        </w:rPr>
+        <w:t>.</w:t>
+      </w:r>
+      <w:r>
+        <w:rPr>
+          <w:rStyle w:val="hljs-title"/>
+          <w:rFonts w:asciiTheme="minorHAnsi" w:hAnsiTheme="minorHAnsi" w:cstheme="minorHAnsi"/>
+          <w:sz w:val="28"/>
+          <w:szCs w:val="28"/>
+        </w:rPr>
+        <w:t>floor</w:t>
+      </w:r>
+      <w:proofErr w:type="spellEnd"/>
+      <w:r>
+        <w:rPr>
+          <w:rStyle w:val="HTMLCode"/>
+          <w:rFonts w:asciiTheme="minorHAnsi" w:eastAsiaTheme="majorEastAsia" w:hAnsiTheme="minorHAnsi" w:cstheme="minorHAnsi"/>
+          <w:sz w:val="28"/>
+          <w:szCs w:val="28"/>
+        </w:rPr>
+        <w:t>(</w:t>
+      </w:r>
+      <w:proofErr w:type="spellStart"/>
+      <w:r>
+        <w:rPr>
+          <w:rStyle w:val="hljs-title"/>
+          <w:rFonts w:asciiTheme="minorHAnsi" w:hAnsiTheme="minorHAnsi" w:cstheme="minorHAnsi"/>
+          <w:sz w:val="28"/>
+          <w:szCs w:val="28"/>
+        </w:rPr>
+        <w:t>Math</w:t>
+      </w:r>
+      <w:r>
+        <w:rPr>
+          <w:rStyle w:val="HTMLCode"/>
+          <w:rFonts w:asciiTheme="minorHAnsi" w:eastAsiaTheme="majorEastAsia" w:hAnsiTheme="minorHAnsi" w:cstheme="minorHAnsi"/>
+          <w:sz w:val="28"/>
+          <w:szCs w:val="28"/>
+        </w:rPr>
+        <w:t>.</w:t>
+      </w:r>
+      <w:r>
+        <w:rPr>
+          <w:rStyle w:val="hljs-title"/>
+          <w:rFonts w:asciiTheme="minorHAnsi" w:hAnsiTheme="minorHAnsi" w:cstheme="minorHAnsi"/>
+          <w:sz w:val="28"/>
+          <w:szCs w:val="28"/>
+        </w:rPr>
+        <w:t>random</w:t>
+      </w:r>
+      <w:proofErr w:type="spellEnd"/>
+      <w:r>
+        <w:rPr>
+          <w:rStyle w:val="HTMLCode"/>
+          <w:rFonts w:asciiTheme="minorHAnsi" w:eastAsiaTheme="majorEastAsia" w:hAnsiTheme="minorHAnsi" w:cstheme="minorHAnsi"/>
+          <w:sz w:val="28"/>
+          <w:szCs w:val="28"/>
+        </w:rPr>
+        <w:t xml:space="preserve">() * </w:t>
+      </w:r>
+      <w:r>
+        <w:rPr>
+          <w:rStyle w:val="hljs-number"/>
+          <w:rFonts w:asciiTheme="minorHAnsi" w:hAnsiTheme="minorHAnsi" w:cstheme="minorHAnsi"/>
+          <w:sz w:val="28"/>
+          <w:szCs w:val="28"/>
+        </w:rPr>
+        <w:t>1000</w:t>
+      </w:r>
+      <w:r>
+        <w:rPr>
+          <w:rStyle w:val="HTMLCode"/>
+          <w:rFonts w:asciiTheme="minorHAnsi" w:eastAsiaTheme="majorEastAsia" w:hAnsiTheme="minorHAnsi" w:cstheme="minorHAnsi"/>
+          <w:sz w:val="28"/>
+          <w:szCs w:val="28"/>
+        </w:rPr>
+        <w:t>),</w:t>
+      </w:r>
+    </w:p>
+    <w:p>
+      <w:pPr>
+        <w:pStyle w:val="HTMLPreformatted"/>
+        <w:jc w:val="both"/>
+        <w:rPr>
+          <w:rStyle w:val="HTMLCode"/>
+          <w:rFonts w:asciiTheme="minorHAnsi" w:eastAsiaTheme="majorEastAsia" w:hAnsiTheme="minorHAnsi" w:cstheme="minorHAnsi"/>
+          <w:sz w:val="28"/>
+          <w:szCs w:val="28"/>
+        </w:rPr>
+      </w:pPr>
+      <w:r>
+        <w:rPr>
+          <w:rStyle w:val="HTMLCode"/>
+          <w:rFonts w:asciiTheme="minorHAnsi" w:eastAsiaTheme="majorEastAsia" w:hAnsiTheme="minorHAnsi" w:cstheme="minorHAnsi"/>
+          <w:sz w:val="28"/>
+          <w:szCs w:val="28"/>
+        </w:rPr>
+        <w:t xml:space="preserve">    </w:t>
+      </w:r>
+      <w:proofErr w:type="gramStart"/>
+      <w:r>
+        <w:rPr>
+          <w:rStyle w:val="hljs-attr"/>
+          <w:rFonts w:asciiTheme="minorHAnsi" w:hAnsiTheme="minorHAnsi" w:cstheme="minorHAnsi"/>
+          <w:sz w:val="28"/>
+          <w:szCs w:val="28"/>
+        </w:rPr>
+        <w:t>amount</w:t>
+      </w:r>
+      <w:proofErr w:type="gramEnd"/>
+      <w:r>
+        <w:rPr>
+          <w:rStyle w:val="HTMLCode"/>
+          <w:rFonts w:asciiTheme="minorHAnsi" w:eastAsiaTheme="majorEastAsia" w:hAnsiTheme="minorHAnsi" w:cstheme="minorHAnsi"/>
+          <w:sz w:val="28"/>
+          <w:szCs w:val="28"/>
+        </w:rPr>
+        <w:t xml:space="preserve">: </w:t>
+      </w:r>
+      <w:proofErr w:type="spellStart"/>
+      <w:r>
+        <w:rPr>
+          <w:rStyle w:val="hljs-title"/>
+          <w:rFonts w:asciiTheme="minorHAnsi" w:hAnsiTheme="minorHAnsi" w:cstheme="minorHAnsi"/>
+          <w:sz w:val="28"/>
+          <w:szCs w:val="28"/>
+        </w:rPr>
+        <w:t>Math</w:t>
+      </w:r>
+      <w:r>
+        <w:rPr>
+          <w:rStyle w:val="HTMLCode"/>
+          <w:rFonts w:asciiTheme="minorHAnsi" w:eastAsiaTheme="majorEastAsia" w:hAnsiTheme="minorHAnsi" w:cstheme="minorHAnsi"/>
+          <w:sz w:val="28"/>
+          <w:szCs w:val="28"/>
+        </w:rPr>
+        <w:t>.</w:t>
+      </w:r>
+      <w:r>
+        <w:rPr>
+          <w:rStyle w:val="hljs-title"/>
+          <w:rFonts w:asciiTheme="minorHAnsi" w:hAnsiTheme="minorHAnsi" w:cstheme="minorHAnsi"/>
+          <w:sz w:val="28"/>
+          <w:szCs w:val="28"/>
+        </w:rPr>
+        <w:t>random</w:t>
+      </w:r>
+      <w:proofErr w:type="spellEnd"/>
+      <w:r>
+        <w:rPr>
+          <w:rStyle w:val="HTMLCode"/>
+          <w:rFonts w:asciiTheme="minorHAnsi" w:eastAsiaTheme="majorEastAsia" w:hAnsiTheme="minorHAnsi" w:cstheme="minorHAnsi"/>
+          <w:sz w:val="28"/>
+          <w:szCs w:val="28"/>
+        </w:rPr>
+        <w:t xml:space="preserve">() * </w:t>
+      </w:r>
+      <w:r>
+        <w:rPr>
+          <w:rStyle w:val="hljs-number"/>
+          <w:rFonts w:asciiTheme="minorHAnsi" w:hAnsiTheme="minorHAnsi" w:cstheme="minorHAnsi"/>
+          <w:sz w:val="28"/>
+          <w:szCs w:val="28"/>
+        </w:rPr>
+        <w:t>1000</w:t>
+      </w:r>
+      <w:r>
+        <w:rPr>
+          <w:rStyle w:val="HTMLCode"/>
+          <w:rFonts w:asciiTheme="minorHAnsi" w:eastAsiaTheme="majorEastAsia" w:hAnsiTheme="minorHAnsi" w:cstheme="minorHAnsi"/>
+          <w:sz w:val="28"/>
+          <w:szCs w:val="28"/>
+        </w:rPr>
+        <w:t>,</w:t>
+      </w:r>
+    </w:p>
+    <w:p>
+      <w:pPr>
+        <w:pStyle w:val="HTMLPreformatted"/>
+        <w:jc w:val="both"/>
+        <w:rPr>
+          <w:rStyle w:val="HTMLCode"/>
+          <w:rFonts w:asciiTheme="minorHAnsi" w:eastAsiaTheme="majorEastAsia" w:hAnsiTheme="minorHAnsi" w:cstheme="minorHAnsi"/>
+          <w:sz w:val="28"/>
+          <w:szCs w:val="28"/>
+        </w:rPr>
+      </w:pPr>
+      <w:r>
+        <w:rPr>
+          <w:rStyle w:val="HTMLCode"/>
+          <w:rFonts w:asciiTheme="minorHAnsi" w:eastAsiaTheme="majorEastAsia" w:hAnsiTheme="minorHAnsi" w:cstheme="minorHAnsi"/>
+          <w:sz w:val="28"/>
+          <w:szCs w:val="28"/>
+        </w:rPr>
+        <w:t xml:space="preserve">    </w:t>
+      </w:r>
+      <w:proofErr w:type="gramStart"/>
+      <w:r>
+        <w:rPr>
+          <w:rStyle w:val="hljs-attr"/>
+          <w:rFonts w:asciiTheme="minorHAnsi" w:hAnsiTheme="minorHAnsi" w:cstheme="minorHAnsi"/>
+          <w:sz w:val="28"/>
+          <w:szCs w:val="28"/>
+        </w:rPr>
+        <w:t>date</w:t>
+      </w:r>
+      <w:proofErr w:type="gramEnd"/>
+      <w:r>
+        <w:rPr>
+          <w:rStyle w:val="HTMLCode"/>
+          <w:rFonts w:asciiTheme="minorHAnsi" w:eastAsiaTheme="majorEastAsia" w:hAnsiTheme="minorHAnsi" w:cstheme="minorHAnsi"/>
+          <w:sz w:val="28"/>
+          <w:szCs w:val="28"/>
+        </w:rPr>
+        <w:t xml:space="preserve">: </w:t>
+      </w:r>
+      <w:r>
+        <w:rPr>
+          <w:rStyle w:val="hljs-keyword"/>
+          <w:rFonts w:asciiTheme="minorHAnsi" w:hAnsiTheme="minorHAnsi" w:cstheme="minorHAnsi"/>
+          <w:sz w:val="28"/>
+          <w:szCs w:val="28"/>
+        </w:rPr>
+        <w:t>new</w:t>
+      </w:r>
+      <w:r>
+        <w:rPr>
+          <w:rStyle w:val="HTMLCode"/>
+          <w:rFonts w:asciiTheme="minorHAnsi" w:eastAsiaTheme="majorEastAsia" w:hAnsiTheme="minorHAnsi" w:cstheme="minorHAnsi"/>
+          <w:sz w:val="28"/>
+          <w:szCs w:val="28"/>
+        </w:rPr>
+        <w:t xml:space="preserve"> </w:t>
+      </w:r>
+      <w:r>
+        <w:rPr>
+          <w:rStyle w:val="hljs-title"/>
+          <w:rFonts w:asciiTheme="minorHAnsi" w:hAnsiTheme="minorHAnsi" w:cstheme="minorHAnsi"/>
+          <w:sz w:val="28"/>
+          <w:szCs w:val="28"/>
+        </w:rPr>
+        <w:t>Date</w:t>
+      </w:r>
+      <w:r>
+        <w:rPr>
+          <w:rStyle w:val="HTMLCode"/>
+          <w:rFonts w:asciiTheme="minorHAnsi" w:eastAsiaTheme="majorEastAsia" w:hAnsiTheme="minorHAnsi" w:cstheme="minorHAnsi"/>
+          <w:sz w:val="28"/>
+          <w:szCs w:val="28"/>
+        </w:rPr>
+        <w:t>()</w:t>
+      </w:r>
+    </w:p>
+    <w:p>
+      <w:pPr>
+        <w:pStyle w:val="HTMLPreformatted"/>
+        <w:jc w:val="both"/>
+        <w:rPr>
+          <w:rStyle w:val="HTMLCode"/>
+          <w:rFonts w:asciiTheme="minorHAnsi" w:eastAsiaTheme="majorEastAsia" w:hAnsiTheme="minorHAnsi" w:cstheme="minorHAnsi"/>
+          <w:sz w:val="28"/>
+          <w:szCs w:val="28"/>
+        </w:rPr>
+      </w:pPr>
+      <w:r>
+        <w:rPr>
+          <w:rStyle w:val="HTMLCode"/>
+          <w:rFonts w:asciiTheme="minorHAnsi" w:eastAsiaTheme="majorEastAsia" w:hAnsiTheme="minorHAnsi" w:cstheme="minorHAnsi"/>
+          <w:sz w:val="28"/>
+          <w:szCs w:val="28"/>
+        </w:rPr>
+        <w:t xml:space="preserve">  });</w:t>
+      </w:r>
+    </w:p>
+    <w:p>
+      <w:pPr>
+        <w:pStyle w:val="HTMLPreformatted"/>
+        <w:jc w:val="both"/>
+        <w:rPr>
+          <w:rStyle w:val="HTMLCode"/>
+          <w:rFonts w:asciiTheme="minorHAnsi" w:eastAsiaTheme="majorEastAsia" w:hAnsiTheme="minorHAnsi" w:cstheme="minorHAnsi"/>
+          <w:sz w:val="28"/>
+          <w:szCs w:val="28"/>
+        </w:rPr>
+      </w:pPr>
+      <w:r>
+        <w:rPr>
+          <w:rStyle w:val="HTMLCode"/>
+          <w:rFonts w:asciiTheme="minorHAnsi" w:eastAsiaTheme="majorEastAsia" w:hAnsiTheme="minorHAnsi" w:cstheme="minorHAnsi"/>
+          <w:sz w:val="28"/>
+          <w:szCs w:val="28"/>
+        </w:rPr>
+        <w:t>}</w:t>
+      </w:r>
+    </w:p>
+    <w:p>
+      <w:pPr>
+        <w:jc w:val="both"/>
+        <w:rPr>
+          <w:rFonts w:cstheme="minorHAnsi"/>
+          <w:sz w:val="28"/>
+          <w:szCs w:val="28"/>
+        </w:rPr>
+      </w:pPr>
+      <w:r>
+        <w:rPr>
+          <w:rFonts w:cstheme="minorHAnsi"/>
+          <w:sz w:val="28"/>
+          <w:szCs w:val="28"/>
+        </w:rPr>
+        <w:pict w14:anchorId="63D4286E">
+          <v:rect id="_x0000_i1034" style="width:0;height:1.5pt" o:hralign="center" o:hrstd="t" o:hr="t" fillcolor="#a0a0a0" stroked="f"/>
+        </w:pict>
+      </w:r>
+    </w:p>
+    <w:p>
+      <w:pPr>
+        <w:pStyle w:val="Heading4"/>
+        <w:jc w:val="both"/>
+        <w:rPr>
+          <w:rFonts w:cstheme="minorHAnsi"/>
+          <w:sz w:val="28"/>
+          <w:szCs w:val="28"/>
+        </w:rPr>
+      </w:pPr>
       <w:r>
         <w:rPr>
           <w:rStyle w:val="Strong"/>
@@ -3144,9 +3492,9 @@
           <w:sz w:val="28"/>
           <w:szCs w:val="28"/>
         </w:rPr>
-        <w:t>Sharding</w:t>
-      </w:r>
-      <w:proofErr w:type="spellEnd"/>
+        <w:t xml:space="preserve">Step 7: Verify </w:t>
+      </w:r>
+      <w:proofErr w:type="spellStart"/>
       <w:r>
         <w:rPr>
           <w:rStyle w:val="Strong"/>
@@ -3156,143 +3504,9 @@
           <w:sz w:val="28"/>
           <w:szCs w:val="28"/>
         </w:rPr>
-        <w:t xml:space="preserve"> Distribution</w:t>
-      </w:r>
-    </w:p>
-    <w:p>
-      <w:pPr>
-        <w:pStyle w:val="HTMLPreformatted"/>
-        <w:jc w:val="both"/>
-        <w:rPr>
-          <w:rStyle w:val="HTMLCode"/>
-          <w:rFonts w:asciiTheme="minorHAnsi" w:eastAsiaTheme="majorEastAsia" w:hAnsiTheme="minorHAnsi" w:cstheme="minorHAnsi"/>
-          <w:sz w:val="28"/>
-          <w:szCs w:val="28"/>
-        </w:rPr>
-      </w:pPr>
-      <w:proofErr w:type="spellStart"/>
-      <w:proofErr w:type="gramStart"/>
-      <w:r>
-        <w:rPr>
-          <w:rStyle w:val="HTMLCode"/>
-          <w:rFonts w:asciiTheme="minorHAnsi" w:eastAsiaTheme="majorEastAsia" w:hAnsiTheme="minorHAnsi" w:cstheme="minorHAnsi"/>
-          <w:sz w:val="28"/>
-          <w:szCs w:val="28"/>
-        </w:rPr>
-        <w:t>sh.</w:t>
-      </w:r>
-      <w:r>
-        <w:rPr>
-          <w:rStyle w:val="hljs-title"/>
-          <w:rFonts w:asciiTheme="minorHAnsi" w:hAnsiTheme="minorHAnsi" w:cstheme="minorHAnsi"/>
-          <w:sz w:val="28"/>
-          <w:szCs w:val="28"/>
-        </w:rPr>
-        <w:t>status</w:t>
+        <w:t>Sharding</w:t>
       </w:r>
       <w:proofErr w:type="spellEnd"/>
-      <w:r>
-        <w:rPr>
-          <w:rStyle w:val="HTMLCode"/>
-          <w:rFonts w:asciiTheme="minorHAnsi" w:eastAsiaTheme="majorEastAsia" w:hAnsiTheme="minorHAnsi" w:cstheme="minorHAnsi"/>
-          <w:sz w:val="28"/>
-          <w:szCs w:val="28"/>
-        </w:rPr>
-        <w:t>()</w:t>
-      </w:r>
-      <w:proofErr w:type="gramEnd"/>
-    </w:p>
-    <w:p>
-      <w:pPr>
-        <w:pStyle w:val="HTMLPreformatted"/>
-        <w:jc w:val="both"/>
-        <w:rPr>
-          <w:rStyle w:val="HTMLCode"/>
-          <w:rFonts w:asciiTheme="minorHAnsi" w:eastAsiaTheme="majorEastAsia" w:hAnsiTheme="minorHAnsi" w:cstheme="minorHAnsi"/>
-          <w:sz w:val="28"/>
-          <w:szCs w:val="28"/>
-        </w:rPr>
-      </w:pPr>
-      <w:proofErr w:type="spellStart"/>
-      <w:proofErr w:type="gramStart"/>
-      <w:r>
-        <w:rPr>
-          <w:rStyle w:val="HTMLCode"/>
-          <w:rFonts w:asciiTheme="minorHAnsi" w:eastAsiaTheme="majorEastAsia" w:hAnsiTheme="minorHAnsi" w:cstheme="minorHAnsi"/>
-          <w:sz w:val="28"/>
-          <w:szCs w:val="28"/>
-        </w:rPr>
-        <w:t>db.</w:t>
-      </w:r>
-      <w:r>
-        <w:rPr>
-          <w:rStyle w:val="hljs-property"/>
-          <w:rFonts w:asciiTheme="minorHAnsi" w:eastAsiaTheme="majorEastAsia" w:hAnsiTheme="minorHAnsi" w:cstheme="minorHAnsi"/>
-          <w:sz w:val="28"/>
-          <w:szCs w:val="28"/>
-        </w:rPr>
-        <w:t>orders</w:t>
-      </w:r>
-      <w:r>
-        <w:rPr>
-          <w:rStyle w:val="HTMLCode"/>
-          <w:rFonts w:asciiTheme="minorHAnsi" w:eastAsiaTheme="majorEastAsia" w:hAnsiTheme="minorHAnsi" w:cstheme="minorHAnsi"/>
-          <w:sz w:val="28"/>
-          <w:szCs w:val="28"/>
-        </w:rPr>
-        <w:t>.</w:t>
-      </w:r>
-      <w:r>
-        <w:rPr>
-          <w:rStyle w:val="hljs-title"/>
-          <w:rFonts w:asciiTheme="minorHAnsi" w:hAnsiTheme="minorHAnsi" w:cstheme="minorHAnsi"/>
-          <w:sz w:val="28"/>
-          <w:szCs w:val="28"/>
-        </w:rPr>
-        <w:t>getShardDistribution</w:t>
-      </w:r>
-      <w:proofErr w:type="spellEnd"/>
-      <w:r>
-        <w:rPr>
-          <w:rStyle w:val="HTMLCode"/>
-          <w:rFonts w:asciiTheme="minorHAnsi" w:eastAsiaTheme="majorEastAsia" w:hAnsiTheme="minorHAnsi" w:cstheme="minorHAnsi"/>
-          <w:sz w:val="28"/>
-          <w:szCs w:val="28"/>
-        </w:rPr>
-        <w:t>()</w:t>
-      </w:r>
-      <w:proofErr w:type="gramEnd"/>
-    </w:p>
-    <w:p>
-      <w:pPr>
-        <w:jc w:val="both"/>
-        <w:rPr>
-          <w:rFonts w:cstheme="minorHAnsi"/>
-          <w:sz w:val="28"/>
-          <w:szCs w:val="28"/>
-        </w:rPr>
-      </w:pPr>
-      <w:r>
-        <w:rPr>
-          <w:rFonts w:cstheme="minorHAnsi"/>
-          <w:sz w:val="28"/>
-          <w:szCs w:val="28"/>
-        </w:rPr>
-        <w:pict w14:anchorId="5D1FEAD6">
-          <v:rect id="_x0000_i1049" style="width:0;height:1.5pt" o:hralign="center" o:hrstd="t" o:hr="t" fillcolor="#a0a0a0" stroked="f"/>
-        </w:pict>
-      </w:r>
-    </w:p>
-    <w:p>
-      <w:pPr>
-        <w:pStyle w:val="Heading4"/>
-        <w:jc w:val="both"/>
-        <w:rPr>
-          <w:rFonts w:cstheme="minorHAnsi"/>
-          <w:sz w:val="28"/>
-          <w:szCs w:val="28"/>
-        </w:rPr>
-      </w:pPr>
       <w:r>
         <w:rPr>
           <w:rStyle w:val="Strong"/>
@@ -3302,6 +3516,155 @@
           <w:sz w:val="28"/>
           <w:szCs w:val="28"/>
         </w:rPr>
+        <w:t xml:space="preserve"> Distribution</w:t>
+      </w:r>
+    </w:p>
+    <w:p>
+      <w:pPr>
+        <w:pStyle w:val="HTMLPreformatted"/>
+        <w:jc w:val="both"/>
+        <w:rPr>
+          <w:rStyle w:val="HTMLCode"/>
+          <w:rFonts w:asciiTheme="minorHAnsi" w:eastAsiaTheme="majorEastAsia" w:hAnsiTheme="minorHAnsi" w:cstheme="minorHAnsi"/>
+          <w:sz w:val="28"/>
+          <w:szCs w:val="28"/>
+        </w:rPr>
+      </w:pPr>
+      <w:proofErr w:type="spellStart"/>
+      <w:proofErr w:type="gramStart"/>
+      <w:r>
+        <w:rPr>
+          <w:rStyle w:val="HTMLCode"/>
+          <w:rFonts w:asciiTheme="minorHAnsi" w:eastAsiaTheme="majorEastAsia" w:hAnsiTheme="minorHAnsi" w:cstheme="minorHAnsi"/>
+          <w:sz w:val="28"/>
+          <w:szCs w:val="28"/>
+        </w:rPr>
+        <w:t>sh.</w:t>
+      </w:r>
+      <w:r>
+        <w:rPr>
+          <w:rStyle w:val="hljs-title"/>
+          <w:rFonts w:asciiTheme="minorHAnsi" w:hAnsiTheme="minorHAnsi" w:cstheme="minorHAnsi"/>
+          <w:sz w:val="28"/>
+          <w:szCs w:val="28"/>
+        </w:rPr>
+        <w:t>status</w:t>
+      </w:r>
+      <w:proofErr w:type="spellEnd"/>
+      <w:r>
+        <w:rPr>
+          <w:rStyle w:val="HTMLCode"/>
+          <w:rFonts w:asciiTheme="minorHAnsi" w:eastAsiaTheme="majorEastAsia" w:hAnsiTheme="minorHAnsi" w:cstheme="minorHAnsi"/>
+          <w:sz w:val="28"/>
+          <w:szCs w:val="28"/>
+        </w:rPr>
+        <w:t>()</w:t>
+      </w:r>
+      <w:proofErr w:type="gramEnd"/>
+    </w:p>
+    <w:p>
+      <w:pPr>
+        <w:pStyle w:val="HTMLPreformatted"/>
+        <w:jc w:val="both"/>
+        <w:rPr>
+          <w:rStyle w:val="HTMLCode"/>
+          <w:rFonts w:asciiTheme="minorHAnsi" w:eastAsiaTheme="majorEastAsia" w:hAnsiTheme="minorHAnsi" w:cstheme="minorHAnsi"/>
+          <w:sz w:val="28"/>
+          <w:szCs w:val="28"/>
+        </w:rPr>
+      </w:pPr>
+      <w:bookmarkStart w:id="0" w:name="_GoBack"/>
+      <w:proofErr w:type="spellStart"/>
+      <w:proofErr w:type="gramStart"/>
+      <w:r>
+        <w:rPr>
+          <w:rStyle w:val="HTMLCode"/>
+          <w:rFonts w:asciiTheme="minorHAnsi" w:eastAsiaTheme="majorEastAsia" w:hAnsiTheme="minorHAnsi" w:cstheme="minorHAnsi"/>
+          <w:sz w:val="28"/>
+          <w:szCs w:val="28"/>
+        </w:rPr>
+        <w:t>db.</w:t>
+      </w:r>
+      <w:r>
+        <w:rPr>
+          <w:rStyle w:val="hljs-property"/>
+          <w:rFonts w:asciiTheme="minorHAnsi" w:eastAsiaTheme="majorEastAsia" w:hAnsiTheme="minorHAnsi" w:cstheme="minorHAnsi"/>
+          <w:sz w:val="28"/>
+          <w:szCs w:val="28"/>
+        </w:rPr>
+        <w:t>orders</w:t>
+      </w:r>
+      <w:r>
+        <w:rPr>
+          <w:rStyle w:val="HTMLCode"/>
+          <w:rFonts w:asciiTheme="minorHAnsi" w:eastAsiaTheme="majorEastAsia" w:hAnsiTheme="minorHAnsi" w:cstheme="minorHAnsi"/>
+          <w:sz w:val="28"/>
+          <w:szCs w:val="28"/>
+        </w:rPr>
+        <w:t>.</w:t>
+      </w:r>
+      <w:r>
+        <w:rPr>
+          <w:rStyle w:val="hljs-title"/>
+          <w:rFonts w:asciiTheme="minorHAnsi" w:hAnsiTheme="minorHAnsi" w:cstheme="minorHAnsi"/>
+          <w:sz w:val="28"/>
+          <w:szCs w:val="28"/>
+        </w:rPr>
+        <w:t>getShardDistribution</w:t>
+      </w:r>
+      <w:proofErr w:type="spellEnd"/>
+      <w:r>
+        <w:rPr>
+          <w:rStyle w:val="HTMLCode"/>
+          <w:rFonts w:asciiTheme="minorHAnsi" w:eastAsiaTheme="majorEastAsia" w:hAnsiTheme="minorHAnsi" w:cstheme="minorHAnsi"/>
+          <w:sz w:val="28"/>
+          <w:szCs w:val="28"/>
+        </w:rPr>
+        <w:t>()</w:t>
+      </w:r>
+      <w:bookmarkEnd w:id="0"/>
+      <w:proofErr w:type="gramEnd"/>
+    </w:p>
+    <w:p>
+      <w:pPr>
+        <w:jc w:val="both"/>
+        <w:rPr>
+          <w:rFonts w:cstheme="minorHAnsi"/>
+          <w:sz w:val="28"/>
+          <w:szCs w:val="28"/>
+        </w:rPr>
+      </w:pPr>
+      <w:r>
+        <w:rPr>
+          <w:rFonts w:cstheme="minorHAnsi"/>
+          <w:sz w:val="28"/>
+          <w:szCs w:val="28"/>
+        </w:rPr>
+        <w:pict w14:anchorId="5D1FEAD6">
+          <v:rect id="_x0000_i1035" style="width:0;height:1.5pt" o:hralign="center" o:hrstd="t" o:hr="t" fillcolor="#a0a0a0" stroked="f"/>
+        </w:pict>
+      </w:r>
+    </w:p>
+    <w:p>
+      <w:pPr>
+        <w:pStyle w:val="Heading4"/>
+        <w:jc w:val="both"/>
+        <w:rPr>
+          <w:rFonts w:cstheme="minorHAnsi"/>
+          <w:sz w:val="28"/>
+          <w:szCs w:val="28"/>
+        </w:rPr>
+      </w:pPr>
+      <w:r>
+        <w:rPr>
+          <w:rStyle w:val="Strong"/>
+          <w:rFonts w:cstheme="minorHAnsi"/>
+          <w:b w:val="0"/>
+          <w:bCs w:val="0"/>
+          <w:sz w:val="28"/>
+          <w:szCs w:val="28"/>
+        </w:rPr>
+        <w:lastRenderedPageBreak/>
         <w:t>Step 8: Evaluate Performance</w:t>
       </w:r>
     </w:p>
@@ -3819,8 +4182,6 @@
         </w:rPr>
         <w:t>()</w:t>
       </w:r>
-      <w:bookmarkStart w:id="0" w:name="_GoBack"/>
-      <w:bookmarkEnd w:id="0"/>
     </w:p>
     <w:p>
       <w:pPr>
@@ -3838,7 +4199,7 @@
           <w:szCs w:val="28"/>
         </w:rPr>
         <w:pict w14:anchorId="2C80FCA5">
-          <v:rect id="_x0000_i1050" style="width:0;height:1.5pt" o:hralign="center" o:hrstd="t" o:hr="t" fillcolor="#a0a0a0" stroked="f"/>
+          <v:rect id="_x0000_i1036" style="width:0;height:1.5pt" o:hralign="center" o:hrstd="t" o:hr="t" fillcolor="#a0a0a0" stroked="f"/>
         </w:pict>
       </w:r>
     </w:p>
@@ -3857,7 +4218,6 @@
           <w:b w:val="0"/>
           <w:bCs w:val="0"/>
         </w:rPr>
-        <w:lastRenderedPageBreak/>
         <w:t>Observation Table:</w:t>
       </w:r>
     </w:p>
@@ -4349,7 +4709,7 @@
           <w:szCs w:val="28"/>
         </w:rPr>
         <w:pict w14:anchorId="6B6904CE">
-          <v:rect id="_x0000_i1051" style="width:0;height:1.5pt" o:hralign="center" o:hrstd="t" o:hr="t" fillcolor="#a0a0a0" stroked="f"/>
+          <v:rect id="_x0000_i1037" style="width:0;height:1.5pt" o:hralign="center" o:hrstd="t" o:hr="t" fillcolor="#a0a0a0" stroked="f"/>
         </w:pict>
       </w:r>
     </w:p>
@@ -4466,7 +4826,7 @@
           <w:szCs w:val="28"/>
         </w:rPr>
         <w:pict w14:anchorId="36EA3BE3">
-          <v:rect id="_x0000_i1052" style="width:0;height:1.5pt" o:hralign="center" o:hrstd="t" o:hr="t" fillcolor="#a0a0a0" stroked="f"/>
+          <v:rect id="_x0000_i1038" style="width:0;height:1.5pt" o:hralign="center" o:hrstd="t" o:hr="t" fillcolor="#a0a0a0" stroked="f"/>
         </w:pict>
       </w:r>
     </w:p>
